--- a/build/IT494_Proposal.docx
+++ b/build/IT494_Proposal.docx
@@ -79,7 +79,7 @@
     </w:p>
     <w:p>
       <w:r>
-        <w:t>Four public-domain corpora are already assembled, 81 files and about 6.8 million words: the Oz canon, the complete Sherlock Holmes, the major Greek mythological sources, and the Chinese classical novels. Oz supplies the supersession fixture and a mid-canon change of author. Holmes contributes a contradiction Doyle never reconciled and a contamination probe: the deerstalker cap belongs to the illustrations, not the text, so if an induced description of Holmes contains one, the description came from the model's training and not from my store. The Greek corpus supplies irreconcilable disagreement between sources and hundreds of free entity-resolution test pairs, since Ovid names in Latin what Homer names in Greek. The Chinese corpus holds the same novel as proofread text, raw OCR, and machine translation, which lets me measure what OCR error and translation error each cost the pipeline.</w:t>
+        <w:t>Four public-domain corpora are already assembled, 81 files and about 6.9 million words: the Oz canon, the complete Sherlock Holmes, the major Greek mythological sources, and the Chinese classical novels. Oz supplies the supersession fixture and a mid-canon change of author. Holmes contributes a contradiction Doyle never reconciled and a contamination probe: the deerstalker cap belongs to the illustrations, not the text, so if an induced description of Holmes contains one, the description came from the model's training and not from my store. The Greek corpus supplies irreconcilable disagreement between sources and hundreds of free entity-resolution test pairs, since Ovid names in Latin what Homer names in Greek. The Chinese corpus holds the same novel as proofread text, raw OCR, and machine translation, which lets me measure what OCR error and translation error each cost the pipeline.</w:t>
       </w:r>
     </w:p>
     <w:p>
@@ -123,7 +123,7 @@
     </w:p>
     <w:p>
       <w:r>
-        <w:t>Second, resolution accuracy against a hand-labelled alias set over one novel, built in the first week and scored from the very first ingest.</w:t>
+        <w:t>Second, resolution accuracy against a hand-labeled alias set over one novel, built in the first week and scored from the very first ingest.</w:t>
       </w:r>
     </w:p>
     <w:p>
@@ -133,7 +133,7 @@
     </w:p>
     <w:p>
       <w:r>
-        <w:t>Fourth, the instruments that fall out of running the pipeline at all: duplicate entities minted per chapter, the rate at which extracted quotes fail to appear verbatim in their source, predicate sprawl, token cost per stage and per model tier, and agreement between the chapter-level and entity-level summaries, which describe the same text independently and catch each other's omissions.</w:t>
+        <w:t>Fourth, the instruments that fall out of running the pipeline at all: duplicate entities minted per chapter, the rate at which extracted quotes fail to appear verbatim in their source, predicate sprawl, token cost per stage and per model tier, agreement between the chapter-level and entity-level summaries, which describe the same text independently and catch each other's omissions, and the cost of keeping summaries current as the corpus grows, set against published figures for full-rebuild systems.</w:t>
       </w:r>
     </w:p>
     <w:p>
@@ -182,7 +182,7 @@
     </w:p>
     <w:p>
       <w:r>
-        <w:t>Hours, not compute, are the binding constraint. The full four-corpus run costs from a few dollars on the cheapest model tier to a few hundred on the priciest at batch rates. When something slips, the plan cuts corpus scope, never measurement.</w:t>
+        <w:t>Hours are the binding constraint; the compute is a few dollars to a few hundred at batch rates for the full four-corpus run. When something slips, I cut corpus scope and keep every committed measurement.</w:t>
       </w:r>
     </w:p>
     <w:sectPr>

--- a/build/IT494_Proposal.docx
+++ b/build/IT494_Proposal.docx
@@ -4,185 +4,9326 @@
   <w:body>
     <w:p>
       <w:pPr>
-        <w:spacing w:after="40"/>
-        <w:jc w:val="left"/>
+        <w:spacing w:before="2400"/>
       </w:pPr>
       <w:r>
         <w:rPr>
           <w:b/>
-          <w:sz w:val="40"/>
+          <w:sz w:val="52"/>
         </w:rPr>
         <w:t>Persistent memory for a desktop assistant</w:t>
       </w:r>
     </w:p>
     <w:p>
-      <w:pPr>
-        <w:spacing w:after="280"/>
-        <w:jc w:val="left"/>
-      </w:pPr>
       <w:r>
         <w:rPr>
           <w:i/>
           <w:color w:val="595959"/>
-          <w:sz w:val="22"/>
-        </w:rPr>
-        <w:t>Justin Hoffman. IT 494, Fall 2026. Supervisor: Dr. Xing Fang. Draft.</w:t>
+          <w:sz w:val="24"/>
+        </w:rPr>
+        <w:t>A backend that ingests documents and chat logs, keeps dated, quote-backed facts and per-entity narratives, and serves them to an AI client.</w:t>
       </w:r>
     </w:p>
     <w:p>
       <w:pPr>
-        <w:spacing w:before="280" w:after="120"/>
+        <w:spacing w:before="720"/>
+      </w:pPr>
+      <w:r>
+        <w:rPr>
+          <w:sz w:val="24"/>
+        </w:rPr>
+        <w:t>Justin Hoffman</w:t>
+        <w:br/>
+        <w:t>IT 494 directed project, Illinois State University</w:t>
+        <w:br/>
+        <w:t>Supervisor: Dr. Xing Fang</w:t>
+        <w:br/>
+        <w:t>August 31, 2026, working draft</w:t>
+      </w:r>
+    </w:p>
+    <w:p>
+      <w:pPr>
+        <w:spacing w:before="720"/>
+      </w:pPr>
+      <w:r>
+        <w:rPr>
+          <w:color w:val="595959"/>
+          <w:sz w:val="18"/>
+        </w:rPr>
+        <w:t>Drafted with AI assistance; every design decision, citation, and number herein is reviewed and answered for by the author.</w:t>
+      </w:r>
+    </w:p>
+    <w:p>
+      <w:r>
+        <w:br w:type="page"/>
+      </w:r>
+    </w:p>
+    <w:p>
+      <w:pPr>
+        <w:spacing w:before="80" w:after="100"/>
+        <w:jc w:val="left"/>
+      </w:pPr>
+      <w:r>
+        <w:rPr>
+          <w:b/>
+          <w:color w:val="000000"/>
+          <w:sz w:val="44"/>
+        </w:rPr>
+        <w:t>1.  Proposal</w:t>
+      </w:r>
+    </w:p>
+    <w:p>
+      <w:pPr>
+        <w:spacing w:before="320" w:after="100"/>
         <w:jc w:val="left"/>
       </w:pPr>
       <w:r>
         <w:rPr>
           <w:b/>
           <w:color w:val="1F3864"/>
-          <w:sz w:val="28"/>
+          <w:sz w:val="30"/>
         </w:rPr>
         <w:t>The problem</w:t>
       </w:r>
     </w:p>
     <w:p>
-      <w:r>
+      <w:pPr>
+        <w:jc w:val="both"/>
+      </w:pPr>
+      <w:r>
+        <w:rPr>
+          <w:sz w:val="22"/>
+        </w:rPr>
         <w:t>Conversational AI retains nothing between sessions. The standard remedy, retrieval-augmented generation, indexes past text and returns passages that look similar to the question. That answers "what did I say about X" but not "what is true of X now." Similarity ranks a superseded statement as confidently as the statement that replaced it, offers no account of where an answer came from, and cannot say that two phrasings are one fact. "Jenny is employed by GAO" and "Jennifer works at the Government Accountability Office" are the same fact, and a system that stores them as two passages does not know that.</w:t>
       </w:r>
     </w:p>
     <w:p>
-      <w:r>
+      <w:pPr>
+        <w:jc w:val="both"/>
+      </w:pPr>
+      <w:r>
+        <w:rPr>
+          <w:sz w:val="22"/>
+        </w:rPr>
         <w:t>I have run a personal memory system over my own AI conversations for two years, roughly a thousand distilled summaries over twenty million tokens of transcript. It works well enough to use every day and it taught me where the real problems are: deciding that two names refer to one thing, keeping facts current without destroying the record of what was believed before, and compressing a long history into something a model can actually be handed. That system was built to prove the idea. This project builds the real one, with my own code, and measures it.</w:t>
       </w:r>
     </w:p>
     <w:p>
       <w:pPr>
-        <w:spacing w:before="280" w:after="120"/>
+        <w:spacing w:before="320" w:after="100"/>
         <w:jc w:val="left"/>
       </w:pPr>
       <w:r>
         <w:rPr>
           <w:b/>
           <w:color w:val="1F3864"/>
-          <w:sz w:val="28"/>
+          <w:sz w:val="30"/>
         </w:rPr>
         <w:t>What gets built</w:t>
       </w:r>
     </w:p>
     <w:p>
-      <w:r>
+      <w:pPr>
+        <w:jc w:val="both"/>
+      </w:pPr>
+      <w:r>
+        <w:rPr>
+          <w:sz w:val="22"/>
+        </w:rPr>
         <w:t>The end product is a backend for a desktop AI client. It ingests documents and chat logs, and from them builds three layers: entities with their aliases, dated facts with verbatim supporting quotes, and a running narrative of each entity across the source material. A client reads those layers as context. Facts are never overwritten. A new fact supersedes an old one at read time, and the superseding is itself part of what the system knows.</w:t>
       </w:r>
     </w:p>
     <w:p>
-      <w:r>
+      <w:pPr>
+        <w:jc w:val="both"/>
+      </w:pPr>
+      <w:r>
+        <w:rPr>
+          <w:sz w:val="22"/>
+        </w:rPr>
         <w:t>The fall semester builds and tests the methodology on literature rather than on private data, for one reason: you cannot publish measurements taken on a personal life. The working hypothesis is that fiction fed in narrative order behaves like a life recorded in chat. Characters accumulate names, facts change while old ones stay true of their time, and many threads run through one document. In the second Oz book a boy named Tip is revealed to be the transformed princess Ozma. Everything asserted about Tip stays true of the period it was asserted in, and everything after must attach to the same entity under a new name. That is the same event, structurally, as a course pivoting or a colleague changing jobs, and it arrives with ground truth attached.</w:t>
       </w:r>
     </w:p>
     <w:p>
-      <w:r>
+      <w:pPr>
+        <w:jc w:val="both"/>
+      </w:pPr>
+      <w:r>
+        <w:rPr>
+          <w:sz w:val="22"/>
+        </w:rPr>
         <w:t>Four public-domain corpora are already assembled, 81 files and about 6.9 million words: the Oz canon, the complete Sherlock Holmes, the major Greek mythological sources, and the Chinese classical novels. Oz supplies the supersession fixture and a mid-canon change of author. Holmes contributes a contradiction Doyle never reconciled and a contamination probe: the deerstalker cap belongs to the illustrations, not the text, so if an induced description of Holmes contains one, the description came from the model's training and not from my store. The Greek corpus supplies irreconcilable disagreement between sources and hundreds of free entity-resolution test pairs, since Ovid names in Latin what Homer names in Greek. The Chinese corpus holds the same novel as proofread text, raw OCR, and machine translation, which lets me measure what OCR error and translation error each cost the pipeline.</w:t>
       </w:r>
     </w:p>
     <w:p>
-      <w:r>
+      <w:pPr>
+        <w:jc w:val="both"/>
+      </w:pPr>
+      <w:r>
+        <w:rPr>
+          <w:sz w:val="22"/>
+        </w:rPr>
         <w:t>The visible artifact is a wiki assembled mechanically from the store: infobox from fact rows, lead paragraph from the entity summary, biography from the narrative layer, every claim traceable to a verbatim quote. A second version of each page is then written freely by a strong model reading the same store. The assembled page cannot contain anything the text never said; the generated page can; the difference between them is a fabrication measurement a reader can check by eye.</w:t>
       </w:r>
     </w:p>
     <w:p>
       <w:pPr>
-        <w:spacing w:before="280" w:after="120"/>
+        <w:spacing w:before="320" w:after="100"/>
         <w:jc w:val="left"/>
       </w:pPr>
       <w:r>
         <w:rPr>
           <w:b/>
           <w:color w:val="1F3864"/>
-          <w:sz w:val="28"/>
+          <w:sz w:val="30"/>
         </w:rPr>
         <w:t>What gets measured</w:t>
       </w:r>
     </w:p>
     <w:p>
-      <w:r>
+      <w:pPr>
+        <w:jc w:val="both"/>
+      </w:pPr>
+      <w:r>
+        <w:rPr>
+          <w:sz w:val="22"/>
+        </w:rPr>
         <w:t>I checked twelve candidate ideas against published work and every one of them is already taken, including the ones I thought were mine. That settles what kind of paper this is. The venues that fit this work say novelty is optional and rigorous measurement is the price, so the paper is: here is a working system, and here is what each part of it is worth. I build it, switch parts off one at a time, and report what each costs. The class project and the paper are the same work.</w:t>
       </w:r>
     </w:p>
     <w:p>
-      <w:r>
+      <w:pPr>
+        <w:jc w:val="both"/>
+      </w:pPr>
+      <w:r>
+        <w:rPr>
+          <w:sz w:val="22"/>
+        </w:rPr>
         <w:t>One question in the design is genuinely open. Every system I would compare against resolves entities using name similarity, embeddings, or a model's verdict. Mine also scores co-occurrence, whether the surrounding cast matches, and a low-confidence profile inferred from context. Collective entity resolution established the idea in 2007; whether the relational signal still pays when the base matcher is an embedding and a language model is unmeasured, and one of the systems in my comparison table asks for exactly this in its future work. That is the measurement I most want to land.</w:t>
       </w:r>
     </w:p>
     <w:p>
-      <w:r>
+      <w:pPr>
+        <w:jc w:val="both"/>
+      </w:pPr>
+      <w:r>
+        <w:rPr>
+          <w:sz w:val="22"/>
+        </w:rPr>
         <w:t>Five measurements are committed for the semester.</w:t>
       </w:r>
     </w:p>
     <w:p>
-      <w:r>
+      <w:pPr>
+        <w:jc w:val="both"/>
+      </w:pPr>
+      <w:r>
+        <w:rPr>
+          <w:sz w:val="22"/>
+        </w:rPr>
         <w:t>First, question answering on GraphRAG-Bench, a benchmark of 2,010 questions with gold answers and gold evidence over twenty pre-1900 novels, where nine systems have published numbers under the same reader model. I run the full system, a no-context control, and flat retrieval, then once more with the per-entity narratives switched off. Their own results give the target: the best system spends about a thousand tokens per question and the most expensive spends over three hundred thousand, so accuracy per token is where a serverless design can show up.</w:t>
       </w:r>
     </w:p>
     <w:p>
-      <w:r>
+      <w:pPr>
+        <w:jc w:val="both"/>
+      </w:pPr>
+      <w:r>
+        <w:rPr>
+          <w:sz w:val="22"/>
+        </w:rPr>
         <w:t>Second, resolution accuracy against a hand-labeled alias set over one novel, built in the first week and scored from the very first ingest.</w:t>
       </w:r>
     </w:p>
     <w:p>
-      <w:r>
+      <w:pPr>
+        <w:jc w:val="both"/>
+      </w:pPr>
+      <w:r>
+        <w:rPr>
+          <w:sz w:val="22"/>
+        </w:rPr>
         <w:t>Third, question answering on NarrativeQA, which happens to include 345 human-written questions over twelve books already in my corpora, run through the same three arms.</w:t>
       </w:r>
     </w:p>
     <w:p>
-      <w:r>
+      <w:pPr>
+        <w:jc w:val="both"/>
+      </w:pPr>
+      <w:r>
+        <w:rPr>
+          <w:sz w:val="22"/>
+        </w:rPr>
         <w:t>Fourth, the instruments that fall out of running the pipeline at all: duplicate entities minted per chapter, the rate at which extracted quotes fail to appear verbatim in their source, predicate sprawl, token cost per stage and per model tier, agreement between the chapter-level and entity-level summaries, which describe the same text independently and catch each other's omissions, and the cost of keeping summaries current as the corpus grows, set against published figures for full-rebuild systems.</w:t>
       </w:r>
     </w:p>
     <w:p>
-      <w:r>
+      <w:pPr>
+        <w:jc w:val="both"/>
+      </w:pPr>
+      <w:r>
+        <w:rPr>
+          <w:sz w:val="22"/>
+        </w:rPr>
         <w:t>Fifth, the corpus controls: the OCR tax and the translation tax, each isolated by comparing pipeline output over the same content in two forms.</w:t>
       </w:r>
     </w:p>
     <w:p>
-      <w:r>
+      <w:pPr>
+        <w:jc w:val="both"/>
+      </w:pPr>
+      <w:r>
+        <w:rPr>
+          <w:sz w:val="22"/>
+        </w:rPr>
         <w:t>If the schedule holds, one stretch item: LongMemEval, the chat-memory benchmark where the nearest commercial system published its numbers. I run the full-context arm first to prove my harness reproduces their baseline, then the 78 questions that test knowledge updates, which is supersession under its benchmark name. The full comparison belongs to spring.</w:t>
       </w:r>
     </w:p>
     <w:p>
-      <w:r>
+      <w:pPr>
+        <w:jc w:val="both"/>
+      </w:pPr>
+      <w:r>
+        <w:rPr>
+          <w:sz w:val="22"/>
+        </w:rPr>
         <w:t>Every model call in the pipeline goes through two narrow interfaces, so models swap freely and every run records which tier ran each stage. The pipeline is my code end to end; the model is the only black box. Judged scoring, where unavoidable, runs on a model tier that never writes anything in the pipeline, calibrated against a hand-labeled sample first.</w:t>
       </w:r>
     </w:p>
     <w:p>
       <w:pPr>
-        <w:spacing w:before="280" w:after="120"/>
+        <w:spacing w:before="320" w:after="100"/>
         <w:jc w:val="left"/>
       </w:pPr>
       <w:r>
         <w:rPr>
           <w:b/>
           <w:color w:val="1F3864"/>
-          <w:sz w:val="28"/>
+          <w:sz w:val="30"/>
         </w:rPr>
         <w:t>The fall calendar</w:t>
       </w:r>
     </w:p>
     <w:p>
-      <w:r>
+      <w:pPr>
+        <w:jc w:val="both"/>
+      </w:pPr>
+      <w:r>
+        <w:rPr>
+          <w:sz w:val="22"/>
+        </w:rPr>
         <w:t>Dr. Fang approved the topic change in person on August 28; the one-semester form is the remaining paperwork. The semester has two open blocks, now through September 27 and October 19 through November 15, with three exam weeks between them where nothing gets scheduled.</w:t>
       </w:r>
     </w:p>
     <w:p>
-      <w:r>
+      <w:pPr>
+        <w:jc w:val="both"/>
+      </w:pPr>
+      <w:r>
+        <w:rPr>
+          <w:sz w:val="22"/>
+        </w:rPr>
         <w:t>By September 2 a single chapter runs end to end: split, cast identified, entities and facts extracted behind the quote gate, chapter and entity summaries written, and a small graph rendered. By September 14 all four corpora are split into clean, verified units and published as a public dataset, which is the reproducibility piece: everything is public domain, so anyone can rerun the study. By September 27 the store and pipeline have run over the first Oz book at three model tiers and the alias set is scored. The benchmark arms and the ablation run October 19 to 26, right after the exam block. The dataset gets its DOI by November 10, the paper freezes November 15, and the preprint goes to arXiv the next day. The wiki demonstration stands up alongside the writing.</w:t>
       </w:r>
     </w:p>
     <w:p>
-      <w:r>
+      <w:pPr>
+        <w:jc w:val="both"/>
+      </w:pPr>
+      <w:r>
+        <w:rPr>
+          <w:sz w:val="22"/>
+        </w:rPr>
         <w:t>The spring semester wraps the proven methodology in the desktop product, points it at real chat exports, and ships something a person can install. That work is out of scope for the fall.</w:t>
       </w:r>
     </w:p>
     <w:p>
-      <w:r>
+      <w:pPr>
+        <w:jc w:val="both"/>
+      </w:pPr>
+      <w:r>
+        <w:rPr>
+          <w:sz w:val="22"/>
+        </w:rPr>
         <w:t>Hours are the binding constraint; the compute is a few dollars to a few hundred at batch rates for the full four-corpus run. When something slips, I cut corpus scope and keep every committed measurement.</w:t>
+      </w:r>
+    </w:p>
+    <w:p>
+      <w:r>
+        <w:br w:type="page"/>
+      </w:r>
+    </w:p>
+    <w:p>
+      <w:pPr>
+        <w:spacing w:before="80" w:after="100"/>
+        <w:jc w:val="left"/>
+      </w:pPr>
+      <w:r>
+        <w:rPr>
+          <w:b/>
+          <w:color w:val="000000"/>
+          <w:sz w:val="44"/>
+        </w:rPr>
+        <w:t>2.  The plan</w:t>
+      </w:r>
+    </w:p>
+    <w:p>
+      <w:pPr>
+        <w:jc w:val="both"/>
+      </w:pPr>
+      <w:r>
+        <w:rPr>
+          <w:sz w:val="22"/>
+        </w:rPr>
+        <w:t>The end state is a backend that bolts onto a desktop AI client. It ingests what a person accumulates, chat logs above all, builds a knowledge graph of entities, dated facts, and per-entity narratives, and feeds that structure to the client as RAG context. The first intended user is the author's own desktop assistant.</w:t>
+      </w:r>
+    </w:p>
+    <w:p>
+      <w:pPr>
+        <w:jc w:val="both"/>
+      </w:pPr>
+      <w:r>
+        <w:rPr>
+          <w:sz w:val="22"/>
+        </w:rPr>
+        <w:t>Fall 2026 builds and tests the methodology: the schema, entity reconciliation, and per-entity narrative distillation, measured well enough to publish. Spring 2027 wraps the proven methodology in the desktop product and points it at real chat logs.</w:t>
+      </w:r>
+    </w:p>
+    <w:p>
+      <w:pPr>
+        <w:spacing w:before="320" w:after="100"/>
+        <w:jc w:val="left"/>
+      </w:pPr>
+      <w:r>
+        <w:rPr>
+          <w:b/>
+          <w:color w:val="1F3864"/>
+          <w:sz w:val="30"/>
+        </w:rPr>
+        <w:t>Why literature comes first</w:t>
+      </w:r>
+    </w:p>
+    <w:p>
+      <w:pPr>
+        <w:jc w:val="both"/>
+      </w:pPr>
+      <w:r>
+        <w:rPr>
+          <w:sz w:val="22"/>
+        </w:rPr>
+        <w:t>You cannot publish measurements taken on a private life. So the fall runs on four public-domain literature corpora, on one hypothesis: works of fiction fed in narrative order behave like a life recorded in chat. Characters accumulate aliases, facts get superseded, threads interleave, and what is true depends on when you ask. Tip becoming Ozma at the end of the second Oz book is the same event, structurally, as a course pivoting or an internship ending. Literature supplies these dynamics with ground truth attached and no privacy cost.</w:t>
+      </w:r>
+    </w:p>
+    <w:p>
+      <w:pPr>
+        <w:jc w:val="both"/>
+      </w:pPr>
+      <w:r>
+        <w:rPr>
+          <w:sz w:val="22"/>
+        </w:rPr>
+        <w:t xml:space="preserve">The corpora live in </w:t>
+      </w:r>
+      <w:r>
+        <w:rPr>
+          <w:rFonts w:ascii="Consolas" w:hAnsi="Consolas"/>
+          <w:sz w:val="20"/>
+        </w:rPr>
+        <w:t>data/raw/</w:t>
+      </w:r>
+      <w:r>
+        <w:rPr>
+          <w:sz w:val="22"/>
+        </w:rPr>
+        <w:t xml:space="preserve"> with their own documentation: Oz for the supersession fixture, Holmes for contradiction and a contamination probe, Greek myth for cross-source disagreement and free entity-resolution labels, the Chinese classics for measuring OCR and translation error.</w:t>
+      </w:r>
+    </w:p>
+    <w:p>
+      <w:pPr>
+        <w:spacing w:before="320" w:after="100"/>
+        <w:jc w:val="left"/>
+      </w:pPr>
+      <w:r>
+        <w:rPr>
+          <w:b/>
+          <w:color w:val="1F3864"/>
+          <w:sz w:val="30"/>
+        </w:rPr>
+        <w:t>The visible artifact</w:t>
+      </w:r>
+    </w:p>
+    <w:p>
+      <w:pPr>
+        <w:jc w:val="both"/>
+      </w:pPr>
+      <w:r>
+        <w:rPr>
+          <w:sz w:val="22"/>
+        </w:rPr>
+        <w:t>From the ingested corpora we assemble a wiki. Pages are composed mechanically from the store: the infobox from fact rows, the lead from the entity summary, the biography from narrative cells, every claim traceable to a verbatim quote. A second version is then written by a strong model doing RAG over the same store. The assembled pages cannot contain anything the text never said; the generated pages can, and the difference between the two renders is our fabrication instrument. Doyle never gave Holmes a deerstalker, so if one shows up, we caught the model's weights leaking into the record.</w:t>
+      </w:r>
+    </w:p>
+    <w:p>
+      <w:pPr>
+        <w:spacing w:before="320" w:after="100"/>
+        <w:jc w:val="left"/>
+      </w:pPr>
+      <w:r>
+        <w:rPr>
+          <w:b/>
+          <w:color w:val="1F3864"/>
+          <w:sz w:val="30"/>
+        </w:rPr>
+        <w:t>Borrow, build, measure</w:t>
+      </w:r>
+    </w:p>
+    <w:tbl>
+      <w:tblPr>
+        <w:tblStyle w:val="TableGrid"/>
+        <w:tblW w:type="auto" w:w="0"/>
+        <w:jc w:val="left"/>
+        <w:tblLook w:firstColumn="1" w:firstRow="1" w:lastColumn="0" w:lastRow="0" w:noHBand="0" w:noVBand="1" w:val="04A0"/>
+      </w:tblPr>
+      <w:tblGrid>
+        <w:gridCol w:w="3120"/>
+        <w:gridCol w:w="3120"/>
+        <w:gridCol w:w="3120"/>
+      </w:tblGrid>
+      <w:tr>
+        <w:tc>
+          <w:tcPr>
+            <w:tcW w:type="dxa" w:w="3120"/>
+          </w:tcPr>
+          <w:p>
+            <w:pPr>
+              <w:spacing w:after="40"/>
+            </w:pPr>
+            <w:r>
+              <w:rPr>
+                <w:b/>
+                <w:sz w:val="18"/>
+              </w:rPr>
+              <w:t>Borrowed</w:t>
+            </w:r>
+          </w:p>
+        </w:tc>
+        <w:tc>
+          <w:tcPr>
+            <w:tcW w:type="dxa" w:w="3120"/>
+          </w:tcPr>
+          <w:p>
+            <w:pPr>
+              <w:spacing w:after="40"/>
+            </w:pPr>
+            <w:r>
+              <w:rPr>
+                <w:b/>
+                <w:sz w:val="18"/>
+              </w:rPr>
+              <w:t>Built here</w:t>
+            </w:r>
+          </w:p>
+        </w:tc>
+        <w:tc>
+          <w:tcPr>
+            <w:tcW w:type="dxa" w:w="3120"/>
+          </w:tcPr>
+          <w:p>
+            <w:pPr>
+              <w:spacing w:after="40"/>
+            </w:pPr>
+            <w:r>
+              <w:rPr>
+                <w:b/>
+                <w:sz w:val="18"/>
+              </w:rPr>
+              <w:t>Measured against</w:t>
+            </w:r>
+          </w:p>
+        </w:tc>
+      </w:tr>
+      <w:tr>
+        <w:tc>
+          <w:tcPr>
+            <w:tcW w:type="dxa" w:w="3120"/>
+          </w:tcPr>
+          <w:p>
+            <w:pPr>
+              <w:spacing w:after="40"/>
+            </w:pPr>
+            <w:r>
+              <w:rPr>
+                <w:sz w:val="18"/>
+              </w:rPr>
+              <w:t>SQLite and FTS5</w:t>
+            </w:r>
+          </w:p>
+        </w:tc>
+        <w:tc>
+          <w:tcPr>
+            <w:tcW w:type="dxa" w:w="3120"/>
+          </w:tcPr>
+          <w:p>
+            <w:pPr>
+              <w:spacing w:after="40"/>
+            </w:pPr>
+            <w:r>
+              <w:rPr>
+                <w:sz w:val="18"/>
+              </w:rPr>
+              <w:t>corpus loaders and the split gates</w:t>
+            </w:r>
+          </w:p>
+        </w:tc>
+        <w:tc>
+          <w:tcPr>
+            <w:tcW w:type="dxa" w:w="3120"/>
+          </w:tcPr>
+          <w:p>
+            <w:pPr>
+              <w:spacing w:after="40"/>
+            </w:pPr>
+            <w:r>
+              <w:rPr>
+                <w:sz w:val="18"/>
+              </w:rPr>
+              <w:t>9 published GraphRAG-Bench baselines, gpt-4o-mini</w:t>
+            </w:r>
+          </w:p>
+        </w:tc>
+      </w:tr>
+      <w:tr>
+        <w:tc>
+          <w:tcPr>
+            <w:tcW w:type="dxa" w:w="3120"/>
+          </w:tcPr>
+          <w:p>
+            <w:pPr>
+              <w:spacing w:after="40"/>
+            </w:pPr>
+            <w:r>
+              <w:rPr>
+                <w:sz w:val="18"/>
+              </w:rPr>
+              <w:t>an embedding model for candidate lookup</w:t>
+            </w:r>
+          </w:p>
+        </w:tc>
+        <w:tc>
+          <w:tcPr>
+            <w:tcW w:type="dxa" w:w="3120"/>
+          </w:tcPr>
+          <w:p>
+            <w:pPr>
+              <w:spacing w:after="40"/>
+            </w:pPr>
+            <w:r>
+              <w:rPr>
+                <w:sz w:val="18"/>
+              </w:rPr>
+              <w:t>resolution by name, co-occurrence, and profile</w:t>
+            </w:r>
+          </w:p>
+        </w:tc>
+        <w:tc>
+          <w:tcPr>
+            <w:tcW w:type="dxa" w:w="3120"/>
+          </w:tcPr>
+          <w:p>
+            <w:pPr>
+              <w:spacing w:after="40"/>
+            </w:pPr>
+            <w:r>
+              <w:rPr>
+                <w:sz w:val="18"/>
+              </w:rPr>
+              <w:t>full-context and flat-retrieval arms</w:t>
+            </w:r>
+          </w:p>
+        </w:tc>
+      </w:tr>
+      <w:tr>
+        <w:tc>
+          <w:tcPr>
+            <w:tcW w:type="dxa" w:w="3120"/>
+          </w:tcPr>
+          <w:p>
+            <w:pPr>
+              <w:spacing w:after="40"/>
+            </w:pPr>
+            <w:r>
+              <w:rPr>
+                <w:sz w:val="18"/>
+              </w:rPr>
+              <w:t>GraphRAG-Bench, LongMemEval, NarrativeQA</w:t>
+            </w:r>
+          </w:p>
+        </w:tc>
+        <w:tc>
+          <w:tcPr>
+            <w:tcW w:type="dxa" w:w="3120"/>
+          </w:tcPr>
+          <w:p>
+            <w:pPr>
+              <w:spacing w:after="40"/>
+            </w:pPr>
+            <w:r>
+              <w:rPr>
+                <w:sz w:val="18"/>
+              </w:rPr>
+              <w:t>fact extraction behind the quote gate</w:t>
+            </w:r>
+          </w:p>
+        </w:tc>
+        <w:tc>
+          <w:tcPr>
+            <w:tcW w:type="dxa" w:w="3120"/>
+          </w:tcPr>
+          <w:p>
+            <w:pPr>
+              <w:spacing w:after="40"/>
+            </w:pPr>
+            <w:r>
+              <w:rPr>
+                <w:sz w:val="18"/>
+              </w:rPr>
+              <w:t>Zep's LongMemEval numbers, parity arm first</w:t>
+            </w:r>
+          </w:p>
+        </w:tc>
+      </w:tr>
+      <w:tr>
+        <w:tc>
+          <w:tcPr>
+            <w:tcW w:type="dxa" w:w="3120"/>
+          </w:tcPr>
+          <w:p>
+            <w:pPr>
+              <w:spacing w:after="40"/>
+            </w:pPr>
+            <w:r>
+              <w:rPr>
+                <w:sz w:val="18"/>
+              </w:rPr>
+              <w:t>Gutenberg texts</w:t>
+            </w:r>
+          </w:p>
+        </w:tc>
+        <w:tc>
+          <w:tcPr>
+            <w:tcW w:type="dxa" w:w="3120"/>
+          </w:tcPr>
+          <w:p>
+            <w:pPr>
+              <w:spacing w:after="40"/>
+            </w:pPr>
+            <w:r>
+              <w:rPr>
+                <w:sz w:val="18"/>
+              </w:rPr>
+              <w:t>narrative cells and summary folding</w:t>
+            </w:r>
+          </w:p>
+        </w:tc>
+        <w:tc>
+          <w:tcPr>
+            <w:tcW w:type="dxa" w:w="3120"/>
+          </w:tcPr>
+          <w:p>
+            <w:pPr>
+              <w:spacing w:after="40"/>
+            </w:pPr>
+            <w:r>
+              <w:rPr>
+                <w:sz w:val="18"/>
+              </w:rPr>
+              <w:t>MemTree's published refold costs</w:t>
+            </w:r>
+          </w:p>
+        </w:tc>
+      </w:tr>
+      <w:tr>
+        <w:tc>
+          <w:tcPr>
+            <w:tcW w:type="dxa" w:w="3120"/>
+          </w:tcPr>
+          <w:p>
+            <w:pPr>
+              <w:spacing w:after="40"/>
+            </w:pPr>
+            <w:r>
+              <w:rPr>
+                <w:sz w:val="18"/>
+              </w:rPr>
+              <w:t>hierarchical summaries (GraphRAG, RAPTOR), dated facts (Zep), per-character summaries (EntSUM)</w:t>
+            </w:r>
+          </w:p>
+        </w:tc>
+        <w:tc>
+          <w:tcPr>
+            <w:tcW w:type="dxa" w:w="3120"/>
+          </w:tcPr>
+          <w:p>
+            <w:pPr>
+              <w:spacing w:after="40"/>
+            </w:pPr>
+            <w:r>
+              <w:rPr>
+                <w:sz w:val="18"/>
+              </w:rPr>
+              <w:t>the assembled wiki renderer</w:t>
+            </w:r>
+          </w:p>
+        </w:tc>
+        <w:tc>
+          <w:tcPr>
+            <w:tcW w:type="dxa" w:w="3120"/>
+          </w:tcPr>
+          <w:p>
+            <w:pPr>
+              <w:spacing w:after="40"/>
+            </w:pPr>
+            <w:r>
+              <w:rPr>
+                <w:sz w:val="18"/>
+              </w:rPr>
+              <w:t>NarrativeQA reference answers on 12 owned works</w:t>
+            </w:r>
+          </w:p>
+        </w:tc>
+      </w:tr>
+    </w:tbl>
+    <w:p>
+      <w:pPr>
+        <w:spacing w:after="40"/>
+      </w:pPr>
+    </w:p>
+    <w:p>
+      <w:pPr>
+        <w:jc w:val="both"/>
+      </w:pPr>
+      <w:r>
+        <w:rPr>
+          <w:sz w:val="22"/>
+        </w:rPr>
+        <w:t xml:space="preserve">The schema is in </w:t>
+      </w:r>
+      <w:r>
+        <w:rPr>
+          <w:rFonts w:ascii="Consolas" w:hAnsi="Consolas"/>
+          <w:sz w:val="20"/>
+        </w:rPr>
+        <w:t>SCHEMA.md</w:t>
+      </w:r>
+      <w:r>
+        <w:rPr>
+          <w:sz w:val="22"/>
+        </w:rPr>
+        <w:t xml:space="preserve">, the pipeline rules in </w:t>
+      </w:r>
+      <w:r>
+        <w:rPr>
+          <w:rFonts w:ascii="Consolas" w:hAnsi="Consolas"/>
+          <w:sz w:val="20"/>
+        </w:rPr>
+        <w:t>BUILD.md</w:t>
+      </w:r>
+      <w:r>
+        <w:rPr>
+          <w:sz w:val="22"/>
+        </w:rPr>
+        <w:t xml:space="preserve">, and the claim, prior art, and measurement plan in </w:t>
+      </w:r>
+      <w:r>
+        <w:rPr>
+          <w:rFonts w:ascii="Consolas" w:hAnsi="Consolas"/>
+          <w:sz w:val="20"/>
+        </w:rPr>
+        <w:t>RESEARCH.md</w:t>
+      </w:r>
+      <w:r>
+        <w:rPr>
+          <w:sz w:val="22"/>
+        </w:rPr>
+        <w:t>.</w:t>
+      </w:r>
+    </w:p>
+    <w:p>
+      <w:pPr>
+        <w:spacing w:before="320" w:after="100"/>
+        <w:jc w:val="left"/>
+      </w:pPr>
+      <w:r>
+        <w:rPr>
+          <w:b/>
+          <w:color w:val="1F3864"/>
+          <w:sz w:val="30"/>
+        </w:rPr>
+        <w:t>Fall calendar</w:t>
+      </w:r>
+    </w:p>
+    <w:p>
+      <w:pPr>
+        <w:jc w:val="both"/>
+      </w:pPr>
+      <w:r>
+        <w:rPr>
+          <w:sz w:val="22"/>
+        </w:rPr>
+        <w:t>Dr. Fang approved the topic change in person on August 28. Two open blocks carry everything: now to September 27, and October 19 to November 15. The stretch between them is three weeks of exams and nothing gets scheduled there.</w:t>
+      </w:r>
+    </w:p>
+    <w:tbl>
+      <w:tblPr>
+        <w:tblStyle w:val="TableGrid"/>
+        <w:tblW w:type="auto" w:w="0"/>
+        <w:jc w:val="left"/>
+        <w:tblLook w:firstColumn="1" w:firstRow="1" w:lastColumn="0" w:lastRow="0" w:noHBand="0" w:noVBand="1" w:val="04A0"/>
+      </w:tblPr>
+      <w:tblGrid>
+        <w:gridCol w:w="4680"/>
+        <w:gridCol w:w="4680"/>
+      </w:tblGrid>
+      <w:tr>
+        <w:tc>
+          <w:tcPr>
+            <w:tcW w:type="dxa" w:w="4680"/>
+          </w:tcPr>
+          <w:p>
+            <w:pPr>
+              <w:spacing w:after="40"/>
+            </w:pPr>
+            <w:r>
+              <w:rPr>
+                <w:b/>
+                <w:sz w:val="18"/>
+              </w:rPr>
+              <w:t>Date</w:t>
+            </w:r>
+          </w:p>
+        </w:tc>
+        <w:tc>
+          <w:tcPr>
+            <w:tcW w:type="dxa" w:w="4680"/>
+          </w:tcPr>
+          <w:p>
+            <w:pPr>
+              <w:spacing w:after="40"/>
+            </w:pPr>
+            <w:r>
+              <w:rPr>
+                <w:b/>
+                <w:sz w:val="18"/>
+              </w:rPr>
+              <w:t>Done means</w:t>
+            </w:r>
+          </w:p>
+        </w:tc>
+      </w:tr>
+      <w:tr>
+        <w:tc>
+          <w:tcPr>
+            <w:tcW w:type="dxa" w:w="4680"/>
+          </w:tcPr>
+          <w:p>
+            <w:pPr>
+              <w:spacing w:after="40"/>
+            </w:pPr>
+            <w:r>
+              <w:rPr>
+                <w:sz w:val="18"/>
+              </w:rPr>
+              <w:t>Sep 1</w:t>
+            </w:r>
+          </w:p>
+        </w:tc>
+        <w:tc>
+          <w:tcPr>
+            <w:tcW w:type="dxa" w:w="4680"/>
+          </w:tcPr>
+          <w:p>
+            <w:pPr>
+              <w:spacing w:after="40"/>
+            </w:pPr>
+            <w:r>
+              <w:rPr>
+                <w:sz w:val="18"/>
+              </w:rPr>
+              <w:t>Repo public; endorsement email to Dr. Fang sent</w:t>
+            </w:r>
+          </w:p>
+        </w:tc>
+      </w:tr>
+      <w:tr>
+        <w:tc>
+          <w:tcPr>
+            <w:tcW w:type="dxa" w:w="4680"/>
+          </w:tcPr>
+          <w:p>
+            <w:pPr>
+              <w:spacing w:after="40"/>
+            </w:pPr>
+            <w:r>
+              <w:rPr>
+                <w:sz w:val="18"/>
+              </w:rPr>
+              <w:t>Sep 2</w:t>
+            </w:r>
+          </w:p>
+        </w:tc>
+        <w:tc>
+          <w:tcPr>
+            <w:tcW w:type="dxa" w:w="4680"/>
+          </w:tcPr>
+          <w:p>
+            <w:pPr>
+              <w:spacing w:after="40"/>
+            </w:pPr>
+            <w:r>
+              <w:rPr>
+                <w:sz w:val="18"/>
+              </w:rPr>
+              <w:t>One chapter of Oz book 1 ingested end to end for Dr. Fang: split, cast, entities, facts, summary, rendered graph</w:t>
+            </w:r>
+          </w:p>
+        </w:tc>
+      </w:tr>
+      <w:tr>
+        <w:tc>
+          <w:tcPr>
+            <w:tcW w:type="dxa" w:w="4680"/>
+          </w:tcPr>
+          <w:p>
+            <w:pPr>
+              <w:spacing w:after="40"/>
+            </w:pPr>
+            <w:r>
+              <w:rPr>
+                <w:sz w:val="18"/>
+              </w:rPr>
+              <w:t>Sep 8</w:t>
+            </w:r>
+          </w:p>
+        </w:tc>
+        <w:tc>
+          <w:tcPr>
+            <w:tcW w:type="dxa" w:w="4680"/>
+          </w:tcPr>
+          <w:p>
+            <w:pPr>
+              <w:spacing w:after="40"/>
+            </w:pPr>
+            <w:r>
+              <w:rPr>
+                <w:sz w:val="18"/>
+              </w:rPr>
+              <w:t>One-semester proposal form filed</w:t>
+            </w:r>
+          </w:p>
+        </w:tc>
+      </w:tr>
+      <w:tr>
+        <w:tc>
+          <w:tcPr>
+            <w:tcW w:type="dxa" w:w="4680"/>
+          </w:tcPr>
+          <w:p>
+            <w:pPr>
+              <w:spacing w:after="40"/>
+            </w:pPr>
+            <w:r>
+              <w:rPr>
+                <w:sz w:val="18"/>
+              </w:rPr>
+              <w:t>Sep 14</w:t>
+            </w:r>
+          </w:p>
+        </w:tc>
+        <w:tc>
+          <w:tcPr>
+            <w:tcW w:type="dxa" w:w="4680"/>
+          </w:tcPr>
+          <w:p>
+            <w:pPr>
+              <w:spacing w:after="40"/>
+            </w:pPr>
+            <w:r>
+              <w:rPr>
+                <w:sz w:val="18"/>
+              </w:rPr>
+              <w:t>All four corpora split and gated; dataset published</w:t>
+            </w:r>
+          </w:p>
+        </w:tc>
+      </w:tr>
+      <w:tr>
+        <w:tc>
+          <w:tcPr>
+            <w:tcW w:type="dxa" w:w="4680"/>
+          </w:tcPr>
+          <w:p>
+            <w:pPr>
+              <w:spacing w:after="40"/>
+            </w:pPr>
+            <w:r>
+              <w:rPr>
+                <w:sz w:val="18"/>
+              </w:rPr>
+              <w:t>Sep 21</w:t>
+            </w:r>
+          </w:p>
+        </w:tc>
+        <w:tc>
+          <w:tcPr>
+            <w:tcW w:type="dxa" w:w="4680"/>
+          </w:tcPr>
+          <w:p>
+            <w:pPr>
+              <w:spacing w:after="40"/>
+            </w:pPr>
+            <w:r>
+              <w:rPr>
+                <w:sz w:val="18"/>
+              </w:rPr>
+              <w:t>Store and pipeline working over Oz book 1</w:t>
+            </w:r>
+          </w:p>
+        </w:tc>
+      </w:tr>
+      <w:tr>
+        <w:tc>
+          <w:tcPr>
+            <w:tcW w:type="dxa" w:w="4680"/>
+          </w:tcPr>
+          <w:p>
+            <w:pPr>
+              <w:spacing w:after="40"/>
+            </w:pPr>
+            <w:r>
+              <w:rPr>
+                <w:sz w:val="18"/>
+              </w:rPr>
+              <w:t>Sep 27</w:t>
+            </w:r>
+          </w:p>
+        </w:tc>
+        <w:tc>
+          <w:tcPr>
+            <w:tcW w:type="dxa" w:w="4680"/>
+          </w:tcPr>
+          <w:p>
+            <w:pPr>
+              <w:spacing w:after="40"/>
+            </w:pPr>
+            <w:r>
+              <w:rPr>
+                <w:sz w:val="18"/>
+              </w:rPr>
+              <w:t>Three-tier pilot done; open block ends</w:t>
+            </w:r>
+          </w:p>
+        </w:tc>
+      </w:tr>
+      <w:tr>
+        <w:tc>
+          <w:tcPr>
+            <w:tcW w:type="dxa" w:w="4680"/>
+          </w:tcPr>
+          <w:p>
+            <w:pPr>
+              <w:spacing w:after="40"/>
+            </w:pPr>
+            <w:r>
+              <w:rPr>
+                <w:sz w:val="18"/>
+              </w:rPr>
+              <w:t>Oct 19-26</w:t>
+            </w:r>
+          </w:p>
+        </w:tc>
+        <w:tc>
+          <w:tcPr>
+            <w:tcW w:type="dxa" w:w="4680"/>
+          </w:tcPr>
+          <w:p>
+            <w:pPr>
+              <w:spacing w:after="40"/>
+            </w:pPr>
+            <w:r>
+              <w:rPr>
+                <w:sz w:val="18"/>
+              </w:rPr>
+              <w:t>GraphRAG-Bench arms and the ablation; NarrativeQA arm; LongMemEval parity and update band</w:t>
+            </w:r>
+          </w:p>
+        </w:tc>
+      </w:tr>
+      <w:tr>
+        <w:tc>
+          <w:tcPr>
+            <w:tcW w:type="dxa" w:w="4680"/>
+          </w:tcPr>
+          <w:p>
+            <w:pPr>
+              <w:spacing w:after="40"/>
+            </w:pPr>
+            <w:r>
+              <w:rPr>
+                <w:sz w:val="18"/>
+              </w:rPr>
+              <w:t>Nov 10</w:t>
+            </w:r>
+          </w:p>
+        </w:tc>
+        <w:tc>
+          <w:tcPr>
+            <w:tcW w:type="dxa" w:w="4680"/>
+          </w:tcPr>
+          <w:p>
+            <w:pPr>
+              <w:spacing w:after="40"/>
+            </w:pPr>
+            <w:r>
+              <w:rPr>
+                <w:sz w:val="18"/>
+              </w:rPr>
+              <w:t>Dataset DOI minted</w:t>
+            </w:r>
+          </w:p>
+        </w:tc>
+      </w:tr>
+      <w:tr>
+        <w:tc>
+          <w:tcPr>
+            <w:tcW w:type="dxa" w:w="4680"/>
+          </w:tcPr>
+          <w:p>
+            <w:pPr>
+              <w:spacing w:after="40"/>
+            </w:pPr>
+            <w:r>
+              <w:rPr>
+                <w:sz w:val="18"/>
+              </w:rPr>
+              <w:t>Nov 15</w:t>
+            </w:r>
+          </w:p>
+        </w:tc>
+        <w:tc>
+          <w:tcPr>
+            <w:tcW w:type="dxa" w:w="4680"/>
+          </w:tcPr>
+          <w:p>
+            <w:pPr>
+              <w:spacing w:after="40"/>
+            </w:pPr>
+            <w:r>
+              <w:rPr>
+                <w:sz w:val="18"/>
+              </w:rPr>
+              <w:t>Paper frozen; wiki demo standing; arXiv submission the next day</w:t>
+            </w:r>
+          </w:p>
+        </w:tc>
+      </w:tr>
+    </w:tbl>
+    <w:p>
+      <w:pPr>
+        <w:spacing w:after="40"/>
+      </w:pPr>
+    </w:p>
+    <w:p>
+      <w:pPr>
+        <w:jc w:val="both"/>
+      </w:pPr>
+      <w:r>
+        <w:rPr>
+          <w:sz w:val="22"/>
+        </w:rPr>
+        <w:t>Hours are the scarce resource, and the author writes the code; AI drafts and argues but ships nothing unexamined. When something slips, corpus scope gets cut and every measurement stays.</w:t>
+      </w:r>
+    </w:p>
+    <w:p>
+      <w:r>
+        <w:br w:type="page"/>
+      </w:r>
+    </w:p>
+    <w:p>
+      <w:pPr>
+        <w:spacing w:before="80" w:after="100"/>
+        <w:jc w:val="left"/>
+      </w:pPr>
+      <w:r>
+        <w:rPr>
+          <w:b/>
+          <w:color w:val="000000"/>
+          <w:sz w:val="44"/>
+        </w:rPr>
+        <w:t>3.  Schema</w:t>
+      </w:r>
+    </w:p>
+    <w:p>
+      <w:pPr>
+        <w:jc w:val="both"/>
+      </w:pPr>
+      <w:r>
+        <w:rPr>
+          <w:sz w:val="22"/>
+        </w:rPr>
+        <w:t>Nine record types plus logs. Anything not listed here gets added when the data demands it. Storage is SQLite and JSONL in a single folder, no server. Raw files are never edited, ids are content hashes, and re-ingesting the same input is a no-op rather than a duplicate.</w:t>
+      </w:r>
+    </w:p>
+    <w:p>
+      <w:pPr>
+        <w:jc w:val="both"/>
+      </w:pPr>
+      <w:r>
+        <w:rPr>
+          <w:b/>
+          <w:sz w:val="22"/>
+        </w:rPr>
+        <w:t>Nothing in the schema knows what a novel is.</w:t>
+      </w:r>
+      <w:r>
+        <w:rPr>
+          <w:sz w:val="22"/>
+        </w:rPr>
+        <w:t xml:space="preserve"> Books, chat logs, and PDFs all arrive the same way: a document holding an ordered run of units. A series is several documents in order; so is a year of chat sessions. The corpus manifest carries that order.</w:t>
+      </w:r>
+    </w:p>
+    <w:p>
+      <w:pPr>
+        <w:spacing w:before="320" w:after="100"/>
+        <w:jc w:val="left"/>
+      </w:pPr>
+      <w:r>
+        <w:rPr>
+          <w:b/>
+          <w:color w:val="1F3864"/>
+          <w:sz w:val="30"/>
+        </w:rPr>
+        <w:t>The source side</w:t>
+      </w:r>
+    </w:p>
+    <w:p>
+      <w:pPr>
+        <w:spacing w:after="0"/>
+        <w:ind w:left="360"/>
+      </w:pPr>
+      <w:r>
+        <w:rPr>
+          <w:rFonts w:ascii="Consolas" w:hAnsi="Consolas"/>
+          <w:sz w:val="18"/>
+        </w:rPr>
+        <w:t>document  doc_id, source_uri, sha256, ingested_at, occurred_at?, provenance</w:t>
+      </w:r>
+    </w:p>
+    <w:p>
+      <w:pPr>
+        <w:spacing w:after="0"/>
+        <w:ind w:left="360"/>
+      </w:pPr>
+      <w:r>
+        <w:rPr>
+          <w:rFonts w:ascii="Consolas" w:hAnsi="Consolas"/>
+          <w:sz w:val="18"/>
+        </w:rPr>
+        <w:t>unit      unit_id, doc_id, position, text, span, label?</w:t>
+      </w:r>
+    </w:p>
+    <w:p>
+      <w:pPr>
+        <w:spacing w:after="40"/>
+      </w:pPr>
+    </w:p>
+    <w:p>
+      <w:pPr>
+        <w:jc w:val="both"/>
+      </w:pPr>
+      <w:r>
+        <w:rPr>
+          <w:sz w:val="22"/>
+        </w:rPr>
+        <w:t xml:space="preserve">A unit is the atom every other record points at. </w:t>
+      </w:r>
+      <w:r>
+        <w:rPr>
+          <w:rFonts w:ascii="Consolas" w:hAnsi="Consolas"/>
+          <w:sz w:val="20"/>
+        </w:rPr>
+        <w:t>position</w:t>
+      </w:r>
+      <w:r>
+        <w:rPr>
+          <w:sz w:val="22"/>
+        </w:rPr>
+        <w:t xml:space="preserve"> is one integer, 0-based, no gaps. </w:t>
+      </w:r>
+      <w:r>
+        <w:rPr>
+          <w:rFonts w:ascii="Consolas" w:hAnsi="Consolas"/>
+          <w:sz w:val="20"/>
+        </w:rPr>
+        <w:t>text</w:t>
+      </w:r>
+      <w:r>
+        <w:rPr>
+          <w:sz w:val="22"/>
+        </w:rPr>
+        <w:t xml:space="preserve"> is verbatim after boilerplate stripping, never normalized, because the quote gate is a plain string find against it. </w:t>
+      </w:r>
+      <w:r>
+        <w:rPr>
+          <w:rFonts w:ascii="Consolas" w:hAnsi="Consolas"/>
+          <w:sz w:val="20"/>
+        </w:rPr>
+        <w:t>span</w:t>
+      </w:r>
+      <w:r>
+        <w:rPr>
+          <w:sz w:val="22"/>
+        </w:rPr>
+        <w:t xml:space="preserve"> is byte offsets into the source, a cache; the text is the truth. </w:t>
+      </w:r>
+      <w:r>
+        <w:rPr>
+          <w:rFonts w:ascii="Consolas" w:hAnsi="Consolas"/>
+          <w:sz w:val="20"/>
+        </w:rPr>
+        <w:t>label</w:t>
+      </w:r>
+      <w:r>
+        <w:rPr>
+          <w:sz w:val="22"/>
+        </w:rPr>
+        <w:t xml:space="preserve"> is a free string with no meaning to the system: keep "chapter 4" or "session 2026-08-12" in it if it helps a human, but nothing branches on it.</w:t>
+      </w:r>
+    </w:p>
+    <w:p>
+      <w:pPr>
+        <w:jc w:val="both"/>
+      </w:pPr>
+      <w:r>
+        <w:rPr>
+          <w:rFonts w:ascii="Consolas" w:hAnsi="Consolas"/>
+          <w:sz w:val="20"/>
+        </w:rPr>
+        <w:t>occurred_at</w:t>
+      </w:r>
+      <w:r>
+        <w:rPr>
+          <w:sz w:val="22"/>
+        </w:rPr>
+        <w:t xml:space="preserve"> has exactly one meaning: when the source was produced. A chat session fills it from the session date, a published work from publication, a novel with neither leaves it null. When the story is set is not this field; in-story time lives on facts, because it changes within a document.</w:t>
+      </w:r>
+    </w:p>
+    <w:p>
+      <w:pPr>
+        <w:spacing w:before="320" w:after="100"/>
+        <w:jc w:val="left"/>
+      </w:pPr>
+      <w:r>
+        <w:rPr>
+          <w:b/>
+          <w:color w:val="1F3864"/>
+          <w:sz w:val="30"/>
+        </w:rPr>
+        <w:t>The entity side</w:t>
+      </w:r>
+    </w:p>
+    <w:p>
+      <w:pPr>
+        <w:spacing w:after="0"/>
+        <w:ind w:left="360"/>
+      </w:pPr>
+      <w:r>
+        <w:rPr>
+          <w:rFonts w:ascii="Consolas" w:hAnsi="Consolas"/>
+          <w:sz w:val="18"/>
+        </w:rPr>
+        <w:t>node      node_id, name, kind, created_from_unit, provenance</w:t>
+      </w:r>
+    </w:p>
+    <w:p>
+      <w:pPr>
+        <w:spacing w:after="0"/>
+        <w:ind w:left="360"/>
+      </w:pPr>
+      <w:r>
+        <w:rPr>
+          <w:rFonts w:ascii="Consolas" w:hAnsi="Consolas"/>
+          <w:sz w:val="18"/>
+        </w:rPr>
+        <w:t>alias     alias, node_id, first_seen_unit, evidence_quote</w:t>
+      </w:r>
+    </w:p>
+    <w:p>
+      <w:pPr>
+        <w:spacing w:after="0"/>
+        <w:ind w:left="360"/>
+      </w:pPr>
+      <w:r>
+        <w:rPr>
+          <w:rFonts w:ascii="Consolas" w:hAnsi="Consolas"/>
+          <w:sz w:val="18"/>
+        </w:rPr>
+        <w:t>mention   mention_id, node_id, unit_id, span, surface, resolved_by</w:t>
+      </w:r>
+    </w:p>
+    <w:p>
+      <w:pPr>
+        <w:spacing w:after="0"/>
+        <w:ind w:left="360"/>
+      </w:pPr>
+      <w:r>
+        <w:rPr>
+          <w:rFonts w:ascii="Consolas" w:hAnsi="Consolas"/>
+          <w:sz w:val="18"/>
+        </w:rPr>
+        <w:t>profile   node_id, attribute, value, confidence, from_unit</w:t>
+      </w:r>
+    </w:p>
+    <w:p>
+      <w:pPr>
+        <w:spacing w:after="40"/>
+      </w:pPr>
+    </w:p>
+    <w:p>
+      <w:pPr>
+        <w:jc w:val="both"/>
+      </w:pPr>
+      <w:r>
+        <w:rPr>
+          <w:sz w:val="22"/>
+        </w:rPr>
+        <w:t>Mentions are what resolution measurements read: duplicate counting needs the node link, cluster purity needs the full set per node, and coreference scoring against gold needs the character span. Without spans, that whole class of test requires a re-ingest, which is why the field exists from day one.</w:t>
+      </w:r>
+    </w:p>
+    <w:p>
+      <w:pPr>
+        <w:jc w:val="both"/>
+      </w:pPr>
+      <w:r>
+        <w:rPr>
+          <w:sz w:val="22"/>
+        </w:rPr>
+        <w:t>The profile is not a fact. It holds low-confidence attributes the model inferred from context (gender, age band, animacy, role), read only by the matcher, never rendered and never exported. The text never says "Tip is male," so these rows have no quote, and putting them in the fact table would make the quote gate a lie.</w:t>
+      </w:r>
+    </w:p>
+    <w:p>
+      <w:pPr>
+        <w:spacing w:before="320" w:after="100"/>
+        <w:jc w:val="left"/>
+      </w:pPr>
+      <w:r>
+        <w:rPr>
+          <w:b/>
+          <w:color w:val="1F3864"/>
+          <w:sz w:val="30"/>
+        </w:rPr>
+        <w:t>The record side</w:t>
+      </w:r>
+    </w:p>
+    <w:p>
+      <w:pPr>
+        <w:spacing w:after="0"/>
+        <w:ind w:left="360"/>
+      </w:pPr>
+      <w:r>
+        <w:rPr>
+          <w:rFonts w:ascii="Consolas" w:hAnsi="Consolas"/>
+          <w:sz w:val="18"/>
+        </w:rPr>
+        <w:t>fact      fact_id, subject, predicate, object, qualifiers,</w:t>
+      </w:r>
+    </w:p>
+    <w:p>
+      <w:pPr>
+        <w:spacing w:after="0"/>
+        <w:ind w:left="360"/>
+      </w:pPr>
+      <w:r>
+        <w:rPr>
+          <w:rFonts w:ascii="Consolas" w:hAnsi="Consolas"/>
+          <w:sz w:val="18"/>
+        </w:rPr>
+        <w:t xml:space="preserve">          rank, unit_id, quote, valid_from, valid_to, tier, provenance</w:t>
+      </w:r>
+    </w:p>
+    <w:p>
+      <w:pPr>
+        <w:spacing w:after="0"/>
+        <w:ind w:left="360"/>
+      </w:pPr>
+      <w:r>
+        <w:rPr>
+          <w:rFonts w:ascii="Consolas" w:hAnsi="Consolas"/>
+          <w:sz w:val="18"/>
+        </w:rPr>
+        <w:t>cell      cell_id, node_id, unit_id, scope_id, text, tier, provenance</w:t>
+      </w:r>
+    </w:p>
+    <w:p>
+      <w:pPr>
+        <w:spacing w:after="0"/>
+        <w:ind w:left="360"/>
+      </w:pPr>
+      <w:r>
+        <w:rPr>
+          <w:rFonts w:ascii="Consolas" w:hAnsi="Consolas"/>
+          <w:sz w:val="18"/>
+        </w:rPr>
+        <w:t>abstract  node_id, scope_id, text, children_hash, tier, updated_at</w:t>
+      </w:r>
+    </w:p>
+    <w:p>
+      <w:pPr>
+        <w:spacing w:after="40"/>
+      </w:pPr>
+    </w:p>
+    <w:p>
+      <w:pPr>
+        <w:jc w:val="both"/>
+      </w:pPr>
+      <w:r>
+        <w:rPr>
+          <w:sz w:val="22"/>
+        </w:rPr>
+        <w:t xml:space="preserve">Facts are append-only. When a predicate is functional, a later fact on the same subject and predicate supersedes an earlier one at read time; ruler_of collides that way, member_of never does, and the functional list is maintained by hand. What "later" means: </w:t>
+      </w:r>
+      <w:r>
+        <w:rPr>
+          <w:rFonts w:ascii="Consolas" w:hAnsi="Consolas"/>
+          <w:sz w:val="20"/>
+        </w:rPr>
+        <w:t>occurred_at</w:t>
+      </w:r>
+      <w:r>
+        <w:rPr>
+          <w:sz w:val="22"/>
+        </w:rPr>
+        <w:t xml:space="preserve"> when both facts have one, otherwise the pair of document order in the corpus manifest and unit position. Dates win where both sides have them; position carries everything else. Order by date alone and a novel corpus supersedes nothing, because almost no fact in a novel carries a date. Order by position alone and backfilling an old chat session silently reverses the truth.</w:t>
+      </w:r>
+    </w:p>
+    <w:p>
+      <w:pPr>
+        <w:jc w:val="both"/>
+      </w:pPr>
+      <w:r>
+        <w:rPr>
+          <w:rFonts w:ascii="Consolas" w:hAnsi="Consolas"/>
+          <w:sz w:val="20"/>
+        </w:rPr>
+        <w:t>rank</w:t>
+      </w:r>
+      <w:r>
+        <w:rPr>
+          <w:sz w:val="22"/>
+        </w:rPr>
+        <w:t xml:space="preserve"> covers the case supersession cannot: we were wrong, there is no later event, and deleting would break append-only. </w:t>
+      </w:r>
+      <w:r>
+        <w:rPr>
+          <w:rFonts w:ascii="Consolas" w:hAnsi="Consolas"/>
+          <w:sz w:val="20"/>
+        </w:rPr>
+        <w:t>deprecated</w:t>
+      </w:r>
+      <w:r>
+        <w:rPr>
+          <w:sz w:val="22"/>
+        </w:rPr>
+        <w:t xml:space="preserve"> means present, preserved, excluded from reads. </w:t>
+      </w:r>
+      <w:r>
+        <w:rPr>
+          <w:rFonts w:ascii="Consolas" w:hAnsi="Consolas"/>
+          <w:sz w:val="20"/>
+        </w:rPr>
+        <w:t>qualifiers</w:t>
+      </w:r>
+      <w:r>
+        <w:rPr>
+          <w:sz w:val="22"/>
+        </w:rPr>
+        <w:t xml:space="preserve"> carry role and timing so nobody invents a new predicate for "as Chancellor". Predicates come from a small controlled list with a table of which subject and object kinds each may join, which catches the error a quote cannot: a fabricated relationship carrying a perfectly real quote.</w:t>
+      </w:r>
+    </w:p>
+    <w:p>
+      <w:pPr>
+        <w:jc w:val="both"/>
+      </w:pPr>
+      <w:r>
+        <w:rPr>
+          <w:sz w:val="22"/>
+        </w:rPr>
+        <w:t xml:space="preserve">Cells and abstracts are scoped by </w:t>
+      </w:r>
+      <w:r>
+        <w:rPr>
+          <w:rFonts w:ascii="Consolas" w:hAnsi="Consolas"/>
+          <w:sz w:val="20"/>
+        </w:rPr>
+        <w:t>scope_id</w:t>
+      </w:r>
+      <w:r>
+        <w:rPr>
+          <w:sz w:val="22"/>
+        </w:rPr>
+        <w:t>, so importance is a property of the collection, not the entity: a character can be major in one corpus and a footnote in another. Every entity gets facts and an abstract; only entities above the salience threshold get cells, so no lookup comes back empty, and nothing is lost below the line, because the per-unit summary, a cell on the document's own node, still recorded it.</w:t>
+      </w:r>
+    </w:p>
+    <w:p>
+      <w:pPr>
+        <w:spacing w:before="320" w:after="100"/>
+        <w:jc w:val="left"/>
+      </w:pPr>
+      <w:r>
+        <w:rPr>
+          <w:b/>
+          <w:color w:val="1F3864"/>
+          <w:sz w:val="30"/>
+        </w:rPr>
+        <w:t>What the code enforces</w:t>
+      </w:r>
+    </w:p>
+    <w:p>
+      <w:pPr>
+        <w:pStyle w:val="ListNumber"/>
+      </w:pPr>
+      <w:r>
+        <w:rPr>
+          <w:sz w:val="22"/>
+        </w:rPr>
+        <w:t>Raw text is never edited. Ids are content hashes, so a corrected split</w:t>
+      </w:r>
+    </w:p>
+    <w:p>
+      <w:pPr>
+        <w:jc w:val="both"/>
+      </w:pPr>
+      <w:r>
+        <w:rPr>
+          <w:sz w:val="22"/>
+        </w:rPr>
+        <w:t>changes one id instead of every id after it.</w:t>
+      </w:r>
+    </w:p>
+    <w:p>
+      <w:pPr>
+        <w:pStyle w:val="ListNumber"/>
+      </w:pPr>
+      <w:r>
+        <w:rPr>
+          <w:sz w:val="22"/>
+        </w:rPr>
+        <w:t>Nothing is overwritten. Supersession and merges resolve at read time.</w:t>
+      </w:r>
+    </w:p>
+    <w:p>
+      <w:pPr>
+        <w:pStyle w:val="ListNumber"/>
+      </w:pPr>
+      <w:r>
+        <w:rPr>
+          <w:sz w:val="22"/>
+        </w:rPr>
+        <w:t>Every fact carries a verbatim quote that must appear in its unit. A fact</w:t>
+      </w:r>
+    </w:p>
+    <w:p>
+      <w:pPr>
+        <w:jc w:val="both"/>
+      </w:pPr>
+      <w:r>
+        <w:rPr>
+          <w:sz w:val="22"/>
+        </w:rPr>
+        <w:t>whose quote does not is dropped and logged, never stored.</w:t>
+      </w:r>
+    </w:p>
+    <w:p>
+      <w:pPr>
+        <w:pStyle w:val="ListNumber"/>
+      </w:pPr>
+      <w:r>
+        <w:rPr>
+          <w:sz w:val="22"/>
+        </w:rPr>
+        <w:t>Splitting passes three gates per document. Count: units match the table of</w:t>
+      </w:r>
+    </w:p>
+    <w:p>
+      <w:pPr>
+        <w:jc w:val="both"/>
+      </w:pPr>
+      <w:r>
+        <w:rPr>
+          <w:sz w:val="22"/>
+        </w:rPr>
+        <w:t>contents where one exists, else markers are monotonic with no gaps, else the document is one unit. Coverage: concatenated unit text plus stripped boilerplate equals the original, and no single unit holds a wildly disproportionate share. Round-trip: every span resolves to exactly its unit's text.</w:t>
+      </w:r>
+    </w:p>
+    <w:p>
+      <w:pPr>
+        <w:pStyle w:val="ListNumber"/>
+      </w:pPr>
+      <w:r>
+        <w:rPr>
+          <w:sz w:val="22"/>
+        </w:rPr>
+        <w:t>An abstract is a fold over its cells; staleness is a hash comparison,</w:t>
+      </w:r>
+    </w:p>
+    <w:p>
+      <w:pPr>
+        <w:jc w:val="both"/>
+      </w:pPr>
+      <w:r>
+        <w:rPr>
+          <w:sz w:val="22"/>
+        </w:rPr>
+        <w:t>never a guess.</w:t>
+      </w:r>
+    </w:p>
+    <w:p>
+      <w:pPr>
+        <w:pStyle w:val="ListNumber"/>
+      </w:pPr>
+      <w:r>
+        <w:rPr>
+          <w:sz w:val="22"/>
+        </w:rPr>
+        <w:t>A relationship that violates the predicate type table is rejected before</w:t>
+      </w:r>
+    </w:p>
+    <w:p>
+      <w:pPr>
+        <w:jc w:val="both"/>
+      </w:pPr>
+      <w:r>
+        <w:rPr>
+          <w:sz w:val="22"/>
+        </w:rPr>
+        <w:t>it is stored.</w:t>
+      </w:r>
+    </w:p>
+    <w:p>
+      <w:pPr>
+        <w:pStyle w:val="ListNumber"/>
+      </w:pPr>
+      <w:r>
+        <w:rPr>
+          <w:sz w:val="22"/>
+        </w:rPr>
+        <w:t>Model calls, rejections, consults, and costs go to the run log.</w:t>
+      </w:r>
+    </w:p>
+    <w:p>
+      <w:pPr>
+        <w:jc w:val="both"/>
+      </w:pPr>
+      <w:r>
+        <w:rPr>
+          <w:sz w:val="22"/>
+        </w:rPr>
+        <w:t>Gate 4's proportion clause was added after a real failure: Metamorphoses volume 1 split into 7 units taken from its summary section, left 97% of the book in the last unit, and passed the monotonic check while doing so.</w:t>
+      </w:r>
+    </w:p>
+    <w:p>
+      <w:r>
+        <w:br w:type="page"/>
+      </w:r>
+    </w:p>
+    <w:p>
+      <w:pPr>
+        <w:spacing w:before="80" w:after="100"/>
+        <w:jc w:val="left"/>
+      </w:pPr>
+      <w:r>
+        <w:rPr>
+          <w:b/>
+          <w:color w:val="000000"/>
+          <w:sz w:val="44"/>
+        </w:rPr>
+        <w:t>4.  Build rules</w:t>
+      </w:r>
+    </w:p>
+    <w:p>
+      <w:pPr>
+        <w:jc w:val="both"/>
+      </w:pPr>
+      <w:r>
+        <w:rPr>
+          <w:sz w:val="22"/>
+        </w:rPr>
+        <w:t>The records themselves are defined in SCHEMA.md.</w:t>
+      </w:r>
+    </w:p>
+    <w:p>
+      <w:pPr>
+        <w:spacing w:before="320" w:after="100"/>
+        <w:jc w:val="left"/>
+      </w:pPr>
+      <w:r>
+        <w:rPr>
+          <w:b/>
+          <w:color w:val="1F3864"/>
+          <w:sz w:val="30"/>
+        </w:rPr>
+        <w:t>Dataset code lives only at the seams</w:t>
+      </w:r>
+    </w:p>
+    <w:p>
+      <w:pPr>
+        <w:jc w:val="both"/>
+      </w:pPr>
+      <w:r>
+        <w:rPr>
+          <w:sz w:val="22"/>
+        </w:rPr>
+        <w:t xml:space="preserve">Every dataset enters through a loader that emits documents and units and nothing else, and is scored by an evaluator that reads the finished store and computes one metric. A loader may fill </w:t>
+      </w:r>
+      <w:r>
+        <w:rPr>
+          <w:rFonts w:ascii="Consolas" w:hAnsi="Consolas"/>
+          <w:sz w:val="20"/>
+        </w:rPr>
+        <w:t>occurred_at</w:t>
+      </w:r>
+      <w:r>
+        <w:rPr>
+          <w:sz w:val="22"/>
+        </w:rPr>
+        <w:t xml:space="preserve"> and </w:t>
+      </w:r>
+      <w:r>
+        <w:rPr>
+          <w:rFonts w:ascii="Consolas" w:hAnsi="Consolas"/>
+          <w:sz w:val="20"/>
+        </w:rPr>
+        <w:t>label</w:t>
+      </w:r>
+      <w:r>
+        <w:rPr>
+          <w:sz w:val="22"/>
+        </w:rPr>
+        <w:t>; it may not add fields, and the system may not branch on which loader ran. Gold files and question sets keep whatever shape they shipped in, because each evaluator is dataset-specific by definition. Adding a dataset is one loader plus one evaluator; anything that cannot be expressed that way means the schema is missing a field.</w:t>
+      </w:r>
+    </w:p>
+    <w:p>
+      <w:pPr>
+        <w:jc w:val="both"/>
+      </w:pPr>
+      <w:r>
+        <w:rPr>
+          <w:sz w:val="22"/>
+        </w:rPr>
+        <w:t>Ingest runs in corpus order. A book loaded all at once is static and tests nothing temporal; read in sequence, the store's state after chunk 10 differs from chunk 20, which is what supersession is for. Every mention gets recorded with its span at ingest, because resolution measurements read mentions and spans cannot be reconstructed after merging.</w:t>
+      </w:r>
+    </w:p>
+    <w:p>
+      <w:pPr>
+        <w:spacing w:before="320" w:after="100"/>
+        <w:jc w:val="left"/>
+      </w:pPr>
+      <w:r>
+        <w:rPr>
+          <w:b/>
+          <w:color w:val="1F3864"/>
+          <w:sz w:val="30"/>
+        </w:rPr>
+        <w:t>Two interfaces, every failure measured</w:t>
+      </w:r>
+    </w:p>
+    <w:p>
+      <w:pPr>
+        <w:jc w:val="both"/>
+      </w:pPr>
+      <w:r>
+        <w:rPr>
+          <w:sz w:val="22"/>
+        </w:rPr>
+        <w:t>Every model touch goes through two interfaces, embed(texts) and generate(prompt, schema), and every call records its model id, tokens, and latency. Schema-invalid output gets one retry with the validation error appended, then a logged rejection. Semantic failure is different: a quote that is not in its unit or an alias pointing at an unknown entity is rejected with no retry, because that is bad data, not bad formatting, and the two get measured separately. Fields the model could lie about are never model-supplied: the unit ordinal behind every fact date and the id lists behind every merge are set by code. On local tiers, use grammar-constrained decoding so malformed output is impossible rather than counted.</w:t>
+      </w:r>
+    </w:p>
+    <w:p>
+      <w:pPr>
+        <w:jc w:val="both"/>
+      </w:pPr>
+      <w:r>
+        <w:rPr>
+          <w:sz w:val="22"/>
+        </w:rPr>
+        <w:t>Cross-unit coreference gets the previous unit's summary as context. A pronoun that still does not resolve stays recorded as unresolved. A stage that completes with zero yield and zero rejections writes an explicit empty completion record, so a resumed run can tell done-but-empty from failed.</w:t>
+      </w:r>
+    </w:p>
+    <w:p>
+      <w:pPr>
+        <w:spacing w:before="320" w:after="100"/>
+        <w:jc w:val="left"/>
+      </w:pPr>
+      <w:r>
+        <w:rPr>
+          <w:b/>
+          <w:color w:val="1F3864"/>
+          <w:sz w:val="30"/>
+        </w:rPr>
+        <w:t>Re-runs mint nothing</w:t>
+      </w:r>
+    </w:p>
+    <w:p>
+      <w:pPr>
+        <w:jc w:val="both"/>
+      </w:pPr>
+      <w:r>
+        <w:rPr>
+          <w:sz w:val="22"/>
+        </w:rPr>
+        <w:t>Re-running any stage over unchanged input mints zero new entities and rewrites zero accepted records. Entity merges are read-time redirection: the losing entity is marked merged-into and never rewritten. Every fact read passes through one resolve() that follows merged-into chains with a cycle guard, because chains and cycles both occur and a read that skips resolve() misses merged entities silently. After a merge, collision detection re-runs under the merged identity: conflicts supersede, the rest stay.</w:t>
+      </w:r>
+    </w:p>
+    <w:p>
+      <w:pPr>
+        <w:jc w:val="both"/>
+      </w:pPr>
+      <w:r>
+        <w:rPr>
+          <w:sz w:val="22"/>
+        </w:rPr>
+        <w:t xml:space="preserve">Resolution scores name similarity, co-occurrence, and profile compatibility together, and the guards in </w:t>
+      </w:r>
+      <w:r>
+        <w:rPr>
+          <w:rFonts w:ascii="Consolas" w:hAnsi="Consolas"/>
+          <w:sz w:val="20"/>
+        </w:rPr>
+        <w:t>docs/entity-resolution.md</w:t>
+      </w:r>
+      <w:r>
+        <w:rPr>
+          <w:sz w:val="22"/>
+        </w:rPr>
+        <w:t xml:space="preserve"> are binding: profile mismatch lowers a score and never blocks a merge, inherited facts never count as independent corroboration, every merge records its evidence and stays revocable, cluster size is capped, and the merge rate per chunk is watched, because a spike is a black hole forming.</w:t>
+      </w:r>
+    </w:p>
+    <w:p>
+      <w:pPr>
+        <w:jc w:val="both"/>
+      </w:pPr>
+      <w:r>
+        <w:rPr>
+          <w:sz w:val="22"/>
+        </w:rPr>
+        <w:t>Summaries rebuild only when the hash of their inputs changes, and staleness markers are stripped before hashing so stamping a summary cannot cascade. A rebuild reads the ordered child texts, never raw source, and is bounded: at most half the combined child word count, capped at 400 words, and every name it emits must appear in the child content by case-insensitive substring, which is the cheap fabrication check. A rejected rebuild is never stamped; the node stays stale and retries next pass. Supersession applies only to a small list of functional predicates, and that list is maintained by hand.</w:t>
+      </w:r>
+    </w:p>
+    <w:p>
+      <w:pPr>
+        <w:spacing w:before="320" w:after="100"/>
+        <w:jc w:val="left"/>
+      </w:pPr>
+      <w:r>
+        <w:rPr>
+          <w:b/>
+          <w:color w:val="1F3864"/>
+          <w:sz w:val="30"/>
+        </w:rPr>
+        <w:t>Exact match, whole items, byte-for-byte replay</w:t>
+      </w:r>
+    </w:p>
+    <w:p>
+      <w:pPr>
+        <w:jc w:val="both"/>
+      </w:pPr>
+      <w:r>
+        <w:rPr>
+          <w:sz w:val="22"/>
+        </w:rPr>
+        <w:t>Alias lookup is exact match, then case-folded match; fuzzy matching stays out of the query path. Context is assembled greedily in rank order, whole items only, nothing truncated, with the strongest material at the edges of the window. Budgets use the serving tier's own tokenizer plus a fifteen percent margin, because tiers tokenize differently. Every record type has one deterministic render function shared by serving and replay, so the context of any past run rebuilds byte for byte from its log line. Routing and admission decisions are logged, so a retrieval miss divides into "never a candidate" and "cut by the budget", which have different fixes.</w:t>
+      </w:r>
+    </w:p>
+    <w:p>
+      <w:pPr>
+        <w:jc w:val="both"/>
+      </w:pPr>
+      <w:r>
+        <w:rPr>
+          <w:sz w:val="22"/>
+        </w:rPr>
+        <w:t>Embeddings live in a rebuildable sidecar keyed by record id and model id. The store never depends on them, and the sidecar's row map is verified against ids on load, because a partial write there fails silently.</w:t>
+      </w:r>
+    </w:p>
+    <w:p>
+      <w:pPr>
+        <w:spacing w:before="320" w:after="100"/>
+        <w:jc w:val="left"/>
+      </w:pPr>
+      <w:r>
+        <w:rPr>
+          <w:b/>
+          <w:color w:val="1F3864"/>
+          <w:sz w:val="30"/>
+        </w:rPr>
+        <w:t>The stop comes before the run</w:t>
+      </w:r>
+    </w:p>
+    <w:p>
+      <w:pPr>
+        <w:jc w:val="both"/>
+      </w:pPr>
+      <w:r>
+        <w:rPr>
+          <w:sz w:val="22"/>
+        </w:rPr>
+        <w:t>Set a hard per-run spending stop and check it against the run log before continuing. Iterate on the cheapest tier that holds each stage and report at three tiers; the spread between tiers is a finding, and running everything on the best model erases it. Batch each chunk's cell calls into one from the start; re-sending the chunk text per entity is 2.3x on total input and 5x on the part that dominates.</w:t>
+      </w:r>
+    </w:p>
+    <w:p>
+      <w:pPr>
+        <w:spacing w:before="320" w:after="100"/>
+        <w:jc w:val="left"/>
+      </w:pPr>
+      <w:r>
+        <w:rPr>
+          <w:b/>
+          <w:color w:val="1F3864"/>
+          <w:sz w:val="30"/>
+        </w:rPr>
+        <w:t>Three checks before the wiki ships</w:t>
+      </w:r>
+    </w:p>
+    <w:p>
+      <w:pPr>
+        <w:jc w:val="both"/>
+      </w:pPr>
+      <w:r>
+        <w:rPr>
+          <w:sz w:val="22"/>
+        </w:rPr>
+        <w:t>Static pages, generated by one command, as a read-only projection of the store. It ships only when three checks pass: every rendered quote string-matches its source text, a link checker finds zero dead links, and the Tip and Ozma page renders both states of the supersession. Check for FTS5 at startup and fall back to a plain scorer, because not every SQLite build has it.</w:t>
+      </w:r>
+    </w:p>
+    <w:p>
+      <w:r>
+        <w:br w:type="page"/>
+      </w:r>
+    </w:p>
+    <w:p>
+      <w:pPr>
+        <w:spacing w:before="80" w:after="100"/>
+        <w:jc w:val="left"/>
+      </w:pPr>
+      <w:r>
+        <w:rPr>
+          <w:b/>
+          <w:color w:val="000000"/>
+          <w:sz w:val="44"/>
+        </w:rPr>
+        <w:t>5.  Research position</w:t>
+      </w:r>
+    </w:p>
+    <w:p>
+      <w:pPr>
+        <w:jc w:val="both"/>
+      </w:pPr>
+      <w:r>
+        <w:rPr>
+          <w:sz w:val="22"/>
+        </w:rPr>
+        <w:t xml:space="preserve">What the paper claims, what it measures, and what stands in its way. Per-work detail is in </w:t>
+      </w:r>
+      <w:r>
+        <w:rPr>
+          <w:rFonts w:ascii="Consolas" w:hAnsi="Consolas"/>
+          <w:sz w:val="20"/>
+        </w:rPr>
+        <w:t>docs/digest.md</w:t>
+      </w:r>
+      <w:r>
+        <w:rPr>
+          <w:sz w:val="22"/>
+        </w:rPr>
+        <w:t xml:space="preserve">, drafted related-work prose in </w:t>
+      </w:r>
+      <w:r>
+        <w:rPr>
+          <w:rFonts w:ascii="Consolas" w:hAnsi="Consolas"/>
+          <w:sz w:val="20"/>
+        </w:rPr>
+        <w:t>docs/related-work/</w:t>
+      </w:r>
+      <w:r>
+        <w:rPr>
+          <w:sz w:val="22"/>
+        </w:rPr>
+        <w:t xml:space="preserve">, the full dataset contract in </w:t>
+      </w:r>
+      <w:r>
+        <w:rPr>
+          <w:rFonts w:ascii="Consolas" w:hAnsi="Consolas"/>
+          <w:sz w:val="20"/>
+        </w:rPr>
+        <w:t>docs/evaluation-corpus.md</w:t>
+      </w:r>
+      <w:r>
+        <w:rPr>
+          <w:sz w:val="22"/>
+        </w:rPr>
+        <w:t xml:space="preserve">, the resolution design in </w:t>
+      </w:r>
+      <w:r>
+        <w:rPr>
+          <w:rFonts w:ascii="Consolas" w:hAnsi="Consolas"/>
+          <w:sz w:val="20"/>
+        </w:rPr>
+        <w:t>docs/entity-resolution.md</w:t>
+      </w:r>
+      <w:r>
+        <w:rPr>
+          <w:sz w:val="22"/>
+        </w:rPr>
+        <w:t xml:space="preserve">, schema sources in </w:t>
+      </w:r>
+      <w:r>
+        <w:rPr>
+          <w:rFonts w:ascii="Consolas" w:hAnsi="Consolas"/>
+          <w:sz w:val="20"/>
+        </w:rPr>
+        <w:t>docs/references.md</w:t>
+      </w:r>
+      <w:r>
+        <w:rPr>
+          <w:sz w:val="22"/>
+        </w:rPr>
+        <w:t>, and bibliographic corrections in the two survey JSONs.</w:t>
+      </w:r>
+    </w:p>
+    <w:p>
+      <w:pPr>
+        <w:spacing w:before="320" w:after="100"/>
+        <w:jc w:val="left"/>
+      </w:pPr>
+      <w:r>
+        <w:rPr>
+          <w:b/>
+          <w:color w:val="1F3864"/>
+          <w:sz w:val="30"/>
+        </w:rPr>
+        <w:t>There is no new idea, and that is survivable</w:t>
+      </w:r>
+    </w:p>
+    <w:p>
+      <w:pPr>
+        <w:jc w:val="both"/>
+      </w:pPr>
+      <w:r>
+        <w:rPr>
+          <w:sz w:val="22"/>
+        </w:rPr>
+        <w:t>Twelve candidate contributions were searched adversarially and all twelve are already published. Do not resurrect one, and do not add a thirteenth without searching it first; all twelve died by assuming nobody had done it.</w:t>
+      </w:r>
+    </w:p>
+    <w:tbl>
+      <w:tblPr>
+        <w:tblStyle w:val="TableGrid"/>
+        <w:tblW w:type="auto" w:w="0"/>
+        <w:jc w:val="left"/>
+        <w:tblLook w:firstColumn="1" w:firstRow="1" w:lastColumn="0" w:lastRow="0" w:noHBand="0" w:noVBand="1" w:val="04A0"/>
+      </w:tblPr>
+      <w:tblGrid>
+        <w:gridCol w:w="4680"/>
+        <w:gridCol w:w="4680"/>
+      </w:tblGrid>
+      <w:tr>
+        <w:tc>
+          <w:tcPr>
+            <w:tcW w:type="dxa" w:w="4680"/>
+          </w:tcPr>
+          <w:p>
+            <w:pPr>
+              <w:spacing w:after="40"/>
+            </w:pPr>
+            <w:r>
+              <w:rPr>
+                <w:b/>
+                <w:sz w:val="18"/>
+              </w:rPr>
+              <w:t>The idea</w:t>
+            </w:r>
+          </w:p>
+        </w:tc>
+        <w:tc>
+          <w:tcPr>
+            <w:tcW w:type="dxa" w:w="4680"/>
+          </w:tcPr>
+          <w:p>
+            <w:pPr>
+              <w:spacing w:after="40"/>
+            </w:pPr>
+            <w:r>
+              <w:rPr>
+                <w:b/>
+                <w:sz w:val="18"/>
+              </w:rPr>
+              <w:t>Already published by</w:t>
+            </w:r>
+          </w:p>
+        </w:tc>
+      </w:tr>
+      <w:tr>
+        <w:tc>
+          <w:tcPr>
+            <w:tcW w:type="dxa" w:w="4680"/>
+          </w:tcPr>
+          <w:p>
+            <w:pPr>
+              <w:spacing w:after="40"/>
+            </w:pPr>
+            <w:r>
+              <w:rPr>
+                <w:sz w:val="18"/>
+              </w:rPr>
+              <w:t>Memory that speaks up unasked</w:t>
+            </w:r>
+          </w:p>
+        </w:tc>
+        <w:tc>
+          <w:tcPr>
+            <w:tcW w:type="dxa" w:w="4680"/>
+          </w:tcPr>
+          <w:p>
+            <w:pPr>
+              <w:spacing w:after="40"/>
+            </w:pPr>
+            <w:r>
+              <w:rPr>
+                <w:sz w:val="18"/>
+              </w:rPr>
+              <w:t>CogniFold 2605.13438, ProactAgent 2604.20572, ENPMR-Bench 2605.27240</w:t>
+            </w:r>
+          </w:p>
+        </w:tc>
+      </w:tr>
+      <w:tr>
+        <w:tc>
+          <w:tcPr>
+            <w:tcW w:type="dxa" w:w="4680"/>
+          </w:tcPr>
+          <w:p>
+            <w:pPr>
+              <w:spacing w:after="40"/>
+            </w:pPr>
+            <w:r>
+              <w:rPr>
+                <w:sz w:val="18"/>
+              </w:rPr>
+              <w:t>Schema induction from raw text</w:t>
+            </w:r>
+          </w:p>
+        </w:tc>
+        <w:tc>
+          <w:tcPr>
+            <w:tcW w:type="dxa" w:w="4680"/>
+          </w:tcPr>
+          <w:p>
+            <w:pPr>
+              <w:spacing w:after="40"/>
+            </w:pPr>
+            <w:r>
+              <w:rPr>
+                <w:sz w:val="18"/>
+              </w:rPr>
+              <w:t>AutoSchemaKG 2505.23628, SCOPE/SCION 2607.21610, EvoTaxo 2603.19711</w:t>
+            </w:r>
+          </w:p>
+        </w:tc>
+      </w:tr>
+      <w:tr>
+        <w:tc>
+          <w:tcPr>
+            <w:tcW w:type="dxa" w:w="4680"/>
+          </w:tcPr>
+          <w:p>
+            <w:pPr>
+              <w:spacing w:after="40"/>
+            </w:pPr>
+            <w:r>
+              <w:rPr>
+                <w:sz w:val="18"/>
+              </w:rPr>
+              <w:t>Narrative threads from chat</w:t>
+            </w:r>
+          </w:p>
+        </w:tc>
+        <w:tc>
+          <w:tcPr>
+            <w:tcW w:type="dxa" w:w="4680"/>
+          </w:tcPr>
+          <w:p>
+            <w:pPr>
+              <w:spacing w:after="40"/>
+            </w:pPr>
+            <w:r>
+              <w:rPr>
+                <w:sz w:val="18"/>
+              </w:rPr>
+              <w:t>TraceMem 2602.09712</w:t>
+            </w:r>
+          </w:p>
+        </w:tc>
+      </w:tr>
+      <w:tr>
+        <w:tc>
+          <w:tcPr>
+            <w:tcW w:type="dxa" w:w="4680"/>
+          </w:tcPr>
+          <w:p>
+            <w:pPr>
+              <w:spacing w:after="40"/>
+            </w:pPr>
+            <w:r>
+              <w:rPr>
+                <w:sz w:val="18"/>
+              </w:rPr>
+              <w:t>Per-character summaries</w:t>
+            </w:r>
+          </w:p>
+        </w:tc>
+        <w:tc>
+          <w:tcPr>
+            <w:tcW w:type="dxa" w:w="4680"/>
+          </w:tcPr>
+          <w:p>
+            <w:pPr>
+              <w:spacing w:after="40"/>
+            </w:pPr>
+            <w:r>
+              <w:rPr>
+                <w:sz w:val="18"/>
+              </w:rPr>
+              <w:t>EntSUM (ACL 2022), EntSUMv2</w:t>
+            </w:r>
+          </w:p>
+        </w:tc>
+      </w:tr>
+      <w:tr>
+        <w:tc>
+          <w:tcPr>
+            <w:tcW w:type="dxa" w:w="4680"/>
+          </w:tcPr>
+          <w:p>
+            <w:pPr>
+              <w:spacing w:after="40"/>
+            </w:pPr>
+            <w:r>
+              <w:rPr>
+                <w:sz w:val="18"/>
+              </w:rPr>
+              <w:t>Thread disentanglement</w:t>
+            </w:r>
+          </w:p>
+        </w:tc>
+        <w:tc>
+          <w:tcPr>
+            <w:tcW w:type="dxa" w:w="4680"/>
+          </w:tcPr>
+          <w:p>
+            <w:pPr>
+              <w:spacing w:after="40"/>
+            </w:pPr>
+            <w:r>
+              <w:rPr>
+                <w:sz w:val="18"/>
+              </w:rPr>
+              <w:t>an active ACL, SIGIR, LREC task</w:t>
+            </w:r>
+          </w:p>
+        </w:tc>
+      </w:tr>
+      <w:tr>
+        <w:tc>
+          <w:tcPr>
+            <w:tcW w:type="dxa" w:w="4680"/>
+          </w:tcPr>
+          <w:p>
+            <w:pPr>
+              <w:spacing w:after="40"/>
+            </w:pPr>
+            <w:r>
+              <w:rPr>
+                <w:sz w:val="18"/>
+              </w:rPr>
+              <w:t>Nobody measures memory costs</w:t>
+            </w:r>
+          </w:p>
+        </w:tc>
+        <w:tc>
+          <w:tcPr>
+            <w:tcW w:type="dxa" w:w="4680"/>
+          </w:tcPr>
+          <w:p>
+            <w:pPr>
+              <w:spacing w:after="40"/>
+            </w:pPr>
+            <w:r>
+              <w:rPr>
+                <w:sz w:val="18"/>
+              </w:rPr>
+              <w:t>Anatomy of Agentic Memory 2602.19320 says it first</w:t>
+            </w:r>
+          </w:p>
+        </w:tc>
+      </w:tr>
+      <w:tr>
+        <w:tc>
+          <w:tcPr>
+            <w:tcW w:type="dxa" w:w="4680"/>
+          </w:tcPr>
+          <w:p>
+            <w:pPr>
+              <w:spacing w:after="40"/>
+            </w:pPr>
+            <w:r>
+              <w:rPr>
+                <w:sz w:val="18"/>
+              </w:rPr>
+              <w:t>One person's archive as a case study</w:t>
+            </w:r>
+          </w:p>
+        </w:tc>
+        <w:tc>
+          <w:tcPr>
+            <w:tcW w:type="dxa" w:w="4680"/>
+          </w:tcPr>
+          <w:p>
+            <w:pPr>
+              <w:spacing w:after="40"/>
+            </w:pPr>
+            <w:r>
+              <w:rPr>
+                <w:sz w:val="18"/>
+              </w:rPr>
+              <w:t>MyLifeBits (CACM 2006)</w:t>
+            </w:r>
+          </w:p>
+        </w:tc>
+      </w:tr>
+      <w:tr>
+        <w:tc>
+          <w:tcPr>
+            <w:tcW w:type="dxa" w:w="4680"/>
+          </w:tcPr>
+          <w:p>
+            <w:pPr>
+              <w:spacing w:after="40"/>
+            </w:pPr>
+            <w:r>
+              <w:rPr>
+                <w:sz w:val="18"/>
+              </w:rPr>
+              <w:t>One chunk in several threads at once</w:t>
+            </w:r>
+          </w:p>
+        </w:tc>
+        <w:tc>
+          <w:tcPr>
+            <w:tcW w:type="dxa" w:w="4680"/>
+          </w:tcPr>
+          <w:p>
+            <w:pPr>
+              <w:spacing w:after="40"/>
+            </w:pPr>
+            <w:r>
+              <w:rPr>
+                <w:sz w:val="18"/>
+              </w:rPr>
+              <w:t>RAPTOR, and CAM (NeurIPS 2025)</w:t>
+            </w:r>
+          </w:p>
+        </w:tc>
+      </w:tr>
+      <w:tr>
+        <w:tc>
+          <w:tcPr>
+            <w:tcW w:type="dxa" w:w="4680"/>
+          </w:tcPr>
+          <w:p>
+            <w:pPr>
+              <w:spacing w:after="40"/>
+            </w:pPr>
+            <w:r>
+              <w:rPr>
+                <w:sz w:val="18"/>
+              </w:rPr>
+              <w:t>Novels as a memory testbed</w:t>
+            </w:r>
+          </w:p>
+        </w:tc>
+        <w:tc>
+          <w:tcPr>
+            <w:tcW w:type="dxa" w:w="4680"/>
+          </w:tcPr>
+          <w:p>
+            <w:pPr>
+              <w:spacing w:after="40"/>
+            </w:pPr>
+            <w:r>
+              <w:rPr>
+                <w:sz w:val="18"/>
+              </w:rPr>
+              <w:t>NarrativeXL, MemoryAgentBench, StoryBench</w:t>
+            </w:r>
+          </w:p>
+        </w:tc>
+      </w:tr>
+      <w:tr>
+        <w:tc>
+          <w:tcPr>
+            <w:tcW w:type="dxa" w:w="4680"/>
+          </w:tcPr>
+          <w:p>
+            <w:pPr>
+              <w:spacing w:after="40"/>
+            </w:pPr>
+            <w:r>
+              <w:rPr>
+                <w:sz w:val="18"/>
+              </w:rPr>
+              <w:t>Requirements for assistant memory</w:t>
+            </w:r>
+          </w:p>
+        </w:tc>
+        <w:tc>
+          <w:tcPr>
+            <w:tcW w:type="dxa" w:w="4680"/>
+          </w:tcPr>
+          <w:p>
+            <w:pPr>
+              <w:spacing w:after="40"/>
+            </w:pPr>
+            <w:r>
+              <w:rPr>
+                <w:sz w:val="18"/>
+              </w:rPr>
+              <w:t>Jones et al. (CHI 2025), 2606.24775 across 12 systems</w:t>
+            </w:r>
+          </w:p>
+        </w:tc>
+      </w:tr>
+      <w:tr>
+        <w:tc>
+          <w:tcPr>
+            <w:tcW w:type="dxa" w:w="4680"/>
+          </w:tcPr>
+          <w:p>
+            <w:pPr>
+              <w:spacing w:after="40"/>
+            </w:pPr>
+            <w:r>
+              <w:rPr>
+                <w:sz w:val="18"/>
+              </w:rPr>
+              <w:t>Entities before facts</w:t>
+            </w:r>
+          </w:p>
+        </w:tc>
+        <w:tc>
+          <w:tcPr>
+            <w:tcW w:type="dxa" w:w="4680"/>
+          </w:tcPr>
+          <w:p>
+            <w:pPr>
+              <w:spacing w:after="40"/>
+            </w:pPr>
+            <w:r>
+              <w:rPr>
+                <w:sz w:val="18"/>
+              </w:rPr>
+              <w:t>iText2KG, RAKG, LINK-KG, CORE-KG, and GraphRAG and Zep themselves, per their own prompts</w:t>
+            </w:r>
+          </w:p>
+        </w:tc>
+      </w:tr>
+      <w:tr>
+        <w:tc>
+          <w:tcPr>
+            <w:tcW w:type="dxa" w:w="4680"/>
+          </w:tcPr>
+          <w:p>
+            <w:pPr>
+              <w:spacing w:after="40"/>
+            </w:pPr>
+            <w:r>
+              <w:rPr>
+                <w:sz w:val="18"/>
+              </w:rPr>
+              <w:t>Publishing cleaned novels as a test set</w:t>
+            </w:r>
+          </w:p>
+        </w:tc>
+        <w:tc>
+          <w:tcPr>
+            <w:tcW w:type="dxa" w:w="4680"/>
+          </w:tcPr>
+          <w:p>
+            <w:pPr>
+              <w:spacing w:after="40"/>
+            </w:pPr>
+            <w:r>
+              <w:rPr>
+                <w:sz w:val="18"/>
+              </w:rPr>
+              <w:t>GraphRAG-Bench, AffilKG, STAGE, CoSER</w:t>
+            </w:r>
+          </w:p>
+        </w:tc>
+      </w:tr>
+    </w:tbl>
+    <w:p>
+      <w:pPr>
+        <w:spacing w:after="40"/>
+      </w:pPr>
+    </w:p>
+    <w:p>
+      <w:pPr>
+        <w:jc w:val="both"/>
+      </w:pPr>
+      <w:r>
+        <w:rPr>
+          <w:sz w:val="22"/>
+        </w:rPr>
+        <w:t>The sharpest death is entities-first: GraphRAG's prompt "first identifies all entities" before relationships, and Zep's fact extraction takes an ENTITIES block. iText2KG ran the nearest experiment and explicitly declines to call global or local entity context better, because the precision cost buys unmeasured richness; cite it as an open trade-off. Six memory benchmarks appeared in eighteen months, so every check here is stale by November; re-run the adversarial queries immediately before posting.</w:t>
+      </w:r>
+    </w:p>
+    <w:p>
+      <w:pPr>
+        <w:jc w:val="both"/>
+      </w:pPr>
+      <w:r>
+        <w:rPr>
+          <w:sz w:val="22"/>
+        </w:rPr>
+        <w:t xml:space="preserve">The venues make the reframe legitimate. PVLDB: novelty "often lies in the design ... or interesting and effective combination of existing techniques." NeurIPS 2026: "originality does not necessarily require introducing an entirely new method." SIGSOFT lists "not the first known solution" as an invalid reviewer criticism. The price is stated in the same guidelines: less novelty demands more rigorous evaluation. So the paper is a systems paper for a demonstration or in-use track: </w:t>
+      </w:r>
+      <w:r>
+        <w:rPr>
+          <w:b/>
+          <w:sz w:val="22"/>
+        </w:rPr>
+        <w:t>here is the system, and here is which parts of it actually help.</w:t>
+      </w:r>
+      <w:r>
+        <w:rPr>
+          <w:sz w:val="22"/>
+        </w:rPr>
+        <w:t xml:space="preserve"> Concede in the introduction that every mechanism is borrowed, with citations, before a reviewer says it for you: hierarchical summaries from GraphRAG and RAPTOR, dated facts and invalidation from Zep and Snodgrass beneath it, per-character summaries from EntSUM, incremental updates from MemTree, graph structure from Angles, fact ranking from Wikidata.</w:t>
+      </w:r>
+    </w:p>
+    <w:p>
+      <w:pPr>
+        <w:jc w:val="both"/>
+      </w:pPr>
+      <w:r>
+        <w:rPr>
+          <w:sz w:val="22"/>
+        </w:rPr>
+        <w:t>Two papers sit close enough to require full reads before a word is written: Narrative World Model (2607.05577), same niche and baselines, and Story Ribbons (IEEE VIS 2025), which builds per-character per-scene summaries with a quote check over 30 Gutenberg works. Story Ribbons has no search layer; that difference goes in our introduction, not in a reviewer's complaint.</w:t>
+      </w:r>
+    </w:p>
+    <w:p>
+      <w:pPr>
+        <w:spacing w:before="320" w:after="100"/>
+        <w:jc w:val="left"/>
+      </w:pPr>
+      <w:r>
+        <w:rPr>
+          <w:b/>
+          <w:color w:val="1F3864"/>
+          <w:sz w:val="30"/>
+        </w:rPr>
+        <w:t>The one open measurement worth owning</w:t>
+      </w:r>
+    </w:p>
+    <w:p>
+      <w:pPr>
+        <w:jc w:val="both"/>
+      </w:pPr>
+      <w:r>
+        <w:rPr>
+          <w:sz w:val="22"/>
+        </w:rPr>
+        <w:t xml:space="preserve">Resolution is where this design departs from everything it is measured against. Every surveyed system resolves entities on strings or embeddings plus an LLM verdict; none uses co-occurrence as a signal. Collective entity resolution settled in 2007 that the relational signal works. What is unmeasured is </w:t>
+      </w:r>
+      <w:r>
+        <w:rPr>
+          <w:b/>
+          <w:sz w:val="22"/>
+        </w:rPr>
+        <w:t>whether it still pays when the candidate scorer is an embedding and an LLM</w:t>
+      </w:r>
+      <w:r>
+        <w:rPr>
+          <w:sz w:val="22"/>
+        </w:rPr>
+        <w:t xml:space="preserve">, and iText2KG's own future work asks for the profile signal. Answering an open question posed by a system in the comparison table is a better position than any novelty claim. The design, the guards against merge black holes, and the citations are in </w:t>
+      </w:r>
+      <w:r>
+        <w:rPr>
+          <w:rFonts w:ascii="Consolas" w:hAnsi="Consolas"/>
+          <w:sz w:val="20"/>
+        </w:rPr>
+        <w:t>docs/entity-resolution.md</w:t>
+      </w:r>
+      <w:r>
+        <w:rPr>
+          <w:sz w:val="22"/>
+        </w:rPr>
+        <w:t>; the Walmart report (2607.26298) that argues against our soft-veto choice gets cited against ourselves.</w:t>
+      </w:r>
+    </w:p>
+    <w:p>
+      <w:pPr>
+        <w:spacing w:before="320" w:after="100"/>
+        <w:jc w:val="left"/>
+      </w:pPr>
+      <w:r>
+        <w:rPr>
+          <w:b/>
+          <w:color w:val="1F3864"/>
+          <w:sz w:val="30"/>
+        </w:rPr>
+        <w:t>What the field says is unsolved</w:t>
+      </w:r>
+    </w:p>
+    <w:p>
+      <w:pPr>
+        <w:jc w:val="both"/>
+      </w:pPr>
+      <w:r>
+        <w:rPr>
+          <w:sz w:val="22"/>
+        </w:rPr>
+        <w:t>Each row cites published work saying so. The two-year prototype deployment corroborates every row and authorizes none of them.</w:t>
+      </w:r>
+    </w:p>
+    <w:tbl>
+      <w:tblPr>
+        <w:tblStyle w:val="TableGrid"/>
+        <w:tblW w:type="auto" w:w="0"/>
+        <w:jc w:val="left"/>
+        <w:tblLook w:firstColumn="1" w:firstRow="1" w:lastColumn="0" w:lastRow="0" w:noHBand="0" w:noVBand="1" w:val="04A0"/>
+      </w:tblPr>
+      <w:tblGrid>
+        <w:gridCol w:w="4680"/>
+        <w:gridCol w:w="4680"/>
+      </w:tblGrid>
+      <w:tr>
+        <w:tc>
+          <w:tcPr>
+            <w:tcW w:type="dxa" w:w="4680"/>
+          </w:tcPr>
+          <w:p>
+            <w:pPr>
+              <w:spacing w:after="40"/>
+            </w:pPr>
+            <w:r>
+              <w:rPr>
+                <w:b/>
+                <w:sz w:val="18"/>
+              </w:rPr>
+              <w:t>Requirement</w:t>
+            </w:r>
+          </w:p>
+        </w:tc>
+        <w:tc>
+          <w:tcPr>
+            <w:tcW w:type="dxa" w:w="4680"/>
+          </w:tcPr>
+          <w:p>
+            <w:pPr>
+              <w:spacing w:after="40"/>
+            </w:pPr>
+            <w:r>
+              <w:rPr>
+                <w:b/>
+                <w:sz w:val="18"/>
+              </w:rPr>
+              <w:t>The field saying so</w:t>
+            </w:r>
+          </w:p>
+        </w:tc>
+      </w:tr>
+      <w:tr>
+        <w:tc>
+          <w:tcPr>
+            <w:tcW w:type="dxa" w:w="4680"/>
+          </w:tcPr>
+          <w:p>
+            <w:pPr>
+              <w:spacing w:after="40"/>
+            </w:pPr>
+            <w:r>
+              <w:rPr>
+                <w:sz w:val="18"/>
+              </w:rPr>
+              <w:t>Fact supersession</w:t>
+            </w:r>
+          </w:p>
+        </w:tc>
+        <w:tc>
+          <w:tcPr>
+            <w:tcW w:type="dxa" w:w="4680"/>
+          </w:tcPr>
+          <w:p>
+            <w:pPr>
+              <w:spacing w:after="40"/>
+            </w:pPr>
+            <w:r>
+              <w:rPr>
+                <w:sz w:val="18"/>
+              </w:rPr>
+              <w:t>MemoryAgentBench: no tested system above 28% on multi-hop fact updates</w:t>
+            </w:r>
+          </w:p>
+        </w:tc>
+      </w:tr>
+      <w:tr>
+        <w:tc>
+          <w:tcPr>
+            <w:tcW w:type="dxa" w:w="4680"/>
+          </w:tcPr>
+          <w:p>
+            <w:pPr>
+              <w:spacing w:after="40"/>
+            </w:pPr>
+            <w:r>
+              <w:rPr>
+                <w:sz w:val="18"/>
+              </w:rPr>
+              <w:t>Entity resolution</w:t>
+            </w:r>
+          </w:p>
+        </w:tc>
+        <w:tc>
+          <w:tcPr>
+            <w:tcW w:type="dxa" w:w="4680"/>
+          </w:tcPr>
+          <w:p>
+            <w:pPr>
+              <w:spacing w:after="40"/>
+            </w:pPr>
+            <w:r>
+              <w:rPr>
+                <w:sz w:val="18"/>
+              </w:rPr>
+              <w:t>Noy et al. 2019: disambiguation the top challenge across five production graphs</w:t>
+            </w:r>
+          </w:p>
+        </w:tc>
+      </w:tr>
+      <w:tr>
+        <w:tc>
+          <w:tcPr>
+            <w:tcW w:type="dxa" w:w="4680"/>
+          </w:tcPr>
+          <w:p>
+            <w:pPr>
+              <w:spacing w:after="40"/>
+            </w:pPr>
+            <w:r>
+              <w:rPr>
+                <w:sz w:val="18"/>
+              </w:rPr>
+              <w:t>Faithfulness</w:t>
+            </w:r>
+          </w:p>
+        </w:tc>
+        <w:tc>
+          <w:tcPr>
+            <w:tcW w:type="dxa" w:w="4680"/>
+          </w:tcPr>
+          <w:p>
+            <w:pPr>
+              <w:spacing w:after="40"/>
+            </w:pPr>
+            <w:r>
+              <w:rPr>
+                <w:sz w:val="18"/>
+              </w:rPr>
+              <w:t>FABLES: best model 90.9% faithful; best automatic checker 58.2 F1</w:t>
+            </w:r>
+          </w:p>
+        </w:tc>
+      </w:tr>
+      <w:tr>
+        <w:tc>
+          <w:tcPr>
+            <w:tcW w:type="dxa" w:w="4680"/>
+          </w:tcPr>
+          <w:p>
+            <w:pPr>
+              <w:spacing w:after="40"/>
+            </w:pPr>
+            <w:r>
+              <w:rPr>
+                <w:sz w:val="18"/>
+              </w:rPr>
+              <w:t>Coverage</w:t>
+            </w:r>
+          </w:p>
+        </w:tc>
+        <w:tc>
+          <w:tcPr>
+            <w:tcW w:type="dxa" w:w="4680"/>
+          </w:tcPr>
+          <w:p>
+            <w:pPr>
+              <w:spacing w:after="40"/>
+            </w:pPr>
+            <w:r>
+              <w:rPr>
+                <w:sz w:val="18"/>
+              </w:rPr>
+              <w:t>FABLES: 33 to 65% of summaries omit key events</w:t>
+            </w:r>
+          </w:p>
+        </w:tc>
+      </w:tr>
+      <w:tr>
+        <w:tc>
+          <w:tcPr>
+            <w:tcW w:type="dxa" w:w="4680"/>
+          </w:tcPr>
+          <w:p>
+            <w:pPr>
+              <w:spacing w:after="40"/>
+            </w:pPr>
+            <w:r>
+              <w:rPr>
+                <w:sz w:val="18"/>
+              </w:rPr>
+              <w:t>Incremental update</w:t>
+            </w:r>
+          </w:p>
+        </w:tc>
+        <w:tc>
+          <w:tcPr>
+            <w:tcW w:type="dxa" w:w="4680"/>
+          </w:tcPr>
+          <w:p>
+            <w:pPr>
+              <w:spacing w:after="40"/>
+            </w:pPr>
+            <w:r>
+              <w:rPr>
+                <w:sz w:val="18"/>
+              </w:rPr>
+              <w:t>RAPTOR, GraphRAG, and Talebirad all name insertion unsolved</w:t>
+            </w:r>
+          </w:p>
+        </w:tc>
+      </w:tr>
+      <w:tr>
+        <w:tc>
+          <w:tcPr>
+            <w:tcW w:type="dxa" w:w="4680"/>
+          </w:tcPr>
+          <w:p>
+            <w:pPr>
+              <w:spacing w:after="40"/>
+            </w:pPr>
+            <w:r>
+              <w:rPr>
+                <w:sz w:val="18"/>
+              </w:rPr>
+              <w:t>Cost accounting</w:t>
+            </w:r>
+          </w:p>
+        </w:tc>
+        <w:tc>
+          <w:tcPr>
+            <w:tcW w:type="dxa" w:w="4680"/>
+          </w:tcPr>
+          <w:p>
+            <w:pPr>
+              <w:spacing w:after="40"/>
+            </w:pPr>
+            <w:r>
+              <w:rPr>
+                <w:sz w:val="18"/>
+              </w:rPr>
+              <w:t>Anatomy of Agentic Memory 2602.19320: system costs overlooked</w:t>
+            </w:r>
+          </w:p>
+        </w:tc>
+      </w:tr>
+      <w:tr>
+        <w:tc>
+          <w:tcPr>
+            <w:tcW w:type="dxa" w:w="4680"/>
+          </w:tcPr>
+          <w:p>
+            <w:pPr>
+              <w:spacing w:after="40"/>
+            </w:pPr>
+            <w:r>
+              <w:rPr>
+                <w:sz w:val="18"/>
+              </w:rPr>
+              <w:t>Consultation</w:t>
+            </w:r>
+          </w:p>
+        </w:tc>
+        <w:tc>
+          <w:tcPr>
+            <w:tcW w:type="dxa" w:w="4680"/>
+          </w:tcPr>
+          <w:p>
+            <w:pPr>
+              <w:spacing w:after="40"/>
+            </w:pPr>
+            <w:r>
+              <w:rPr>
+                <w:sz w:val="18"/>
+              </w:rPr>
+              <w:t>every benchmark poses the query; a store never consulted fails none</w:t>
+            </w:r>
+          </w:p>
+        </w:tc>
+      </w:tr>
+    </w:tbl>
+    <w:p>
+      <w:pPr>
+        <w:spacing w:after="40"/>
+      </w:pPr>
+    </w:p>
+    <w:p>
+      <w:pPr>
+        <w:spacing w:before="320" w:after="100"/>
+        <w:jc w:val="left"/>
+      </w:pPr>
+      <w:r>
+        <w:rPr>
+          <w:b/>
+          <w:color w:val="1F3864"/>
+          <w:sz w:val="30"/>
+        </w:rPr>
+        <w:t>The measurement slate</w:t>
+      </w:r>
+    </w:p>
+    <w:p>
+      <w:pPr>
+        <w:jc w:val="both"/>
+      </w:pPr>
+      <w:r>
+        <w:rPr>
+          <w:sz w:val="22"/>
+        </w:rPr>
+        <w:t xml:space="preserve">The dataset contract, row by row, is </w:t>
+      </w:r>
+      <w:r>
+        <w:rPr>
+          <w:rFonts w:ascii="Consolas" w:hAnsi="Consolas"/>
+          <w:sz w:val="20"/>
+        </w:rPr>
+        <w:t>docs/evaluation-corpus.md</w:t>
+      </w:r>
+      <w:r>
+        <w:rPr>
+          <w:sz w:val="22"/>
+        </w:rPr>
+        <w:t>. The slate:</w:t>
+      </w:r>
+    </w:p>
+    <w:tbl>
+      <w:tblPr>
+        <w:tblStyle w:val="TableGrid"/>
+        <w:tblW w:type="auto" w:w="0"/>
+        <w:jc w:val="left"/>
+        <w:tblLook w:firstColumn="1" w:firstRow="1" w:lastColumn="0" w:lastRow="0" w:noHBand="0" w:noVBand="1" w:val="04A0"/>
+      </w:tblPr>
+      <w:tblGrid>
+        <w:gridCol w:w="3120"/>
+        <w:gridCol w:w="3120"/>
+        <w:gridCol w:w="3120"/>
+      </w:tblGrid>
+      <w:tr>
+        <w:tc>
+          <w:tcPr>
+            <w:tcW w:type="dxa" w:w="3120"/>
+          </w:tcPr>
+          <w:p>
+            <w:pPr>
+              <w:spacing w:after="40"/>
+            </w:pPr>
+            <w:r>
+              <w:rPr>
+                <w:b/>
+                <w:sz w:val="18"/>
+              </w:rPr>
+              <w:t>Measurement</w:t>
+            </w:r>
+          </w:p>
+        </w:tc>
+        <w:tc>
+          <w:tcPr>
+            <w:tcW w:type="dxa" w:w="3120"/>
+          </w:tcPr>
+          <w:p>
+            <w:pPr>
+              <w:spacing w:after="40"/>
+            </w:pPr>
+            <w:r>
+              <w:rPr>
+                <w:b/>
+                <w:sz w:val="18"/>
+              </w:rPr>
+              <w:t>Against</w:t>
+            </w:r>
+          </w:p>
+        </w:tc>
+        <w:tc>
+          <w:tcPr>
+            <w:tcW w:type="dxa" w:w="3120"/>
+          </w:tcPr>
+          <w:p>
+            <w:pPr>
+              <w:spacing w:after="40"/>
+            </w:pPr>
+            <w:r>
+              <w:rPr>
+                <w:b/>
+                <w:sz w:val="18"/>
+              </w:rPr>
+              <w:t>Cost</w:t>
+            </w:r>
+          </w:p>
+        </w:tc>
+      </w:tr>
+      <w:tr>
+        <w:tc>
+          <w:tcPr>
+            <w:tcW w:type="dxa" w:w="3120"/>
+          </w:tcPr>
+          <w:p>
+            <w:pPr>
+              <w:spacing w:after="40"/>
+            </w:pPr>
+            <w:r>
+              <w:rPr>
+                <w:sz w:val="18"/>
+              </w:rPr>
+              <w:t>GraphRAG-Bench novels: full system, no-context control, flat retrieval, then the cells ablation</w:t>
+            </w:r>
+          </w:p>
+        </w:tc>
+        <w:tc>
+          <w:tcPr>
+            <w:tcW w:type="dxa" w:w="3120"/>
+          </w:tcPr>
+          <w:p>
+            <w:pPr>
+              <w:spacing w:after="40"/>
+            </w:pPr>
+            <w:r>
+              <w:rPr>
+                <w:sz w:val="18"/>
+              </w:rPr>
+              <w:t>9 published gpt-4o-mini baselines, gold answers and evidence, 2,010 questions</w:t>
+            </w:r>
+          </w:p>
+        </w:tc>
+        <w:tc>
+          <w:tcPr>
+            <w:tcW w:type="dxa" w:w="3120"/>
+          </w:tcPr>
+          <w:p>
+            <w:pPr>
+              <w:spacing w:after="40"/>
+            </w:pPr>
+            <w:r>
+              <w:rPr>
+                <w:sz w:val="18"/>
+              </w:rPr>
+              <w:t>the main paid run</w:t>
+            </w:r>
+          </w:p>
+        </w:tc>
+      </w:tr>
+      <w:tr>
+        <w:tc>
+          <w:tcPr>
+            <w:tcW w:type="dxa" w:w="3120"/>
+          </w:tcPr>
+          <w:p>
+            <w:pPr>
+              <w:spacing w:after="40"/>
+            </w:pPr>
+            <w:r>
+              <w:rPr>
+                <w:sz w:val="18"/>
+              </w:rPr>
+              <w:t>Hand-labeled alias set, one novel</w:t>
+            </w:r>
+          </w:p>
+        </w:tc>
+        <w:tc>
+          <w:tcPr>
+            <w:tcW w:type="dxa" w:w="3120"/>
+          </w:tcPr>
+          <w:p>
+            <w:pPr>
+              <w:spacing w:after="40"/>
+            </w:pPr>
+            <w:r>
+              <w:rPr>
+                <w:sz w:val="18"/>
+              </w:rPr>
+              <w:t>merge precision and recall from the first ingest</w:t>
+            </w:r>
+          </w:p>
+        </w:tc>
+        <w:tc>
+          <w:tcPr>
+            <w:tcW w:type="dxa" w:w="3120"/>
+          </w:tcPr>
+          <w:p>
+            <w:pPr>
+              <w:spacing w:after="40"/>
+            </w:pPr>
+            <w:r>
+              <w:rPr>
+                <w:sz w:val="18"/>
+              </w:rPr>
+              <w:t>half an hour of labeling</w:t>
+            </w:r>
+          </w:p>
+        </w:tc>
+      </w:tr>
+      <w:tr>
+        <w:tc>
+          <w:tcPr>
+            <w:tcW w:type="dxa" w:w="3120"/>
+          </w:tcPr>
+          <w:p>
+            <w:pPr>
+              <w:spacing w:after="40"/>
+            </w:pPr>
+            <w:r>
+              <w:rPr>
+                <w:sz w:val="18"/>
+              </w:rPr>
+              <w:t>NarrativeQA, the 345 questions over 12 works we own</w:t>
+            </w:r>
+          </w:p>
+        </w:tc>
+        <w:tc>
+          <w:tcPr>
+            <w:tcW w:type="dxa" w:w="3120"/>
+          </w:tcPr>
+          <w:p>
+            <w:pPr>
+              <w:spacing w:after="40"/>
+            </w:pPr>
+            <w:r>
+              <w:rPr>
+                <w:sz w:val="18"/>
+              </w:rPr>
+              <w:t>reference answers; same three arms</w:t>
+            </w:r>
+          </w:p>
+        </w:tc>
+        <w:tc>
+          <w:tcPr>
+            <w:tcW w:type="dxa" w:w="3120"/>
+          </w:tcPr>
+          <w:p>
+            <w:pPr>
+              <w:spacing w:after="40"/>
+            </w:pPr>
+            <w:r>
+              <w:rPr>
+                <w:sz w:val="18"/>
+              </w:rPr>
+              <w:t>cheap secondary run</w:t>
+            </w:r>
+          </w:p>
+        </w:tc>
+      </w:tr>
+      <w:tr>
+        <w:tc>
+          <w:tcPr>
+            <w:tcW w:type="dxa" w:w="3120"/>
+          </w:tcPr>
+          <w:p>
+            <w:pPr>
+              <w:spacing w:after="40"/>
+            </w:pPr>
+            <w:r>
+              <w:rPr>
+                <w:sz w:val="18"/>
+              </w:rPr>
+              <w:t>LongMemEval, stretch: full-context parity arm, then the 78-question knowledge-update band</w:t>
+            </w:r>
+          </w:p>
+        </w:tc>
+        <w:tc>
+          <w:tcPr>
+            <w:tcW w:type="dxa" w:w="3120"/>
+          </w:tcPr>
+          <w:p>
+            <w:pPr>
+              <w:spacing w:after="40"/>
+            </w:pPr>
+            <w:r>
+              <w:rPr>
+                <w:sz w:val="18"/>
+              </w:rPr>
+              <w:t xml:space="preserve">Zep's 63.8 over a 55.4 full-context baseline (gpt-4o-mini, original </w:t>
+            </w:r>
+            <w:r>
+              <w:rPr>
+                <w:rFonts w:ascii="Consolas" w:hAnsi="Consolas"/>
+                <w:sz w:val="16"/>
+              </w:rPr>
+              <w:t>_s</w:t>
+            </w:r>
+            <w:r>
+              <w:rPr>
+                <w:sz w:val="18"/>
+              </w:rPr>
+              <w:t xml:space="preserve"> file)</w:t>
+            </w:r>
+          </w:p>
+        </w:tc>
+        <w:tc>
+          <w:tcPr>
+            <w:tcW w:type="dxa" w:w="3120"/>
+          </w:tcPr>
+          <w:p>
+            <w:pPr>
+              <w:spacing w:after="40"/>
+            </w:pPr>
+            <w:r>
+              <w:rPr>
+                <w:sz w:val="18"/>
+              </w:rPr>
+              <w:t>~$9 parity, one paid run</w:t>
+            </w:r>
+          </w:p>
+        </w:tc>
+      </w:tr>
+      <w:tr>
+        <w:tc>
+          <w:tcPr>
+            <w:tcW w:type="dxa" w:w="3120"/>
+          </w:tcPr>
+          <w:p>
+            <w:pPr>
+              <w:spacing w:after="40"/>
+            </w:pPr>
+            <w:r>
+              <w:rPr>
+                <w:sz w:val="18"/>
+              </w:rPr>
+              <w:t>Read cost, refold cost, coverage difference</w:t>
+            </w:r>
+          </w:p>
+        </w:tc>
+        <w:tc>
+          <w:tcPr>
+            <w:tcW w:type="dxa" w:w="3120"/>
+          </w:tcPr>
+          <w:p>
+            <w:pPr>
+              <w:spacing w:after="40"/>
+            </w:pPr>
+            <w:r>
+              <w:rPr>
+                <w:sz w:val="18"/>
+              </w:rPr>
+              <w:t>MemTree's published 3,750 / 3,850 / 3.27 calls per insertion; no gold answers needed</w:t>
+            </w:r>
+          </w:p>
+        </w:tc>
+        <w:tc>
+          <w:tcPr>
+            <w:tcW w:type="dxa" w:w="3120"/>
+          </w:tcPr>
+          <w:p>
+            <w:pPr>
+              <w:spacing w:after="40"/>
+            </w:pPr>
+            <w:r>
+              <w:rPr>
+                <w:sz w:val="18"/>
+              </w:rPr>
+              <w:t>free</w:t>
+            </w:r>
+          </w:p>
+        </w:tc>
+      </w:tr>
+      <w:tr>
+        <w:tc>
+          <w:tcPr>
+            <w:tcW w:type="dxa" w:w="3120"/>
+          </w:tcPr>
+          <w:p>
+            <w:pPr>
+              <w:spacing w:after="40"/>
+            </w:pPr>
+            <w:r>
+              <w:rPr>
+                <w:sz w:val="18"/>
+              </w:rPr>
+              <w:t>The free instruments: rejection rate per stage per tier, duplicate mints per chunk, predicate sprawl, quote-gate pass rate, chunk-versus-cell summary agreement, token cost per arm</w:t>
+            </w:r>
+          </w:p>
+        </w:tc>
+        <w:tc>
+          <w:tcPr>
+            <w:tcW w:type="dxa" w:w="3120"/>
+          </w:tcPr>
+          <w:p>
+            <w:pPr>
+              <w:spacing w:after="40"/>
+            </w:pPr>
+            <w:r>
+              <w:rPr>
+                <w:sz w:val="18"/>
+              </w:rPr>
+              <w:t>our own run logs</w:t>
+            </w:r>
+          </w:p>
+        </w:tc>
+        <w:tc>
+          <w:tcPr>
+            <w:tcW w:type="dxa" w:w="3120"/>
+          </w:tcPr>
+          <w:p>
+            <w:pPr>
+              <w:spacing w:after="40"/>
+            </w:pPr>
+            <w:r>
+              <w:rPr>
+                <w:sz w:val="18"/>
+              </w:rPr>
+              <w:t>free</w:t>
+            </w:r>
+          </w:p>
+        </w:tc>
+      </w:tr>
+      <w:tr>
+        <w:tc>
+          <w:tcPr>
+            <w:tcW w:type="dxa" w:w="3120"/>
+          </w:tcPr>
+          <w:p>
+            <w:pPr>
+              <w:spacing w:after="40"/>
+            </w:pPr>
+            <w:r>
+              <w:rPr>
+                <w:sz w:val="18"/>
+              </w:rPr>
+              <w:t>The OCR tax and the translation tax</w:t>
+            </w:r>
+          </w:p>
+        </w:tc>
+        <w:tc>
+          <w:tcPr>
+            <w:tcW w:type="dxa" w:w="3120"/>
+          </w:tcPr>
+          <w:p>
+            <w:pPr>
+              <w:spacing w:after="40"/>
+            </w:pPr>
+            <w:r>
+              <w:rPr>
+                <w:sz w:val="18"/>
+              </w:rPr>
+              <w:t>Three Kingdoms as proofread text, raw OCR, and machine translation of identical content</w:t>
+            </w:r>
+          </w:p>
+        </w:tc>
+        <w:tc>
+          <w:tcPr>
+            <w:tcW w:type="dxa" w:w="3120"/>
+          </w:tcPr>
+          <w:p>
+            <w:pPr>
+              <w:spacing w:after="40"/>
+            </w:pPr>
+            <w:r>
+              <w:rPr>
+                <w:sz w:val="18"/>
+              </w:rPr>
+              <w:t>cheap runs</w:t>
+            </w:r>
+          </w:p>
+        </w:tc>
+      </w:tr>
+    </w:tbl>
+    <w:p>
+      <w:pPr>
+        <w:spacing w:after="40"/>
+      </w:pPr>
+    </w:p>
+    <w:p>
+      <w:pPr>
+        <w:jc w:val="both"/>
+      </w:pPr>
+      <w:r>
+        <w:rPr>
+          <w:sz w:val="22"/>
+        </w:rPr>
+        <w:t>GraphRAG-Bench carries the argument in its own baseline table: the cheapest system spends 879 tokens per question, the strongest graph system 1,008, and the most expensive 331,375, a 377-fold spread. Landing near the top of the accuracy column at the bottom of the cost column, with no graph database and no server, is the finding. Graph methods beat plain RAG on complex reasoning and summarization, not fact retrieval, so the cells ablation has a built-in target. At n=2,010 a 2.4-point difference is detectable and ablations typically move 2 to 5.</w:t>
+      </w:r>
+    </w:p>
+    <w:p>
+      <w:pPr>
+        <w:jc w:val="both"/>
+      </w:pPr>
+      <w:r>
+        <w:rPr>
+          <w:sz w:val="22"/>
+        </w:rPr>
+        <w:t xml:space="preserve">Two LongMemEval files exist because the original was revised: Zep's numbers are on the original </w:t>
+      </w:r>
+      <w:r>
+        <w:rPr>
+          <w:rFonts w:ascii="Consolas" w:hAnsi="Consolas"/>
+          <w:sz w:val="20"/>
+        </w:rPr>
+        <w:t>_s</w:t>
+      </w:r>
+      <w:r>
+        <w:rPr>
+          <w:sz w:val="22"/>
+        </w:rPr>
+        <w:t>, so comparisons run there; our own standalone numbers use the cleaned file. Quoting one against the other is invalid. Run the full-context arm first: if it reproduces 55.4, the harness is comparable; if not, say so instead of claiming parity.</w:t>
+      </w:r>
+    </w:p>
+    <w:p>
+      <w:pPr>
+        <w:jc w:val="both"/>
+      </w:pPr>
+      <w:r>
+        <w:rPr>
+          <w:sz w:val="22"/>
+        </w:rPr>
+        <w:t>The anti-goal: do not try to beat Zep on its benchmark. Benchmarks supply task definitions and comparability. Long-context models beat extraction stores on raw recall by 33 to 35 points; the store's case is cost, provenance, and supersession.</w:t>
+      </w:r>
+    </w:p>
+    <w:p>
+      <w:pPr>
+        <w:jc w:val="both"/>
+      </w:pPr>
+      <w:r>
+        <w:rPr>
+          <w:sz w:val="22"/>
+        </w:rPr>
+        <w:t>The standing objection to famous books: the model already holds them, so a raw score proves nothing. Four answers travel with every result. GraphRAG-Bench chose pre-1900 novels specifically to minimize contamination. Every committed comparison is between arms over identical text, so both arms are equally contaminated. The NovelQA finding is that models know famous plots but fail on depth, minor characters, and chapter-level chronology, which is where the store competes. And the deerstalker probe catches weight leakage directly.</w:t>
+      </w:r>
+    </w:p>
+    <w:p>
+      <w:pPr>
+        <w:jc w:val="both"/>
+      </w:pPr>
+      <w:r>
+        <w:rPr>
+          <w:sz w:val="22"/>
+        </w:rPr>
+        <w:t>Rules that keep the numbers honest. The judge model never shares a tier with any writer and is calibrated on a hand-labeled sample before its scores count. Segmentation gets a deterministic baseline (TextTiling) beside the model call. Retrieval misses are classified coverage versus vocabulary before prescribing a fix. Agent-fleet evaluations carry completion accounting, since a partial fleet result looks confident. Report a pair metric and a cluster metric for resolution, because they can rank the same system differently.</w:t>
+      </w:r>
+    </w:p>
+    <w:p>
+      <w:pPr>
+        <w:spacing w:before="320" w:after="100"/>
+        <w:jc w:val="left"/>
+      </w:pPr>
+      <w:r>
+        <w:rPr>
+          <w:b/>
+          <w:color w:val="1F3864"/>
+          <w:sz w:val="30"/>
+        </w:rPr>
+        <w:t>Evidence checked by eye</w:t>
+      </w:r>
+    </w:p>
+    <w:p>
+      <w:pPr>
+        <w:jc w:val="both"/>
+      </w:pPr>
+      <w:r>
+        <w:rPr>
+          <w:sz w:val="22"/>
+        </w:rPr>
+        <w:t>Never presented as results.</w:t>
+      </w:r>
+    </w:p>
+    <w:tbl>
+      <w:tblPr>
+        <w:tblStyle w:val="TableGrid"/>
+        <w:tblW w:type="auto" w:w="0"/>
+        <w:jc w:val="left"/>
+        <w:tblLook w:firstColumn="1" w:firstRow="1" w:lastColumn="0" w:lastRow="0" w:noHBand="0" w:noVBand="1" w:val="04A0"/>
+      </w:tblPr>
+      <w:tblGrid>
+        <w:gridCol w:w="4680"/>
+        <w:gridCol w:w="4680"/>
+      </w:tblGrid>
+      <w:tr>
+        <w:tc>
+          <w:tcPr>
+            <w:tcW w:type="dxa" w:w="4680"/>
+          </w:tcPr>
+          <w:p>
+            <w:pPr>
+              <w:spacing w:after="40"/>
+            </w:pPr>
+            <w:r>
+              <w:rPr>
+                <w:b/>
+                <w:sz w:val="18"/>
+              </w:rPr>
+              <w:t>Fixture</w:t>
+            </w:r>
+          </w:p>
+        </w:tc>
+        <w:tc>
+          <w:tcPr>
+            <w:tcW w:type="dxa" w:w="4680"/>
+          </w:tcPr>
+          <w:p>
+            <w:pPr>
+              <w:spacing w:after="40"/>
+            </w:pPr>
+            <w:r>
+              <w:rPr>
+                <w:b/>
+                <w:sz w:val="18"/>
+              </w:rPr>
+              <w:t>Shows</w:t>
+            </w:r>
+          </w:p>
+        </w:tc>
+      </w:tr>
+      <w:tr>
+        <w:tc>
+          <w:tcPr>
+            <w:tcW w:type="dxa" w:w="4680"/>
+          </w:tcPr>
+          <w:p>
+            <w:pPr>
+              <w:spacing w:after="40"/>
+            </w:pPr>
+            <w:r>
+              <w:rPr>
+                <w:sz w:val="18"/>
+              </w:rPr>
+              <w:t>Tip becomes Ozma, Oz book 2</w:t>
+            </w:r>
+          </w:p>
+        </w:tc>
+        <w:tc>
+          <w:tcPr>
+            <w:tcW w:type="dxa" w:w="4680"/>
+          </w:tcPr>
+          <w:p>
+            <w:pPr>
+              <w:spacing w:after="40"/>
+            </w:pPr>
+            <w:r>
+              <w:rPr>
+                <w:sz w:val="18"/>
+              </w:rPr>
+              <w:t>aliasing, merge, supersession, time-scoped truth, at document 2</w:t>
+            </w:r>
+          </w:p>
+        </w:tc>
+      </w:tr>
+      <w:tr>
+        <w:tc>
+          <w:tcPr>
+            <w:tcW w:type="dxa" w:w="4680"/>
+          </w:tcPr>
+          <w:p>
+            <w:pPr>
+              <w:spacing w:after="40"/>
+            </w:pPr>
+            <w:r>
+              <w:rPr>
+                <w:sz w:val="18"/>
+              </w:rPr>
+              <w:t>Watson's wound, shoulder then leg</w:t>
+            </w:r>
+          </w:p>
+        </w:tc>
+        <w:tc>
+          <w:tcPr>
+            <w:tcW w:type="dxa" w:w="4680"/>
+          </w:tcPr>
+          <w:p>
+            <w:pPr>
+              <w:spacing w:after="40"/>
+            </w:pPr>
+            <w:r>
+              <w:rPr>
+                <w:sz w:val="18"/>
+              </w:rPr>
+              <w:t>contradiction inside one author, no reconciling reading</w:t>
+            </w:r>
+          </w:p>
+        </w:tc>
+      </w:tr>
+      <w:tr>
+        <w:tc>
+          <w:tcPr>
+            <w:tcW w:type="dxa" w:w="4680"/>
+          </w:tcPr>
+          <w:p>
+            <w:pPr>
+              <w:spacing w:after="40"/>
+            </w:pPr>
+            <w:r>
+              <w:rPr>
+                <w:sz w:val="18"/>
+              </w:rPr>
+              <w:t>The deerstalker probe</w:t>
+            </w:r>
+          </w:p>
+        </w:tc>
+        <w:tc>
+          <w:tcPr>
+            <w:tcW w:type="dxa" w:w="4680"/>
+          </w:tcPr>
+          <w:p>
+            <w:pPr>
+              <w:spacing w:after="40"/>
+            </w:pPr>
+            <w:r>
+              <w:rPr>
+                <w:sz w:val="18"/>
+              </w:rPr>
+              <w:t>Doyle never wrote one; assembled pages cannot contain it, generated pages can</w:t>
+            </w:r>
+          </w:p>
+        </w:tc>
+      </w:tr>
+      <w:tr>
+        <w:tc>
+          <w:tcPr>
+            <w:tcW w:type="dxa" w:w="4680"/>
+          </w:tcPr>
+          <w:p>
+            <w:pPr>
+              <w:spacing w:after="40"/>
+            </w:pPr>
+            <w:r>
+              <w:rPr>
+                <w:sz w:val="18"/>
+              </w:rPr>
+              <w:t>Helen at Troy, Homer vs Euripides</w:t>
+            </w:r>
+          </w:p>
+        </w:tc>
+        <w:tc>
+          <w:tcPr>
+            <w:tcW w:type="dxa" w:w="4680"/>
+          </w:tcPr>
+          <w:p>
+            <w:pPr>
+              <w:spacing w:after="40"/>
+            </w:pPr>
+            <w:r>
+              <w:rPr>
+                <w:sz w:val="18"/>
+              </w:rPr>
+              <w:t>source disagreement rendered inline</w:t>
+            </w:r>
+          </w:p>
+        </w:tc>
+      </w:tr>
+    </w:tbl>
+    <w:p>
+      <w:pPr>
+        <w:spacing w:after="40"/>
+      </w:pPr>
+    </w:p>
+    <w:p>
+      <w:pPr>
+        <w:spacing w:before="320" w:after="100"/>
+        <w:jc w:val="left"/>
+      </w:pPr>
+      <w:r>
+        <w:rPr>
+          <w:b/>
+          <w:color w:val="1F3864"/>
+          <w:sz w:val="30"/>
+        </w:rPr>
+        <w:t>What a run costs</w:t>
+      </w:r>
+    </w:p>
+    <w:p>
+      <w:pPr>
+        <w:jc w:val="both"/>
+      </w:pPr>
+      <w:r>
+        <w:rPr>
+          <w:sz w:val="22"/>
+        </w:rPr>
+        <w:t>Rates fetched 2026-08-27 and perishable. Per chunk the pipeline makes one entity pass, one fact pass, and N cell calls, each re-sending the chunk text; batching the cell calls is 2.3x on total input and 5x on the dominant part, so it is built in from the start. Full four-corpus run, batched: $2.30 on the cheapest model, $34 to $168 across the three mainline tiers, $335 at the top, a 146-fold spread, which is why tier sensitivity gets measured rather than assumed. The pilot is about $2. Set the spending stop before every run; the prototype ran out of credit mid-pass twice. Money is not the constraint; hours are.</w:t>
+      </w:r>
+    </w:p>
+    <w:p>
+      <w:pPr>
+        <w:spacing w:before="320" w:after="100"/>
+        <w:jc w:val="left"/>
+      </w:pPr>
+      <w:r>
+        <w:rPr>
+          <w:b/>
+          <w:color w:val="1F3864"/>
+          <w:sz w:val="30"/>
+        </w:rPr>
+        <w:t>What the prototype already showed</w:t>
+      </w:r>
+    </w:p>
+    <w:p>
+      <w:pPr>
+        <w:jc w:val="both"/>
+      </w:pPr>
+      <w:r>
+        <w:rPr>
+          <w:sz w:val="22"/>
+        </w:rPr>
+        <w:t>The two-year personal deployment (about 1,000 distilled summaries over 20M transcript tokens, a 25:1 ratio) is design rationale, never evidence, and no personal detail from it enters the paper. Its sharpest finding: tracing 39 rolled-up claims to raw transcripts found all 8 defects in the synthesis layer while all 31 leaf-level checks were clean, and an entailment gate is structurally blind to this because a hardened sentence is still entailed by its hedged source. A mutation study found 5 of 10 induced breakages produced no signal at all. Twice, dated, the store held an answer and a session argued for twenty turns without consulting it.</w:t>
+      </w:r>
+    </w:p>
+    <w:p>
+      <w:pPr>
+        <w:jc w:val="both"/>
+      </w:pPr>
+      <w:r>
+        <w:rPr>
+          <w:sz w:val="22"/>
+        </w:rPr>
+        <w:t>It also demonstrates the problems the fall measures. Its registry grew to 1,169 entity names, and its two entity systems produced 70 and 388 entities with only 17 names in common; a false merge there inherited both fact sets, and the inherited facts then looked like independent corroboration. Read-time supersession is a paid-for decision, not taste: the prototype's automatic supersession engine produced four distinct classes of confidently wrong answers and was deleted on purpose. The fix was subtraction, and the append-only ledger judged at read time is what replaced it.</w:t>
+      </w:r>
+    </w:p>
+    <w:p>
+      <w:pPr>
+        <w:jc w:val="both"/>
+      </w:pPr>
+      <w:r>
+        <w:rPr>
+          <w:sz w:val="22"/>
+        </w:rPr>
+        <w:t>The prototype's summaries were written by models that had seen the writer's patterns, a contamination any mention of the archive must carry.</w:t>
+      </w:r>
+    </w:p>
+    <w:p>
+      <w:pPr>
+        <w:spacing w:before="320" w:after="100"/>
+        <w:jc w:val="left"/>
+      </w:pPr>
+      <w:r>
+        <w:rPr>
+          <w:b/>
+          <w:color w:val="1F3864"/>
+          <w:sz w:val="30"/>
+        </w:rPr>
+        <w:t>The December mechanics</w:t>
+      </w:r>
+    </w:p>
+    <w:p>
+      <w:pPr>
+        <w:jc w:val="both"/>
+      </w:pPr>
+      <w:r>
+        <w:rPr>
+          <w:sz w:val="22"/>
+        </w:rPr>
+        <w:t xml:space="preserve">Ask Dr. Fang for an arXiv cs.CL endorsement now; first-time submitters cannot post without one and an ISU address does not grant it. Repo public September 1, which starts the six-month JOSS clock. Dataset DOI via Zenodo by November 10. arXiv submission November 16, cs.CL, as a resource-and-experience paper, avoiding November 23 to 27. On the CV it goes under preprints, with the dataset under research artifacts; miscategorizing a preprint as a publication is the mistake committees notice. Deliberately not adopted, with reasons recorded in </w:t>
+      </w:r>
+      <w:r>
+        <w:rPr>
+          <w:rFonts w:ascii="Consolas" w:hAnsi="Consolas"/>
+          <w:sz w:val="20"/>
+        </w:rPr>
+        <w:t>docs/references.md</w:t>
+      </w:r>
+      <w:r>
+        <w:rPr>
+          <w:sz w:val="22"/>
+        </w:rPr>
+        <w:t>: RDF reification (native in a property graph whose edges carry properties; Hernández 2015's engine failures are a warning about RDF stores, not this design) and CoALA's memory taxonomy (a prose frame that does not map onto storage). The prepared answer to the Cyc objection: symbolic AI failed on the authoring bottleneck, LLMs removed exactly that bottleneck, and what becomes inspectable is the memory, not the weights.</w:t>
+      </w:r>
+    </w:p>
+    <w:p>
+      <w:pPr>
+        <w:spacing w:before="320" w:after="100"/>
+        <w:jc w:val="left"/>
+      </w:pPr>
+      <w:r>
+        <w:rPr>
+          <w:b/>
+          <w:color w:val="1F3864"/>
+          <w:sz w:val="30"/>
+        </w:rPr>
+        <w:t>Spring: one store, two access paths</w:t>
+      </w:r>
+    </w:p>
+    <w:p>
+      <w:pPr>
+        <w:jc w:val="both"/>
+      </w:pPr>
+      <w:r>
+        <w:rPr>
+          <w:sz w:val="22"/>
+        </w:rPr>
+        <w:t>The product serves MCP over stdio for desktop clients and a local HTTP server with a browser extension for everything else. Workspaces partition by filesystem, one folder per workspace; the vocabulary is workspace and device pairing, never user and access grant. Isolation is one process per workspace, never one process routing by token, because a token-validation bug would cross the partition. Credentials live outside the synced folder or encrypted at rest; the prototype has already pushed unrevoked tokens to history. A pairing code checked once at provisioning is not authentication on a publicly reachable tunnel. Updates snapshot per layer and roll back rather than merge.</w:t>
+      </w:r>
+    </w:p>
+    <w:p>
+      <w:pPr>
+        <w:jc w:val="both"/>
+      </w:pPr>
+      <w:r>
+        <w:rPr>
+          <w:sz w:val="22"/>
+        </w:rPr>
+        <w:t>Chat exports are worse than they look. They include no attachments, so onboarding scrapes those once through the authenticated browser. Gemini exports carry no stable conversation id, so a re-export mints duplicates wholesale and content-hash idempotence alone will not save you. Only the newest takeout per vendor gets parsed today, so older archives with unique conversations are silently skipped; state the denominator on every corpus statistic. The LongMemEval loader must decide what counts as a document, one session or the whole haystack, before it is written. The prototype also retired one entity layer for being rebuilt nightly and consumed by nothing; an entity index earns trust only after it is built from the ledger and wired into a recall surface. Re-ingesting the personal archive is the eventual goal and is settled: everything on the PC goes into the private PC database, local, no gating.</w:t>
+      </w:r>
+    </w:p>
+    <w:p>
+      <w:pPr>
+        <w:jc w:val="both"/>
+      </w:pPr>
+      <w:r>
+        <w:rPr>
+          <w:sz w:val="22"/>
+        </w:rPr>
+        <w:t>IRB review comes before recruiting a single tester; a department email is human-subjects research, and if testers might set it up for family, scope the study to adults explicitly, since minors require parental permission and child assent. Per-user API keys are the default, keeping the host out of the accountability path. The symposium provides one 36 by 48 foamboard; lay it out problem, evidence, artifact.</w:t>
+      </w:r>
+    </w:p>
+    <w:p>
+      <w:pPr>
+        <w:spacing w:before="320" w:after="100"/>
+        <w:jc w:val="left"/>
+      </w:pPr>
+      <w:r>
+        <w:rPr>
+          <w:b/>
+          <w:color w:val="1F3864"/>
+          <w:sz w:val="30"/>
+        </w:rPr>
+        <w:t>Open</w:t>
+      </w:r>
+    </w:p>
+    <w:p>
+      <w:pPr>
+        <w:pStyle w:val="ListNumber"/>
+      </w:pPr>
+      <w:r>
+        <w:rPr>
+          <w:sz w:val="22"/>
+        </w:rPr>
+        <w:t>Endorsement email to Dr. Fang. The only item depending on another person.</w:t>
+      </w:r>
+    </w:p>
+    <w:p>
+      <w:pPr>
+        <w:pStyle w:val="ListNumber"/>
+      </w:pPr>
+      <w:r>
+        <w:rPr>
+          <w:sz w:val="22"/>
+        </w:rPr>
+        <w:t>Read Story Ribbons and Narrative World Model in full before writing.</w:t>
+      </w:r>
+    </w:p>
+    <w:p>
+      <w:pPr>
+        <w:pStyle w:val="ListNumber"/>
+      </w:pPr>
+      <w:r>
+        <w:rPr>
+          <w:sz w:val="22"/>
+        </w:rPr>
+        <w:t xml:space="preserve">Regenerate </w:t>
+      </w:r>
+      <w:r>
+        <w:rPr>
+          <w:rFonts w:ascii="Consolas" w:hAnsi="Consolas"/>
+          <w:sz w:val="20"/>
+        </w:rPr>
+        <w:t>data/clean/</w:t>
+      </w:r>
+      <w:r>
+        <w:rPr>
+          <w:sz w:val="22"/>
+        </w:rPr>
+        <w:t xml:space="preserve"> from committed code; the old spike never met the</w:t>
+      </w:r>
+    </w:p>
+    <w:p>
+      <w:pPr>
+        <w:jc w:val="both"/>
+      </w:pPr>
+      <w:r>
+        <w:rPr>
+          <w:sz w:val="22"/>
+        </w:rPr>
+        <w:t>contract and was deleted.</w:t>
+      </w:r>
+    </w:p>
+    <w:p>
+      <w:pPr>
+        <w:pStyle w:val="ListNumber"/>
+      </w:pPr>
+      <w:r>
+        <w:rPr>
+          <w:sz w:val="22"/>
+        </w:rPr>
+        <w:t>Verify the 8-hours-a-week assumption against one real week before trusting</w:t>
+      </w:r>
+    </w:p>
+    <w:p>
+      <w:pPr>
+        <w:jc w:val="both"/>
+      </w:pPr>
+      <w:r>
+        <w:rPr>
+          <w:sz w:val="22"/>
+        </w:rPr>
+        <w:t>the calendar.</w:t>
+      </w:r>
+    </w:p>
+    <w:p>
+      <w:pPr>
+        <w:pStyle w:val="ListNumber"/>
+      </w:pPr>
+      <w:r>
+        <w:rPr>
+          <w:sz w:val="22"/>
+        </w:rPr>
+        <w:t xml:space="preserve">Rebuild </w:t>
+      </w:r>
+      <w:r>
+        <w:rPr>
+          <w:rFonts w:ascii="Consolas" w:hAnsi="Consolas"/>
+          <w:sz w:val="20"/>
+        </w:rPr>
+        <w:t>papers/MANIFEST.md</w:t>
+      </w:r>
+      <w:r>
+        <w:rPr>
+          <w:sz w:val="22"/>
+        </w:rPr>
+        <w:t>; it predates half the corpus.</w:t>
+      </w:r>
+    </w:p>
+    <w:p>
+      <w:pPr>
+        <w:pStyle w:val="ListNumber"/>
+      </w:pPr>
+      <w:r>
+        <w:rPr>
+          <w:sz w:val="22"/>
+        </w:rPr>
+        <w:t>The cells ablation is committed. Whether a second one fits is open; of</w:t>
+      </w:r>
+    </w:p>
+    <w:p>
+      <w:pPr>
+        <w:jc w:val="both"/>
+      </w:pPr>
+      <w:r>
+        <w:rPr>
+          <w:sz w:val="22"/>
+        </w:rPr>
+        <w:t xml:space="preserve">the four remaining candidates (resolution, threshold, fact layer, refold), </w:t>
+      </w:r>
+      <w:r>
+        <w:rPr>
+          <w:rFonts w:ascii="Consolas" w:hAnsi="Consolas"/>
+          <w:sz w:val="20"/>
+        </w:rPr>
+        <w:t>docs/entity-resolution.md</w:t>
+      </w:r>
+      <w:r>
+        <w:rPr>
+          <w:sz w:val="22"/>
+        </w:rPr>
+        <w:t xml:space="preserve"> argues resolution should take the slot because it has published reference numbers and cells do not.</w:t>
+      </w:r>
+    </w:p>
+    <w:p>
+      <w:r>
+        <w:br w:type="page"/>
+      </w:r>
+    </w:p>
+    <w:p>
+      <w:pPr>
+        <w:spacing w:before="80" w:after="100"/>
+        <w:jc w:val="left"/>
+      </w:pPr>
+      <w:r>
+        <w:rPr>
+          <w:b/>
+          <w:color w:val="000000"/>
+          <w:sz w:val="44"/>
+        </w:rPr>
+        <w:t>6.  The datasets</w:t>
+      </w:r>
+    </w:p>
+    <w:p>
+      <w:pPr>
+        <w:jc w:val="both"/>
+      </w:pPr>
+      <w:r>
+        <w:rPr>
+          <w:b/>
+          <w:sz w:val="22"/>
+        </w:rPr>
+        <w:t>2026-08-28, amended 2026-08-30.</w:t>
+      </w:r>
+      <w:r>
+        <w:rPr>
+          <w:sz w:val="22"/>
+        </w:rPr>
+        <w:t xml:space="preserve"> Three are downloaded and verified. This is the list every build step gets checked against: if a stage cannot serve a row here, it is not done.</w:t>
+      </w:r>
+    </w:p>
+    <w:p>
+      <w:pPr>
+        <w:spacing w:before="320" w:after="100"/>
+        <w:jc w:val="left"/>
+      </w:pPr>
+      <w:r>
+        <w:rPr>
+          <w:b/>
+          <w:color w:val="1F3864"/>
+          <w:sz w:val="30"/>
+        </w:rPr>
+        <w:t>The handle</w:t>
+      </w:r>
+    </w:p>
+    <w:tbl>
+      <w:tblPr>
+        <w:tblStyle w:val="TableGrid"/>
+        <w:tblW w:type="auto" w:w="0"/>
+        <w:jc w:val="left"/>
+        <w:tblLook w:firstColumn="1" w:firstRow="1" w:lastColumn="0" w:lastRow="0" w:noHBand="0" w:noVBand="1" w:val="04A0"/>
+      </w:tblPr>
+      <w:tblGrid>
+        <w:gridCol w:w="2340"/>
+        <w:gridCol w:w="2340"/>
+        <w:gridCol w:w="2340"/>
+        <w:gridCol w:w="2340"/>
+      </w:tblGrid>
+      <w:tr>
+        <w:tc>
+          <w:tcPr>
+            <w:tcW w:type="dxa" w:w="2340"/>
+          </w:tcPr>
+          <w:p>
+            <w:pPr>
+              <w:spacing w:after="40"/>
+            </w:pPr>
+            <w:r>
+              <w:rPr>
+                <w:b/>
+                <w:sz w:val="18"/>
+              </w:rPr>
+              <w:t>Dataset</w:t>
+            </w:r>
+          </w:p>
+        </w:tc>
+        <w:tc>
+          <w:tcPr>
+            <w:tcW w:type="dxa" w:w="2340"/>
+          </w:tcPr>
+          <w:p>
+            <w:pPr>
+              <w:spacing w:after="40"/>
+            </w:pPr>
+            <w:r>
+              <w:rPr>
+                <w:b/>
+                <w:sz w:val="18"/>
+              </w:rPr>
+              <w:t>Status</w:t>
+            </w:r>
+          </w:p>
+        </w:tc>
+        <w:tc>
+          <w:tcPr>
+            <w:tcW w:type="dxa" w:w="2340"/>
+          </w:tcPr>
+          <w:p>
+            <w:pPr>
+              <w:spacing w:after="40"/>
+            </w:pPr>
+            <w:r>
+              <w:rPr>
+                <w:b/>
+                <w:sz w:val="18"/>
+              </w:rPr>
+              <w:t>What it tests</w:t>
+            </w:r>
+          </w:p>
+        </w:tc>
+        <w:tc>
+          <w:tcPr>
+            <w:tcW w:type="dxa" w:w="2340"/>
+          </w:tcPr>
+          <w:p>
+            <w:pPr>
+              <w:spacing w:after="40"/>
+            </w:pPr>
+            <w:r>
+              <w:rPr>
+                <w:b/>
+                <w:sz w:val="18"/>
+              </w:rPr>
+              <w:t>What the build must support</w:t>
+            </w:r>
+          </w:p>
+        </w:tc>
+      </w:tr>
+      <w:tr>
+        <w:tc>
+          <w:tcPr>
+            <w:tcW w:type="dxa" w:w="2340"/>
+          </w:tcPr>
+          <w:p>
+            <w:pPr>
+              <w:spacing w:after="40"/>
+            </w:pPr>
+            <w:r>
+              <w:rPr>
+                <w:b/>
+                <w:sz w:val="18"/>
+              </w:rPr>
+              <w:t>GraphRAG-Bench</w:t>
+            </w:r>
+            <w:r>
+              <w:rPr>
+                <w:sz w:val="18"/>
+              </w:rPr>
+              <w:t xml:space="preserve"> novels</w:t>
+            </w:r>
+          </w:p>
+        </w:tc>
+        <w:tc>
+          <w:tcPr>
+            <w:tcW w:type="dxa" w:w="2340"/>
+          </w:tcPr>
+          <w:p>
+            <w:pPr>
+              <w:spacing w:after="40"/>
+            </w:pPr>
+            <w:r>
+              <w:rPr>
+                <w:sz w:val="18"/>
+              </w:rPr>
+              <w:t>in repo, verified</w:t>
+            </w:r>
+          </w:p>
+        </w:tc>
+        <w:tc>
+          <w:tcPr>
+            <w:tcW w:type="dxa" w:w="2340"/>
+          </w:tcPr>
+          <w:p>
+            <w:pPr>
+              <w:spacing w:after="40"/>
+            </w:pPr>
+            <w:r>
+              <w:rPr>
+                <w:sz w:val="18"/>
+              </w:rPr>
+              <w:t>QA accuracy against 9 published baselines, token cost, the cells ablation, resolution arms downstream</w:t>
+            </w:r>
+          </w:p>
+        </w:tc>
+        <w:tc>
+          <w:tcPr>
+            <w:tcW w:type="dxa" w:w="2340"/>
+          </w:tcPr>
+          <w:p>
+            <w:pPr>
+              <w:spacing w:after="40"/>
+            </w:pPr>
+            <w:r>
+              <w:rPr>
+                <w:sz w:val="18"/>
+              </w:rPr>
+              <w:t>plain-text loader, splitting per the unit contract, the retrieval and answer path</w:t>
+            </w:r>
+          </w:p>
+        </w:tc>
+      </w:tr>
+      <w:tr>
+        <w:tc>
+          <w:tcPr>
+            <w:tcW w:type="dxa" w:w="2340"/>
+          </w:tcPr>
+          <w:p>
+            <w:pPr>
+              <w:spacing w:after="40"/>
+            </w:pPr>
+            <w:r>
+              <w:rPr>
+                <w:b/>
+                <w:sz w:val="18"/>
+              </w:rPr>
+              <w:t>Hand-labelled aliases</w:t>
+            </w:r>
+            <w:r>
+              <w:rPr>
+                <w:sz w:val="18"/>
+              </w:rPr>
+              <w:t>, one novel</w:t>
+            </w:r>
+          </w:p>
+        </w:tc>
+        <w:tc>
+          <w:tcPr>
+            <w:tcW w:type="dxa" w:w="2340"/>
+          </w:tcPr>
+          <w:p>
+            <w:pPr>
+              <w:spacing w:after="40"/>
+            </w:pPr>
+            <w:r>
+              <w:rPr>
+                <w:b/>
+                <w:sz w:val="18"/>
+              </w:rPr>
+              <w:t>does not exist. Build first</w:t>
+            </w:r>
+          </w:p>
+        </w:tc>
+        <w:tc>
+          <w:tcPr>
+            <w:tcW w:type="dxa" w:w="2340"/>
+          </w:tcPr>
+          <w:p>
+            <w:pPr>
+              <w:spacing w:after="40"/>
+            </w:pPr>
+            <w:r>
+              <w:rPr>
+                <w:sz w:val="18"/>
+              </w:rPr>
+              <w:t>merge precision and recall from the very first ingest</w:t>
+            </w:r>
+          </w:p>
+        </w:tc>
+        <w:tc>
+          <w:tcPr>
+            <w:tcW w:type="dxa" w:w="2340"/>
+          </w:tcPr>
+          <w:p>
+            <w:pPr>
+              <w:spacing w:after="40"/>
+            </w:pPr>
+            <w:r>
+              <w:rPr>
+                <w:sz w:val="18"/>
+              </w:rPr>
+              <w:t>nothing special; it is the day-one smoke test</w:t>
+            </w:r>
+          </w:p>
+        </w:tc>
+      </w:tr>
+      <w:tr>
+        <w:tc>
+          <w:tcPr>
+            <w:tcW w:type="dxa" w:w="2340"/>
+          </w:tcPr>
+          <w:p>
+            <w:pPr>
+              <w:spacing w:after="40"/>
+            </w:pPr>
+            <w:r>
+              <w:rPr>
+                <w:b/>
+                <w:sz w:val="18"/>
+              </w:rPr>
+              <w:t>Our 81-work corpus</w:t>
+            </w:r>
+          </w:p>
+        </w:tc>
+        <w:tc>
+          <w:tcPr>
+            <w:tcW w:type="dxa" w:w="2340"/>
+          </w:tcPr>
+          <w:p>
+            <w:pPr>
+              <w:spacing w:after="40"/>
+            </w:pPr>
+            <w:r>
+              <w:rPr>
+                <w:sz w:val="18"/>
+              </w:rPr>
+              <w:t>in repo</w:t>
+            </w:r>
+          </w:p>
+        </w:tc>
+        <w:tc>
+          <w:tcPr>
+            <w:tcW w:type="dxa" w:w="2340"/>
+          </w:tcPr>
+          <w:p>
+            <w:pPr>
+              <w:spacing w:after="40"/>
+            </w:pPr>
+            <w:r>
+              <w:rPr>
+                <w:sz w:val="18"/>
+              </w:rPr>
+              <w:t>the fixtures: Tip becoming Ozma, Watson's wound, the deerstalker, Helen and Troy, clean text against OCR</w:t>
+            </w:r>
+          </w:p>
+        </w:tc>
+        <w:tc>
+          <w:tcPr>
+            <w:tcW w:type="dxa" w:w="2340"/>
+          </w:tcPr>
+          <w:p>
+            <w:pPr>
+              <w:spacing w:after="40"/>
+            </w:pPr>
+            <w:r>
+              <w:rPr>
+                <w:sz w:val="18"/>
+              </w:rPr>
+              <w:t xml:space="preserve">supersession, </w:t>
+            </w:r>
+            <w:r>
+              <w:rPr>
+                <w:rFonts w:ascii="Consolas" w:hAnsi="Consolas"/>
+                <w:sz w:val="16"/>
+              </w:rPr>
+              <w:t>rank: deprecated</w:t>
+            </w:r>
+            <w:r>
+              <w:rPr>
+                <w:sz w:val="18"/>
+              </w:rPr>
+              <w:t>, the quote gate</w:t>
+            </w:r>
+          </w:p>
+        </w:tc>
+      </w:tr>
+      <w:tr>
+        <w:tc>
+          <w:tcPr>
+            <w:tcW w:type="dxa" w:w="2340"/>
+          </w:tcPr>
+          <w:p>
+            <w:pPr>
+              <w:spacing w:after="40"/>
+            </w:pPr>
+            <w:r>
+              <w:rPr>
+                <w:b/>
+                <w:sz w:val="18"/>
+              </w:rPr>
+              <w:t>BookCoref</w:t>
+            </w:r>
+          </w:p>
+        </w:tc>
+        <w:tc>
+          <w:tcPr>
+            <w:tcW w:type="dxa" w:w="2340"/>
+          </w:tcPr>
+          <w:p>
+            <w:pPr>
+              <w:spacing w:after="40"/>
+            </w:pPr>
+            <w:r>
+              <w:rPr>
+                <w:b/>
+                <w:sz w:val="18"/>
+              </w:rPr>
+              <w:t>not fetched</w:t>
+            </w:r>
+          </w:p>
+        </w:tc>
+        <w:tc>
+          <w:tcPr>
+            <w:tcW w:type="dxa" w:w="2340"/>
+          </w:tcPr>
+          <w:p>
+            <w:pPr>
+              <w:spacing w:after="40"/>
+            </w:pPr>
+            <w:r>
+              <w:rPr>
+                <w:sz w:val="18"/>
+              </w:rPr>
+              <w:t>coreference F1 against published numbers on full books</w:t>
+            </w:r>
+          </w:p>
+        </w:tc>
+        <w:tc>
+          <w:tcPr>
+            <w:tcW w:type="dxa" w:w="2340"/>
+          </w:tcPr>
+          <w:p>
+            <w:pPr>
+              <w:spacing w:after="40"/>
+            </w:pPr>
+            <w:r>
+              <w:rPr>
+                <w:rFonts w:ascii="Consolas" w:hAnsi="Consolas"/>
+                <w:sz w:val="16"/>
+              </w:rPr>
+              <w:t>Mention.span</w:t>
+            </w:r>
+            <w:r>
+              <w:rPr>
+                <w:sz w:val="18"/>
+              </w:rPr>
+              <w:t>, a character offset into the source, plus a CoNLL scorer</w:t>
+            </w:r>
+          </w:p>
+        </w:tc>
+      </w:tr>
+      <w:tr>
+        <w:tc>
+          <w:tcPr>
+            <w:tcW w:type="dxa" w:w="2340"/>
+          </w:tcPr>
+          <w:p>
+            <w:pPr>
+              <w:spacing w:after="40"/>
+            </w:pPr>
+            <w:r>
+              <w:rPr>
+                <w:b/>
+                <w:sz w:val="18"/>
+              </w:rPr>
+              <w:t>CORE-KG's pipeline</w:t>
+            </w:r>
+            <w:r>
+              <w:rPr>
+                <w:sz w:val="18"/>
+              </w:rPr>
+              <w:t xml:space="preserve"> on our corpus</w:t>
+            </w:r>
+          </w:p>
+        </w:tc>
+        <w:tc>
+          <w:tcPr>
+            <w:tcW w:type="dxa" w:w="2340"/>
+          </w:tcPr>
+          <w:p>
+            <w:pPr>
+              <w:spacing w:after="40"/>
+            </w:pPr>
+            <w:r>
+              <w:rPr>
+                <w:sz w:val="18"/>
+              </w:rPr>
+              <w:t>not attempted</w:t>
+            </w:r>
+          </w:p>
+        </w:tc>
+        <w:tc>
+          <w:tcPr>
+            <w:tcW w:type="dxa" w:w="2340"/>
+          </w:tcPr>
+          <w:p>
+            <w:pPr>
+              <w:spacing w:after="40"/>
+            </w:pPr>
+            <w:r>
+              <w:rPr>
+                <w:sz w:val="18"/>
+              </w:rPr>
+              <w:t>duplication rate head to head, same corpus and model</w:t>
+            </w:r>
+          </w:p>
+        </w:tc>
+        <w:tc>
+          <w:tcPr>
+            <w:tcW w:type="dxa" w:w="2340"/>
+          </w:tcPr>
+          <w:p>
+            <w:pPr>
+              <w:spacing w:after="40"/>
+            </w:pPr>
+            <w:r>
+              <w:rPr>
+                <w:sz w:val="18"/>
+              </w:rPr>
+              <w:t>their code, GraphRAG 0.3.2, their seven prompts retyped for narrative</w:t>
+            </w:r>
+          </w:p>
+        </w:tc>
+      </w:tr>
+      <w:tr>
+        <w:tc>
+          <w:tcPr>
+            <w:tcW w:type="dxa" w:w="2340"/>
+          </w:tcPr>
+          <w:p>
+            <w:pPr>
+              <w:spacing w:after="40"/>
+            </w:pPr>
+            <w:r>
+              <w:rPr>
+                <w:b/>
+                <w:sz w:val="18"/>
+              </w:rPr>
+              <w:t>LongMemEval</w:t>
+            </w:r>
+          </w:p>
+        </w:tc>
+        <w:tc>
+          <w:tcPr>
+            <w:tcW w:type="dxa" w:w="2340"/>
+          </w:tcPr>
+          <w:p>
+            <w:pPr>
+              <w:spacing w:after="40"/>
+            </w:pPr>
+            <w:r>
+              <w:rPr>
+                <w:sz w:val="18"/>
+              </w:rPr>
+              <w:t xml:space="preserve">oracle in repo, </w:t>
+            </w:r>
+            <w:r>
+              <w:rPr>
+                <w:rFonts w:ascii="Consolas" w:hAnsi="Consolas"/>
+                <w:sz w:val="16"/>
+              </w:rPr>
+              <w:t>_s</w:t>
+            </w:r>
+            <w:r>
+              <w:rPr>
+                <w:sz w:val="18"/>
+              </w:rPr>
+              <w:t xml:space="preserve"> on demand</w:t>
+            </w:r>
+          </w:p>
+        </w:tc>
+        <w:tc>
+          <w:tcPr>
+            <w:tcW w:type="dxa" w:w="2340"/>
+          </w:tcPr>
+          <w:p>
+            <w:pPr>
+              <w:spacing w:after="40"/>
+            </w:pPr>
+            <w:r>
+              <w:rPr>
+                <w:sz w:val="18"/>
+              </w:rPr>
+              <w:t>Zep parity, 78 knowledge-update questions, 133 temporal-reasoning</w:t>
+            </w:r>
+          </w:p>
+        </w:tc>
+        <w:tc>
+          <w:tcPr>
+            <w:tcW w:type="dxa" w:w="2340"/>
+          </w:tcPr>
+          <w:p>
+            <w:pPr>
+              <w:spacing w:after="40"/>
+            </w:pPr>
+            <w:r>
+              <w:rPr>
+                <w:sz w:val="18"/>
+              </w:rPr>
+              <w:t xml:space="preserve">chat loader, </w:t>
+            </w:r>
+            <w:r>
+              <w:rPr>
+                <w:rFonts w:ascii="Consolas" w:hAnsi="Consolas"/>
+                <w:sz w:val="16"/>
+              </w:rPr>
+              <w:t>Document.occurred_at</w:t>
+            </w:r>
+            <w:r>
+              <w:rPr>
+                <w:sz w:val="18"/>
+              </w:rPr>
+              <w:t xml:space="preserve"> populated, speaker recoverable from unit text</w:t>
+            </w:r>
+          </w:p>
+        </w:tc>
+      </w:tr>
+      <w:tr>
+        <w:tc>
+          <w:tcPr>
+            <w:tcW w:type="dxa" w:w="2340"/>
+          </w:tcPr>
+          <w:p>
+            <w:pPr>
+              <w:spacing w:after="40"/>
+            </w:pPr>
+            <w:r>
+              <w:rPr>
+                <w:b/>
+                <w:sz w:val="18"/>
+              </w:rPr>
+              <w:t>NarrativeQA subset</w:t>
+            </w:r>
+          </w:p>
+        </w:tc>
+        <w:tc>
+          <w:tcPr>
+            <w:tcW w:type="dxa" w:w="2340"/>
+          </w:tcPr>
+          <w:p>
+            <w:pPr>
+              <w:spacing w:after="40"/>
+            </w:pPr>
+            <w:r>
+              <w:rPr>
+                <w:sz w:val="18"/>
+              </w:rPr>
+              <w:t>in repo, verified</w:t>
+            </w:r>
+          </w:p>
+        </w:tc>
+        <w:tc>
+          <w:tcPr>
+            <w:tcW w:type="dxa" w:w="2340"/>
+          </w:tcPr>
+          <w:p>
+            <w:pPr>
+              <w:spacing w:after="40"/>
+            </w:pPr>
+            <w:r>
+              <w:rPr>
+                <w:sz w:val="18"/>
+              </w:rPr>
+              <w:t>QA over 12 works we already hold, 345 questions with reference answers</w:t>
+            </w:r>
+          </w:p>
+        </w:tc>
+        <w:tc>
+          <w:tcPr>
+            <w:tcW w:type="dxa" w:w="2340"/>
+          </w:tcPr>
+          <w:p>
+            <w:pPr>
+              <w:spacing w:after="40"/>
+            </w:pPr>
+            <w:r>
+              <w:rPr>
+                <w:sz w:val="18"/>
+              </w:rPr>
+              <w:t>nothing beyond the GraphRAG-Bench paths; same three arms</w:t>
+            </w:r>
+          </w:p>
+        </w:tc>
+      </w:tr>
+      <w:tr>
+        <w:tc>
+          <w:tcPr>
+            <w:tcW w:type="dxa" w:w="2340"/>
+          </w:tcPr>
+          <w:p>
+            <w:pPr>
+              <w:spacing w:after="40"/>
+            </w:pPr>
+            <w:r>
+              <w:rPr>
+                <w:b/>
+                <w:sz w:val="18"/>
+              </w:rPr>
+              <w:t>The personal archive</w:t>
+            </w:r>
+          </w:p>
+        </w:tc>
+        <w:tc>
+          <w:tcPr>
+            <w:tcW w:type="dxa" w:w="2340"/>
+          </w:tcPr>
+          <w:p>
+            <w:pPr>
+              <w:spacing w:after="40"/>
+            </w:pPr>
+            <w:r>
+              <w:rPr>
+                <w:sz w:val="18"/>
+              </w:rPr>
+              <w:t>in another repo</w:t>
+            </w:r>
+          </w:p>
+        </w:tc>
+        <w:tc>
+          <w:tcPr>
+            <w:tcW w:type="dxa" w:w="2340"/>
+          </w:tcPr>
+          <w:p>
+            <w:pPr>
+              <w:spacing w:after="40"/>
+            </w:pPr>
+            <w:r>
+              <w:rPr>
+                <w:sz w:val="18"/>
+              </w:rPr>
+              <w:t>nothing. Design rationale only, never evidence</w:t>
+            </w:r>
+          </w:p>
+        </w:tc>
+        <w:tc>
+          <w:tcPr>
+            <w:tcW w:type="dxa" w:w="2340"/>
+          </w:tcPr>
+          <w:p>
+            <w:pPr>
+              <w:spacing w:after="40"/>
+            </w:pPr>
+            <w:r>
+              <w:rPr>
+                <w:sz w:val="18"/>
+              </w:rPr>
+              <w:t>not an input</w:t>
+            </w:r>
+          </w:p>
+        </w:tc>
+      </w:tr>
+    </w:tbl>
+    <w:p>
+      <w:pPr>
+        <w:spacing w:after="40"/>
+      </w:pPr>
+    </w:p>
+    <w:p>
+      <w:pPr>
+        <w:spacing w:before="320" w:after="100"/>
+        <w:jc w:val="left"/>
+      </w:pPr>
+      <w:r>
+        <w:rPr>
+          <w:b/>
+          <w:color w:val="1F3864"/>
+          <w:sz w:val="30"/>
+        </w:rPr>
+        <w:t>What that implies for the code</w:t>
+      </w:r>
+    </w:p>
+    <w:p>
+      <w:pPr>
+        <w:jc w:val="both"/>
+      </w:pPr>
+      <w:r>
+        <w:rPr>
+          <w:sz w:val="22"/>
+        </w:rPr>
+        <w:t>Read this column-first. Each row is a build requirement that more than one dataset depends on, which is why none of them can be deferred to an evaluation phase.</w:t>
+      </w:r>
+    </w:p>
+    <w:tbl>
+      <w:tblPr>
+        <w:tblStyle w:val="TableGrid"/>
+        <w:tblW w:type="auto" w:w="0"/>
+        <w:jc w:val="left"/>
+        <w:tblLook w:firstColumn="1" w:firstRow="1" w:lastColumn="0" w:lastRow="0" w:noHBand="0" w:noVBand="1" w:val="04A0"/>
+      </w:tblPr>
+      <w:tblGrid>
+        <w:gridCol w:w="3120"/>
+        <w:gridCol w:w="3120"/>
+        <w:gridCol w:w="3120"/>
+      </w:tblGrid>
+      <w:tr>
+        <w:tc>
+          <w:tcPr>
+            <w:tcW w:type="dxa" w:w="3120"/>
+          </w:tcPr>
+          <w:p>
+            <w:pPr>
+              <w:spacing w:after="40"/>
+            </w:pPr>
+            <w:r>
+              <w:rPr>
+                <w:b/>
+                <w:sz w:val="18"/>
+              </w:rPr>
+              <w:t>Requirement</w:t>
+            </w:r>
+          </w:p>
+        </w:tc>
+        <w:tc>
+          <w:tcPr>
+            <w:tcW w:type="dxa" w:w="3120"/>
+          </w:tcPr>
+          <w:p>
+            <w:pPr>
+              <w:spacing w:after="40"/>
+            </w:pPr>
+            <w:r>
+              <w:rPr>
+                <w:b/>
+                <w:sz w:val="18"/>
+              </w:rPr>
+              <w:t>Needed by</w:t>
+            </w:r>
+          </w:p>
+        </w:tc>
+        <w:tc>
+          <w:tcPr>
+            <w:tcW w:type="dxa" w:w="3120"/>
+          </w:tcPr>
+          <w:p>
+            <w:pPr>
+              <w:spacing w:after="40"/>
+            </w:pPr>
+            <w:r>
+              <w:rPr>
+                <w:b/>
+                <w:sz w:val="18"/>
+              </w:rPr>
+              <w:t>Cost if deferred</w:t>
+            </w:r>
+          </w:p>
+        </w:tc>
+      </w:tr>
+      <w:tr>
+        <w:tc>
+          <w:tcPr>
+            <w:tcW w:type="dxa" w:w="3120"/>
+          </w:tcPr>
+          <w:p>
+            <w:pPr>
+              <w:spacing w:after="40"/>
+            </w:pPr>
+            <w:r>
+              <w:rPr>
+                <w:rFonts w:ascii="Consolas" w:hAnsi="Consolas"/>
+                <w:sz w:val="16"/>
+              </w:rPr>
+              <w:t>Mention</w:t>
+            </w:r>
+            <w:r>
+              <w:rPr>
+                <w:sz w:val="18"/>
+              </w:rPr>
+              <w:t xml:space="preserve"> with a character span</w:t>
+            </w:r>
+          </w:p>
+        </w:tc>
+        <w:tc>
+          <w:tcPr>
+            <w:tcW w:type="dxa" w:w="3120"/>
+          </w:tcPr>
+          <w:p>
+            <w:pPr>
+              <w:spacing w:after="40"/>
+            </w:pPr>
+            <w:r>
+              <w:rPr>
+                <w:sz w:val="18"/>
+              </w:rPr>
+              <w:t>BookCoref, duplicate counting, cluster purity</w:t>
+            </w:r>
+          </w:p>
+        </w:tc>
+        <w:tc>
+          <w:tcPr>
+            <w:tcW w:type="dxa" w:w="3120"/>
+          </w:tcPr>
+          <w:p>
+            <w:pPr>
+              <w:spacing w:after="40"/>
+            </w:pPr>
+            <w:r>
+              <w:rPr>
+                <w:sz w:val="18"/>
+              </w:rPr>
+              <w:t>full re-ingest</w:t>
+            </w:r>
+          </w:p>
+        </w:tc>
+      </w:tr>
+      <w:tr>
+        <w:tc>
+          <w:tcPr>
+            <w:tcW w:type="dxa" w:w="3120"/>
+          </w:tcPr>
+          <w:p>
+            <w:pPr>
+              <w:spacing w:after="40"/>
+            </w:pPr>
+            <w:r>
+              <w:rPr>
+                <w:rFonts w:ascii="Consolas" w:hAnsi="Consolas"/>
+                <w:sz w:val="16"/>
+              </w:rPr>
+              <w:t>Document.occurred_at</w:t>
+            </w:r>
+          </w:p>
+        </w:tc>
+        <w:tc>
+          <w:tcPr>
+            <w:tcW w:type="dxa" w:w="3120"/>
+          </w:tcPr>
+          <w:p>
+            <w:pPr>
+              <w:spacing w:after="40"/>
+            </w:pPr>
+            <w:r>
+              <w:rPr>
+                <w:sz w:val="18"/>
+              </w:rPr>
+              <w:t>LongMemEval temporal and knowledge-update</w:t>
+            </w:r>
+          </w:p>
+        </w:tc>
+        <w:tc>
+          <w:tcPr>
+            <w:tcW w:type="dxa" w:w="3120"/>
+          </w:tcPr>
+          <w:p>
+            <w:pPr>
+              <w:spacing w:after="40"/>
+            </w:pPr>
+            <w:r>
+              <w:rPr>
+                <w:sz w:val="18"/>
+              </w:rPr>
+              <w:t>a batch ingest flattens a year of chat into one timestamp</w:t>
+            </w:r>
+          </w:p>
+        </w:tc>
+      </w:tr>
+      <w:tr>
+        <w:tc>
+          <w:tcPr>
+            <w:tcW w:type="dxa" w:w="3120"/>
+          </w:tcPr>
+          <w:p>
+            <w:pPr>
+              <w:spacing w:after="40"/>
+            </w:pPr>
+            <w:r>
+              <w:rPr>
+                <w:sz w:val="18"/>
+              </w:rPr>
+              <w:t>Per-signal candidate scores, rejects included</w:t>
+            </w:r>
+          </w:p>
+        </w:tc>
+        <w:tc>
+          <w:tcPr>
+            <w:tcW w:type="dxa" w:w="3120"/>
+          </w:tcPr>
+          <w:p>
+            <w:pPr>
+              <w:spacing w:after="40"/>
+            </w:pPr>
+            <w:r>
+              <w:rPr>
+                <w:sz w:val="18"/>
+              </w:rPr>
+              <w:t>every resolution arm, merge precision</w:t>
+            </w:r>
+          </w:p>
+        </w:tc>
+        <w:tc>
+          <w:tcPr>
+            <w:tcW w:type="dxa" w:w="3120"/>
+          </w:tcPr>
+          <w:p>
+            <w:pPr>
+              <w:spacing w:after="40"/>
+            </w:pPr>
+            <w:r>
+              <w:rPr>
+                <w:sz w:val="18"/>
+              </w:rPr>
+              <w:t>one full ingest per arm instead of a replay</w:t>
+            </w:r>
+          </w:p>
+        </w:tc>
+      </w:tr>
+      <w:tr>
+        <w:tc>
+          <w:tcPr>
+            <w:tcW w:type="dxa" w:w="3120"/>
+          </w:tcPr>
+          <w:p>
+            <w:pPr>
+              <w:spacing w:after="40"/>
+            </w:pPr>
+            <w:r>
+              <w:rPr>
+                <w:sz w:val="18"/>
+              </w:rPr>
+              <w:t>Node lineage, mentions to node</w:t>
+            </w:r>
+          </w:p>
+        </w:tc>
+        <w:tc>
+          <w:tcPr>
+            <w:tcW w:type="dxa" w:w="3120"/>
+          </w:tcPr>
+          <w:p>
+            <w:pPr>
+              <w:spacing w:after="40"/>
+            </w:pPr>
+            <w:r>
+              <w:rPr>
+                <w:sz w:val="18"/>
+              </w:rPr>
+              <w:t>duplicate rate, cluster purity</w:t>
+            </w:r>
+          </w:p>
+        </w:tc>
+        <w:tc>
+          <w:tcPr>
+            <w:tcW w:type="dxa" w:w="3120"/>
+          </w:tcPr>
+          <w:p>
+            <w:pPr>
+              <w:spacing w:after="40"/>
+            </w:pPr>
+            <w:r>
+              <w:rPr>
+                <w:sz w:val="18"/>
+              </w:rPr>
+              <w:t>cannot be reconstructed after merging</w:t>
+            </w:r>
+          </w:p>
+        </w:tc>
+      </w:tr>
+      <w:tr>
+        <w:tc>
+          <w:tcPr>
+            <w:tcW w:type="dxa" w:w="3120"/>
+          </w:tcPr>
+          <w:p>
+            <w:pPr>
+              <w:spacing w:after="40"/>
+            </w:pPr>
+            <w:r>
+              <w:rPr>
+                <w:sz w:val="18"/>
+              </w:rPr>
+              <w:t>Per-stage call and token counts by tier</w:t>
+            </w:r>
+          </w:p>
+        </w:tc>
+        <w:tc>
+          <w:tcPr>
+            <w:tcW w:type="dxa" w:w="3120"/>
+          </w:tcPr>
+          <w:p>
+            <w:pPr>
+              <w:spacing w:after="40"/>
+            </w:pPr>
+            <w:r>
+              <w:rPr>
+                <w:sz w:val="18"/>
+              </w:rPr>
+              <w:t>the cost result, requirement 6</w:t>
+            </w:r>
+          </w:p>
+        </w:tc>
+        <w:tc>
+          <w:tcPr>
+            <w:tcW w:type="dxa" w:w="3120"/>
+          </w:tcPr>
+          <w:p>
+            <w:pPr>
+              <w:spacing w:after="40"/>
+            </w:pPr>
+            <w:r>
+              <w:rPr>
+                <w:sz w:val="18"/>
+              </w:rPr>
+              <w:t>re-run everything</w:t>
+            </w:r>
+          </w:p>
+        </w:tc>
+      </w:tr>
+      <w:tr>
+        <w:tc>
+          <w:tcPr>
+            <w:tcW w:type="dxa" w:w="3120"/>
+          </w:tcPr>
+          <w:p>
+            <w:pPr>
+              <w:spacing w:after="40"/>
+            </w:pPr>
+            <w:r>
+              <w:rPr>
+                <w:sz w:val="18"/>
+              </w:rPr>
+              <w:t>Loader and evaluator as the only dataset-aware code</w:t>
+            </w:r>
+          </w:p>
+        </w:tc>
+        <w:tc>
+          <w:tcPr>
+            <w:tcW w:type="dxa" w:w="3120"/>
+          </w:tcPr>
+          <w:p>
+            <w:pPr>
+              <w:spacing w:after="40"/>
+            </w:pPr>
+            <w:r>
+              <w:rPr>
+                <w:sz w:val="18"/>
+              </w:rPr>
+              <w:t>all six</w:t>
+            </w:r>
+          </w:p>
+        </w:tc>
+        <w:tc>
+          <w:tcPr>
+            <w:tcW w:type="dxa" w:w="3120"/>
+          </w:tcPr>
+          <w:p>
+            <w:pPr>
+              <w:spacing w:after="40"/>
+            </w:pPr>
+            <w:r>
+              <w:rPr>
+                <w:sz w:val="18"/>
+              </w:rPr>
+              <w:t>dataset logic leaks into the pipeline and every new set touches the middle</w:t>
+            </w:r>
+          </w:p>
+        </w:tc>
+      </w:tr>
+    </w:tbl>
+    <w:p>
+      <w:pPr>
+        <w:spacing w:after="40"/>
+      </w:pPr>
+    </w:p>
+    <w:p>
+      <w:pPr>
+        <w:jc w:val="both"/>
+      </w:pPr>
+      <w:r>
+        <w:rPr>
+          <w:b/>
+          <w:sz w:val="22"/>
+        </w:rPr>
+        <w:t>The order this forces.</w:t>
+      </w:r>
+      <w:r>
+        <w:rPr>
+          <w:sz w:val="22"/>
+        </w:rPr>
+        <w:t xml:space="preserve"> The alias set and the fixtures run against the first working ingest. The GraphRAG-Bench numbers come next because everything else is scoped by whether the QA path works at all. BookCoref and the CORE-KG run are additive and can slip. LongMemEval is spring, and it is the only one needing a loader shape we have not built.</w:t>
+      </w:r>
+    </w:p>
+    <w:p>
+      <w:pPr>
+        <w:jc w:val="both"/>
+      </w:pPr>
+      <w:r>
+        <w:rPr>
+          <w:sz w:val="22"/>
+        </w:rPr>
+        <w:t>---</w:t>
+      </w:r>
+    </w:p>
+    <w:p>
+      <w:pPr>
+        <w:spacing w:before="320" w:after="100"/>
+        <w:jc w:val="left"/>
+      </w:pPr>
+      <w:r>
+        <w:rPr>
+          <w:b/>
+          <w:color w:val="1F3864"/>
+          <w:sz w:val="30"/>
+        </w:rPr>
+        <w:t>Primary: GraphRAG-Bench, novel split</w:t>
+      </w:r>
+    </w:p>
+    <w:p>
+      <w:pPr>
+        <w:jc w:val="both"/>
+      </w:pPr>
+      <w:r>
+        <w:rPr>
+          <w:sz w:val="22"/>
+        </w:rPr>
+        <w:t xml:space="preserve">ICLR 2026, </w:t>
+      </w:r>
+      <w:r>
+        <w:rPr>
+          <w:b/>
+          <w:sz w:val="22"/>
+        </w:rPr>
+        <w:t>MIT licensed</w:t>
+      </w:r>
+      <w:r>
+        <w:rPr>
+          <w:sz w:val="22"/>
+        </w:rPr>
+        <w:t xml:space="preserve">, </w:t>
+      </w:r>
+      <w:r>
+        <w:rPr>
+          <w:rFonts w:ascii="Consolas" w:hAnsi="Consolas"/>
+          <w:sz w:val="20"/>
+        </w:rPr>
+        <w:t>github.com/GraphRAG-Bench/GraphRAG-Benchmark</w:t>
+      </w:r>
+      <w:r>
+        <w:rPr>
+          <w:sz w:val="22"/>
+        </w:rPr>
+        <w:t xml:space="preserve">. In </w:t>
+      </w:r>
+      <w:r>
+        <w:rPr>
+          <w:rFonts w:ascii="Consolas" w:hAnsi="Consolas"/>
+          <w:sz w:val="20"/>
+        </w:rPr>
+        <w:t>data/benchmarks/graphrag-bench/</w:t>
+      </w:r>
+      <w:r>
+        <w:rPr>
+          <w:sz w:val="22"/>
+        </w:rPr>
+        <w:t>.</w:t>
+      </w:r>
+    </w:p>
+    <w:tbl>
+      <w:tblPr>
+        <w:tblStyle w:val="TableGrid"/>
+        <w:tblW w:type="auto" w:w="0"/>
+        <w:jc w:val="left"/>
+        <w:tblLook w:firstColumn="1" w:firstRow="1" w:lastColumn="0" w:lastRow="0" w:noHBand="0" w:noVBand="1" w:val="04A0"/>
+      </w:tblPr>
+      <w:tblGrid>
+        <w:gridCol w:w="4680"/>
+        <w:gridCol w:w="4680"/>
+      </w:tblGrid>
+      <w:tr>
+        <w:tc>
+          <w:tcPr>
+            <w:tcW w:type="dxa" w:w="4680"/>
+          </w:tcPr>
+          <w:p>
+            <w:pPr>
+              <w:spacing w:after="40"/>
+            </w:pPr>
+            <w:r>
+              <w:rPr>
+                <w:b/>
+                <w:sz w:val="18"/>
+              </w:rPr>
+              <w:t>Corpus</w:t>
+            </w:r>
+          </w:p>
+        </w:tc>
+        <w:tc>
+          <w:tcPr>
+            <w:tcW w:type="dxa" w:w="4680"/>
+          </w:tcPr>
+          <w:p>
+            <w:pPr>
+              <w:spacing w:after="40"/>
+            </w:pPr>
+            <w:r>
+              <w:rPr>
+                <w:b/>
+                <w:sz w:val="18"/>
+              </w:rPr>
+              <w:t>20 public-domain novels, 839,608 words</w:t>
+            </w:r>
+            <w:r>
+              <w:rPr>
+                <w:b/>
+                <w:sz w:val="18"/>
+              </w:rPr>
+              <w:t>, pre-1900, picked to minimise pretraining contamination</w:t>
+            </w:r>
+          </w:p>
+        </w:tc>
+      </w:tr>
+      <w:tr>
+        <w:tc>
+          <w:tcPr>
+            <w:tcW w:type="dxa" w:w="4680"/>
+          </w:tcPr>
+          <w:p>
+            <w:pPr>
+              <w:spacing w:after="40"/>
+            </w:pPr>
+            <w:r>
+              <w:rPr>
+                <w:sz w:val="18"/>
+              </w:rPr>
+              <w:t>Questions</w:t>
+            </w:r>
+          </w:p>
+        </w:tc>
+        <w:tc>
+          <w:tcPr>
+            <w:tcW w:type="dxa" w:w="4680"/>
+          </w:tcPr>
+          <w:p>
+            <w:pPr>
+              <w:spacing w:after="40"/>
+            </w:pPr>
+            <w:r>
+              <w:rPr>
+                <w:b/>
+                <w:sz w:val="18"/>
+              </w:rPr>
+              <w:t>2,010</w:t>
+            </w:r>
+            <w:r>
+              <w:rPr>
+                <w:sz w:val="18"/>
+              </w:rPr>
+              <w:t>, every one with a gold answer and gold evidence</w:t>
+            </w:r>
+          </w:p>
+        </w:tc>
+      </w:tr>
+      <w:tr>
+        <w:tc>
+          <w:tcPr>
+            <w:tcW w:type="dxa" w:w="4680"/>
+          </w:tcPr>
+          <w:p>
+            <w:pPr>
+              <w:spacing w:after="40"/>
+            </w:pPr>
+            <w:r>
+              <w:rPr>
+                <w:sz w:val="18"/>
+              </w:rPr>
+              <w:t>Question types</w:t>
+            </w:r>
+          </w:p>
+        </w:tc>
+        <w:tc>
+          <w:tcPr>
+            <w:tcW w:type="dxa" w:w="4680"/>
+          </w:tcPr>
+          <w:p>
+            <w:pPr>
+              <w:spacing w:after="40"/>
+            </w:pPr>
+            <w:r>
+              <w:rPr>
+                <w:sz w:val="18"/>
+              </w:rPr>
+              <w:t>Fact Retrieval 971, Complex Reasoning 610, Contextual Summarize 362, Creative Generation 67</w:t>
+            </w:r>
+          </w:p>
+        </w:tc>
+      </w:tr>
+      <w:tr>
+        <w:tc>
+          <w:tcPr>
+            <w:tcW w:type="dxa" w:w="4680"/>
+          </w:tcPr>
+          <w:p>
+            <w:pPr>
+              <w:spacing w:after="40"/>
+            </w:pPr>
+            <w:r>
+              <w:rPr>
+                <w:sz w:val="18"/>
+              </w:rPr>
+              <w:t>Fields</w:t>
+            </w:r>
+          </w:p>
+        </w:tc>
+        <w:tc>
+          <w:tcPr>
+            <w:tcW w:type="dxa" w:w="4680"/>
+          </w:tcPr>
+          <w:p>
+            <w:pPr>
+              <w:spacing w:after="40"/>
+            </w:pPr>
+            <w:r>
+              <w:rPr>
+                <w:rFonts w:ascii="Consolas" w:hAnsi="Consolas"/>
+                <w:sz w:val="16"/>
+              </w:rPr>
+              <w:t>id, source, question, answer, question_type, evidence, evidence_triple</w:t>
+            </w:r>
+          </w:p>
+        </w:tc>
+      </w:tr>
+      <w:tr>
+        <w:tc>
+          <w:tcPr>
+            <w:tcW w:type="dxa" w:w="4680"/>
+          </w:tcPr>
+          <w:p>
+            <w:pPr>
+              <w:spacing w:after="40"/>
+            </w:pPr>
+            <w:r>
+              <w:rPr>
+                <w:sz w:val="18"/>
+              </w:rPr>
+              <w:t>Metrics</w:t>
+            </w:r>
+          </w:p>
+        </w:tc>
+        <w:tc>
+          <w:tcPr>
+            <w:tcW w:type="dxa" w:w="4680"/>
+          </w:tcPr>
+          <w:p>
+            <w:pPr>
+              <w:spacing w:after="40"/>
+            </w:pPr>
+            <w:r>
+              <w:rPr>
+                <w:sz w:val="18"/>
+              </w:rPr>
+              <w:t>ACC, ROUGE-L, Evidence Recall, Context Relevance, average tokens</w:t>
+            </w:r>
+          </w:p>
+        </w:tc>
+      </w:tr>
+      <w:tr>
+        <w:tc>
+          <w:tcPr>
+            <w:tcW w:type="dxa" w:w="4680"/>
+          </w:tcPr>
+          <w:p>
+            <w:pPr>
+              <w:spacing w:after="40"/>
+            </w:pPr>
+            <w:r>
+              <w:rPr>
+                <w:sz w:val="18"/>
+              </w:rPr>
+              <w:t>Scorers</w:t>
+            </w:r>
+          </w:p>
+        </w:tc>
+        <w:tc>
+          <w:tcPr>
+            <w:tcW w:type="dxa" w:w="4680"/>
+          </w:tcPr>
+          <w:p>
+            <w:pPr>
+              <w:spacing w:after="40"/>
+            </w:pPr>
+            <w:r>
+              <w:rPr>
+                <w:sz w:val="18"/>
+              </w:rPr>
+              <w:t xml:space="preserve">Provided: </w:t>
+            </w:r>
+            <w:r>
+              <w:rPr>
+                <w:rFonts w:ascii="Consolas" w:hAnsi="Consolas"/>
+                <w:sz w:val="16"/>
+              </w:rPr>
+              <w:t>generation_eval.py</w:t>
+            </w:r>
+            <w:r>
+              <w:rPr>
+                <w:sz w:val="18"/>
+              </w:rPr>
+              <w:t xml:space="preserve">, </w:t>
+            </w:r>
+            <w:r>
+              <w:rPr>
+                <w:rFonts w:ascii="Consolas" w:hAnsi="Consolas"/>
+                <w:sz w:val="16"/>
+              </w:rPr>
+              <w:t>retrieval_eval.py</w:t>
+            </w:r>
+            <w:r>
+              <w:rPr>
+                <w:sz w:val="18"/>
+              </w:rPr>
+              <w:t xml:space="preserve">, </w:t>
+            </w:r>
+            <w:r>
+              <w:rPr>
+                <w:rFonts w:ascii="Consolas" w:hAnsi="Consolas"/>
+                <w:sz w:val="16"/>
+              </w:rPr>
+              <w:t>indexing_eval.py</w:t>
+            </w:r>
+          </w:p>
+        </w:tc>
+      </w:tr>
+    </w:tbl>
+    <w:p>
+      <w:pPr>
+        <w:spacing w:after="40"/>
+      </w:pPr>
+    </w:p>
+    <w:p>
+      <w:pPr>
+        <w:jc w:val="both"/>
+      </w:pPr>
+      <w:r>
+        <w:rPr>
+          <w:b/>
+          <w:sz w:val="22"/>
+        </w:rPr>
+        <w:t>Why this one.</w:t>
+      </w:r>
+      <w:r>
+        <w:rPr>
+          <w:sz w:val="22"/>
+        </w:rPr>
+        <w:t xml:space="preserve"> Nine systems already published on it </w:t>
+      </w:r>
+      <w:r>
+        <w:rPr>
+          <w:b/>
+          <w:sz w:val="22"/>
+        </w:rPr>
+        <w:t>using GPT-4o-mini</w:t>
+      </w:r>
+      <w:r>
+        <w:rPr>
+          <w:sz w:val="22"/>
+        </w:rPr>
+        <w:t>, so our numbers go straight into their table. We cite; we re-run nothing of theirs.</w:t>
+      </w:r>
+    </w:p>
+    <w:tbl>
+      <w:tblPr>
+        <w:tblStyle w:val="TableGrid"/>
+        <w:tblW w:type="auto" w:w="0"/>
+        <w:jc w:val="left"/>
+        <w:tblLook w:firstColumn="1" w:firstRow="1" w:lastColumn="0" w:lastRow="0" w:noHBand="0" w:noVBand="1" w:val="04A0"/>
+      </w:tblPr>
+      <w:tblGrid>
+        <w:gridCol w:w="1872"/>
+        <w:gridCol w:w="1872"/>
+        <w:gridCol w:w="1872"/>
+        <w:gridCol w:w="1872"/>
+        <w:gridCol w:w="1872"/>
+      </w:tblGrid>
+      <w:tr>
+        <w:tc>
+          <w:tcPr>
+            <w:tcW w:type="dxa" w:w="1872"/>
+          </w:tcPr>
+          <w:p>
+            <w:pPr>
+              <w:spacing w:after="40"/>
+            </w:pPr>
+            <w:r>
+              <w:rPr>
+                <w:b/>
+                <w:sz w:val="18"/>
+              </w:rPr>
+              <w:t>System</w:t>
+            </w:r>
+          </w:p>
+        </w:tc>
+        <w:tc>
+          <w:tcPr>
+            <w:tcW w:type="dxa" w:w="1872"/>
+          </w:tcPr>
+          <w:p>
+            <w:pPr>
+              <w:spacing w:after="40"/>
+            </w:pPr>
+            <w:r>
+              <w:rPr>
+                <w:b/>
+                <w:sz w:val="18"/>
+              </w:rPr>
+              <w:t>Fact retrieval</w:t>
+            </w:r>
+          </w:p>
+        </w:tc>
+        <w:tc>
+          <w:tcPr>
+            <w:tcW w:type="dxa" w:w="1872"/>
+          </w:tcPr>
+          <w:p>
+            <w:pPr>
+              <w:spacing w:after="40"/>
+            </w:pPr>
+            <w:r>
+              <w:rPr>
+                <w:b/>
+                <w:sz w:val="18"/>
+              </w:rPr>
+              <w:t>Complex reasoning</w:t>
+            </w:r>
+          </w:p>
+        </w:tc>
+        <w:tc>
+          <w:tcPr>
+            <w:tcW w:type="dxa" w:w="1872"/>
+          </w:tcPr>
+          <w:p>
+            <w:pPr>
+              <w:spacing w:after="40"/>
+            </w:pPr>
+            <w:r>
+              <w:rPr>
+                <w:b/>
+                <w:sz w:val="18"/>
+              </w:rPr>
+              <w:t>Contextual summarize</w:t>
+            </w:r>
+          </w:p>
+        </w:tc>
+        <w:tc>
+          <w:tcPr>
+            <w:tcW w:type="dxa" w:w="1872"/>
+          </w:tcPr>
+          <w:p>
+            <w:pPr>
+              <w:spacing w:after="40"/>
+            </w:pPr>
+            <w:r>
+              <w:rPr>
+                <w:b/>
+                <w:sz w:val="18"/>
+              </w:rPr>
+              <w:t>Avg tokens</w:t>
+            </w:r>
+          </w:p>
+        </w:tc>
+      </w:tr>
+      <w:tr>
+        <w:tc>
+          <w:tcPr>
+            <w:tcW w:type="dxa" w:w="1872"/>
+          </w:tcPr>
+          <w:p>
+            <w:pPr>
+              <w:spacing w:after="40"/>
+            </w:pPr>
+            <w:r>
+              <w:rPr>
+                <w:sz w:val="18"/>
+              </w:rPr>
+              <w:t>RAG (no rerank)</w:t>
+            </w:r>
+          </w:p>
+        </w:tc>
+        <w:tc>
+          <w:tcPr>
+            <w:tcW w:type="dxa" w:w="1872"/>
+          </w:tcPr>
+          <w:p>
+            <w:pPr>
+              <w:spacing w:after="40"/>
+            </w:pPr>
+            <w:r>
+              <w:rPr>
+                <w:sz w:val="18"/>
+              </w:rPr>
+              <w:t>58.76</w:t>
+            </w:r>
+          </w:p>
+        </w:tc>
+        <w:tc>
+          <w:tcPr>
+            <w:tcW w:type="dxa" w:w="1872"/>
+          </w:tcPr>
+          <w:p>
+            <w:pPr>
+              <w:spacing w:after="40"/>
+            </w:pPr>
+            <w:r>
+              <w:rPr>
+                <w:sz w:val="18"/>
+              </w:rPr>
+              <w:t>41.35</w:t>
+            </w:r>
+          </w:p>
+        </w:tc>
+        <w:tc>
+          <w:tcPr>
+            <w:tcW w:type="dxa" w:w="1872"/>
+          </w:tcPr>
+          <w:p>
+            <w:pPr>
+              <w:spacing w:after="40"/>
+            </w:pPr>
+            <w:r>
+              <w:rPr>
+                <w:sz w:val="18"/>
+              </w:rPr>
+              <w:t>50.08</w:t>
+            </w:r>
+          </w:p>
+        </w:tc>
+        <w:tc>
+          <w:tcPr>
+            <w:tcW w:type="dxa" w:w="1872"/>
+          </w:tcPr>
+          <w:p>
+            <w:pPr>
+              <w:spacing w:after="40"/>
+            </w:pPr>
+            <w:r>
+              <w:rPr>
+                <w:b/>
+                <w:sz w:val="18"/>
+              </w:rPr>
+              <w:t>879</w:t>
+            </w:r>
+          </w:p>
+        </w:tc>
+      </w:tr>
+      <w:tr>
+        <w:tc>
+          <w:tcPr>
+            <w:tcW w:type="dxa" w:w="1872"/>
+          </w:tcPr>
+          <w:p>
+            <w:pPr>
+              <w:spacing w:after="40"/>
+            </w:pPr>
+            <w:r>
+              <w:rPr>
+                <w:sz w:val="18"/>
+              </w:rPr>
+              <w:t>RAG (rerank)</w:t>
+            </w:r>
+          </w:p>
+        </w:tc>
+        <w:tc>
+          <w:tcPr>
+            <w:tcW w:type="dxa" w:w="1872"/>
+          </w:tcPr>
+          <w:p>
+            <w:pPr>
+              <w:spacing w:after="40"/>
+            </w:pPr>
+            <w:r>
+              <w:rPr>
+                <w:sz w:val="18"/>
+              </w:rPr>
+              <w:t>60.92</w:t>
+            </w:r>
+          </w:p>
+        </w:tc>
+        <w:tc>
+          <w:tcPr>
+            <w:tcW w:type="dxa" w:w="1872"/>
+          </w:tcPr>
+          <w:p>
+            <w:pPr>
+              <w:spacing w:after="40"/>
+            </w:pPr>
+            <w:r>
+              <w:rPr>
+                <w:sz w:val="18"/>
+              </w:rPr>
+              <w:t>42.93</w:t>
+            </w:r>
+          </w:p>
+        </w:tc>
+        <w:tc>
+          <w:tcPr>
+            <w:tcW w:type="dxa" w:w="1872"/>
+          </w:tcPr>
+          <w:p>
+            <w:pPr>
+              <w:spacing w:after="40"/>
+            </w:pPr>
+            <w:r>
+              <w:rPr>
+                <w:sz w:val="18"/>
+              </w:rPr>
+              <w:t>51.30</w:t>
+            </w:r>
+          </w:p>
+        </w:tc>
+        <w:tc>
+          <w:tcPr>
+            <w:tcW w:type="dxa" w:w="1872"/>
+          </w:tcPr>
+          <w:p>
+            <w:pPr>
+              <w:spacing w:after="40"/>
+            </w:pPr>
+          </w:p>
+        </w:tc>
+      </w:tr>
+      <w:tr>
+        <w:tc>
+          <w:tcPr>
+            <w:tcW w:type="dxa" w:w="1872"/>
+          </w:tcPr>
+          <w:p>
+            <w:pPr>
+              <w:spacing w:after="40"/>
+            </w:pPr>
+            <w:r>
+              <w:rPr>
+                <w:b/>
+                <w:sz w:val="18"/>
+              </w:rPr>
+              <w:t>HippoRAG2</w:t>
+            </w:r>
+          </w:p>
+        </w:tc>
+        <w:tc>
+          <w:tcPr>
+            <w:tcW w:type="dxa" w:w="1872"/>
+          </w:tcPr>
+          <w:p>
+            <w:pPr>
+              <w:spacing w:after="40"/>
+            </w:pPr>
+            <w:r>
+              <w:rPr>
+                <w:sz w:val="18"/>
+              </w:rPr>
+              <w:t>60.14</w:t>
+            </w:r>
+          </w:p>
+        </w:tc>
+        <w:tc>
+          <w:tcPr>
+            <w:tcW w:type="dxa" w:w="1872"/>
+          </w:tcPr>
+          <w:p>
+            <w:pPr>
+              <w:spacing w:after="40"/>
+            </w:pPr>
+            <w:r>
+              <w:rPr>
+                <w:b/>
+                <w:sz w:val="18"/>
+              </w:rPr>
+              <w:t>53.38</w:t>
+            </w:r>
+          </w:p>
+        </w:tc>
+        <w:tc>
+          <w:tcPr>
+            <w:tcW w:type="dxa" w:w="1872"/>
+          </w:tcPr>
+          <w:p>
+            <w:pPr>
+              <w:spacing w:after="40"/>
+            </w:pPr>
+            <w:r>
+              <w:rPr>
+                <w:sz w:val="18"/>
+              </w:rPr>
+              <w:t>64.10</w:t>
+            </w:r>
+          </w:p>
+        </w:tc>
+        <w:tc>
+          <w:tcPr>
+            <w:tcW w:type="dxa" w:w="1872"/>
+          </w:tcPr>
+          <w:p>
+            <w:pPr>
+              <w:spacing w:after="40"/>
+            </w:pPr>
+            <w:r>
+              <w:rPr>
+                <w:b/>
+                <w:sz w:val="18"/>
+              </w:rPr>
+              <w:t>1,008</w:t>
+            </w:r>
+          </w:p>
+        </w:tc>
+      </w:tr>
+      <w:tr>
+        <w:tc>
+          <w:tcPr>
+            <w:tcW w:type="dxa" w:w="1872"/>
+          </w:tcPr>
+          <w:p>
+            <w:pPr>
+              <w:spacing w:after="40"/>
+            </w:pPr>
+            <w:r>
+              <w:rPr>
+                <w:sz w:val="18"/>
+              </w:rPr>
+              <w:t>RAPTOR</w:t>
+            </w:r>
+          </w:p>
+        </w:tc>
+        <w:tc>
+          <w:tcPr>
+            <w:tcW w:type="dxa" w:w="1872"/>
+          </w:tcPr>
+          <w:p>
+            <w:pPr>
+              <w:spacing w:after="40"/>
+            </w:pPr>
+            <w:r>
+              <w:rPr>
+                <w:sz w:val="18"/>
+              </w:rPr>
+              <w:t>49.25</w:t>
+            </w:r>
+          </w:p>
+        </w:tc>
+        <w:tc>
+          <w:tcPr>
+            <w:tcW w:type="dxa" w:w="1872"/>
+          </w:tcPr>
+          <w:p>
+            <w:pPr>
+              <w:spacing w:after="40"/>
+            </w:pPr>
+            <w:r>
+              <w:rPr>
+                <w:sz w:val="18"/>
+              </w:rPr>
+              <w:t>38.59</w:t>
+            </w:r>
+          </w:p>
+        </w:tc>
+        <w:tc>
+          <w:tcPr>
+            <w:tcW w:type="dxa" w:w="1872"/>
+          </w:tcPr>
+          <w:p>
+            <w:pPr>
+              <w:spacing w:after="40"/>
+            </w:pPr>
+            <w:r>
+              <w:rPr>
+                <w:sz w:val="18"/>
+              </w:rPr>
+              <w:t>47.10</w:t>
+            </w:r>
+          </w:p>
+        </w:tc>
+        <w:tc>
+          <w:tcPr>
+            <w:tcW w:type="dxa" w:w="1872"/>
+          </w:tcPr>
+          <w:p>
+            <w:pPr>
+              <w:spacing w:after="40"/>
+            </w:pPr>
+            <w:r>
+              <w:rPr>
+                <w:sz w:val="18"/>
+              </w:rPr>
+              <w:t>3,441</w:t>
+            </w:r>
+          </w:p>
+        </w:tc>
+      </w:tr>
+      <w:tr>
+        <w:tc>
+          <w:tcPr>
+            <w:tcW w:type="dxa" w:w="1872"/>
+          </w:tcPr>
+          <w:p>
+            <w:pPr>
+              <w:spacing w:after="40"/>
+            </w:pPr>
+            <w:r>
+              <w:rPr>
+                <w:sz w:val="18"/>
+              </w:rPr>
+              <w:t>Fast-GraphRAG</w:t>
+            </w:r>
+          </w:p>
+        </w:tc>
+        <w:tc>
+          <w:tcPr>
+            <w:tcW w:type="dxa" w:w="1872"/>
+          </w:tcPr>
+          <w:p>
+            <w:pPr>
+              <w:spacing w:after="40"/>
+            </w:pPr>
+            <w:r>
+              <w:rPr>
+                <w:sz w:val="18"/>
+              </w:rPr>
+              <w:t>56.95</w:t>
+            </w:r>
+          </w:p>
+        </w:tc>
+        <w:tc>
+          <w:tcPr>
+            <w:tcW w:type="dxa" w:w="1872"/>
+          </w:tcPr>
+          <w:p>
+            <w:pPr>
+              <w:spacing w:after="40"/>
+            </w:pPr>
+            <w:r>
+              <w:rPr>
+                <w:sz w:val="18"/>
+              </w:rPr>
+              <w:t>48.55</w:t>
+            </w:r>
+          </w:p>
+        </w:tc>
+        <w:tc>
+          <w:tcPr>
+            <w:tcW w:type="dxa" w:w="1872"/>
+          </w:tcPr>
+          <w:p>
+            <w:pPr>
+              <w:spacing w:after="40"/>
+            </w:pPr>
+            <w:r>
+              <w:rPr>
+                <w:sz w:val="18"/>
+              </w:rPr>
+              <w:t>56.41</w:t>
+            </w:r>
+          </w:p>
+        </w:tc>
+        <w:tc>
+          <w:tcPr>
+            <w:tcW w:type="dxa" w:w="1872"/>
+          </w:tcPr>
+          <w:p>
+            <w:pPr>
+              <w:spacing w:after="40"/>
+            </w:pPr>
+            <w:r>
+              <w:rPr>
+                <w:sz w:val="18"/>
+              </w:rPr>
+              <w:t>4,204</w:t>
+            </w:r>
+          </w:p>
+        </w:tc>
+      </w:tr>
+      <w:tr>
+        <w:tc>
+          <w:tcPr>
+            <w:tcW w:type="dxa" w:w="1872"/>
+          </w:tcPr>
+          <w:p>
+            <w:pPr>
+              <w:spacing w:after="40"/>
+            </w:pPr>
+            <w:r>
+              <w:rPr>
+                <w:sz w:val="18"/>
+              </w:rPr>
+              <w:t>HippoRAG</w:t>
+            </w:r>
+          </w:p>
+        </w:tc>
+        <w:tc>
+          <w:tcPr>
+            <w:tcW w:type="dxa" w:w="1872"/>
+          </w:tcPr>
+          <w:p>
+            <w:pPr>
+              <w:spacing w:after="40"/>
+            </w:pPr>
+            <w:r>
+              <w:rPr>
+                <w:sz w:val="18"/>
+              </w:rPr>
+              <w:t>52.93</w:t>
+            </w:r>
+          </w:p>
+        </w:tc>
+        <w:tc>
+          <w:tcPr>
+            <w:tcW w:type="dxa" w:w="1872"/>
+          </w:tcPr>
+          <w:p>
+            <w:pPr>
+              <w:spacing w:after="40"/>
+            </w:pPr>
+            <w:r>
+              <w:rPr>
+                <w:sz w:val="18"/>
+              </w:rPr>
+              <w:t>38.52</w:t>
+            </w:r>
+          </w:p>
+        </w:tc>
+        <w:tc>
+          <w:tcPr>
+            <w:tcW w:type="dxa" w:w="1872"/>
+          </w:tcPr>
+          <w:p>
+            <w:pPr>
+              <w:spacing w:after="40"/>
+            </w:pPr>
+            <w:r>
+              <w:rPr>
+                <w:sz w:val="18"/>
+              </w:rPr>
+              <w:t>48.70</w:t>
+            </w:r>
+          </w:p>
+        </w:tc>
+        <w:tc>
+          <w:tcPr>
+            <w:tcW w:type="dxa" w:w="1872"/>
+          </w:tcPr>
+          <w:p>
+            <w:pPr>
+              <w:spacing w:after="40"/>
+            </w:pPr>
+            <w:r>
+              <w:rPr>
+                <w:sz w:val="18"/>
+              </w:rPr>
+              <w:t>7,208</w:t>
+            </w:r>
+          </w:p>
+        </w:tc>
+      </w:tr>
+      <w:tr>
+        <w:tc>
+          <w:tcPr>
+            <w:tcW w:type="dxa" w:w="1872"/>
+          </w:tcPr>
+          <w:p>
+            <w:pPr>
+              <w:spacing w:after="40"/>
+            </w:pPr>
+            <w:r>
+              <w:rPr>
+                <w:sz w:val="18"/>
+              </w:rPr>
+              <w:t>MS-GraphRAG (local)</w:t>
+            </w:r>
+          </w:p>
+        </w:tc>
+        <w:tc>
+          <w:tcPr>
+            <w:tcW w:type="dxa" w:w="1872"/>
+          </w:tcPr>
+          <w:p>
+            <w:pPr>
+              <w:spacing w:after="40"/>
+            </w:pPr>
+            <w:r>
+              <w:rPr>
+                <w:sz w:val="18"/>
+              </w:rPr>
+              <w:t>49.29</w:t>
+            </w:r>
+          </w:p>
+        </w:tc>
+        <w:tc>
+          <w:tcPr>
+            <w:tcW w:type="dxa" w:w="1872"/>
+          </w:tcPr>
+          <w:p>
+            <w:pPr>
+              <w:spacing w:after="40"/>
+            </w:pPr>
+            <w:r>
+              <w:rPr>
+                <w:sz w:val="18"/>
+              </w:rPr>
+              <w:t>50.93</w:t>
+            </w:r>
+          </w:p>
+        </w:tc>
+        <w:tc>
+          <w:tcPr>
+            <w:tcW w:type="dxa" w:w="1872"/>
+          </w:tcPr>
+          <w:p>
+            <w:pPr>
+              <w:spacing w:after="40"/>
+            </w:pPr>
+            <w:r>
+              <w:rPr>
+                <w:b/>
+                <w:sz w:val="18"/>
+              </w:rPr>
+              <w:t>64.40</w:t>
+            </w:r>
+          </w:p>
+        </w:tc>
+        <w:tc>
+          <w:tcPr>
+            <w:tcW w:type="dxa" w:w="1872"/>
+          </w:tcPr>
+          <w:p>
+            <w:pPr>
+              <w:spacing w:after="40"/>
+            </w:pPr>
+            <w:r>
+              <w:rPr>
+                <w:sz w:val="18"/>
+              </w:rPr>
+              <w:t>38,707</w:t>
+            </w:r>
+          </w:p>
+        </w:tc>
+      </w:tr>
+      <w:tr>
+        <w:tc>
+          <w:tcPr>
+            <w:tcW w:type="dxa" w:w="1872"/>
+          </w:tcPr>
+          <w:p>
+            <w:pPr>
+              <w:spacing w:after="40"/>
+            </w:pPr>
+            <w:r>
+              <w:rPr>
+                <w:sz w:val="18"/>
+              </w:rPr>
+              <w:t>LightRAG</w:t>
+            </w:r>
+          </w:p>
+        </w:tc>
+        <w:tc>
+          <w:tcPr>
+            <w:tcW w:type="dxa" w:w="1872"/>
+          </w:tcPr>
+          <w:p>
+            <w:pPr>
+              <w:spacing w:after="40"/>
+            </w:pPr>
+            <w:r>
+              <w:rPr>
+                <w:sz w:val="18"/>
+              </w:rPr>
+              <w:t>58.62</w:t>
+            </w:r>
+          </w:p>
+        </w:tc>
+        <w:tc>
+          <w:tcPr>
+            <w:tcW w:type="dxa" w:w="1872"/>
+          </w:tcPr>
+          <w:p>
+            <w:pPr>
+              <w:spacing w:after="40"/>
+            </w:pPr>
+            <w:r>
+              <w:rPr>
+                <w:sz w:val="18"/>
+              </w:rPr>
+              <w:t>49.07</w:t>
+            </w:r>
+          </w:p>
+        </w:tc>
+        <w:tc>
+          <w:tcPr>
+            <w:tcW w:type="dxa" w:w="1872"/>
+          </w:tcPr>
+          <w:p>
+            <w:pPr>
+              <w:spacing w:after="40"/>
+            </w:pPr>
+            <w:r>
+              <w:rPr>
+                <w:sz w:val="18"/>
+              </w:rPr>
+              <w:t>48.85</w:t>
+            </w:r>
+          </w:p>
+        </w:tc>
+        <w:tc>
+          <w:tcPr>
+            <w:tcW w:type="dxa" w:w="1872"/>
+          </w:tcPr>
+          <w:p>
+            <w:pPr>
+              <w:spacing w:after="40"/>
+            </w:pPr>
+            <w:r>
+              <w:rPr>
+                <w:sz w:val="18"/>
+              </w:rPr>
+              <w:t>100,832</w:t>
+            </w:r>
+          </w:p>
+        </w:tc>
+      </w:tr>
+      <w:tr>
+        <w:tc>
+          <w:tcPr>
+            <w:tcW w:type="dxa" w:w="1872"/>
+          </w:tcPr>
+          <w:p>
+            <w:pPr>
+              <w:spacing w:after="40"/>
+            </w:pPr>
+            <w:r>
+              <w:rPr>
+                <w:sz w:val="18"/>
+              </w:rPr>
+              <w:t>MS-GraphRAG (global)</w:t>
+            </w:r>
+          </w:p>
+        </w:tc>
+        <w:tc>
+          <w:tcPr>
+            <w:tcW w:type="dxa" w:w="1872"/>
+          </w:tcPr>
+          <w:p>
+            <w:pPr>
+              <w:spacing w:after="40"/>
+            </w:pPr>
+          </w:p>
+        </w:tc>
+        <w:tc>
+          <w:tcPr>
+            <w:tcW w:type="dxa" w:w="1872"/>
+          </w:tcPr>
+          <w:p>
+            <w:pPr>
+              <w:spacing w:after="40"/>
+            </w:pPr>
+          </w:p>
+        </w:tc>
+        <w:tc>
+          <w:tcPr>
+            <w:tcW w:type="dxa" w:w="1872"/>
+          </w:tcPr>
+          <w:p>
+            <w:pPr>
+              <w:spacing w:after="40"/>
+            </w:pPr>
+          </w:p>
+        </w:tc>
+        <w:tc>
+          <w:tcPr>
+            <w:tcW w:type="dxa" w:w="1872"/>
+          </w:tcPr>
+          <w:p>
+            <w:pPr>
+              <w:spacing w:after="40"/>
+            </w:pPr>
+            <w:r>
+              <w:rPr>
+                <w:b/>
+                <w:sz w:val="18"/>
+              </w:rPr>
+              <w:t>331,375</w:t>
+            </w:r>
+          </w:p>
+        </w:tc>
+      </w:tr>
+    </w:tbl>
+    <w:p>
+      <w:pPr>
+        <w:spacing w:after="40"/>
+      </w:pPr>
+    </w:p>
+    <w:p>
+      <w:pPr>
+        <w:jc w:val="both"/>
+      </w:pPr>
+      <w:r>
+        <w:rPr>
+          <w:b/>
+          <w:sz w:val="22"/>
+        </w:rPr>
+        <w:t>The argument comes from their own numbers.</w:t>
+      </w:r>
+      <w:r>
+        <w:rPr>
+          <w:sz w:val="22"/>
+        </w:rPr>
+        <w:t xml:space="preserve"> The cheapest system spends 879 tokens per question, the strongest graph system 1,008, and the most expensive 331,375, a 377-fold spread. Landing near the top of the accuracy column at the bottom of the cost column, with no graph database and no server, is the finding.</w:t>
+      </w:r>
+    </w:p>
+    <w:p>
+      <w:pPr>
+        <w:jc w:val="both"/>
+      </w:pPr>
+      <w:r>
+        <w:rPr>
+          <w:b/>
+          <w:sz w:val="22"/>
+        </w:rPr>
+        <w:t>Where the cells should pay:</w:t>
+      </w:r>
+      <w:r>
+        <w:rPr>
+          <w:sz w:val="22"/>
+        </w:rPr>
+        <w:t xml:space="preserve"> graph methods beat plain RAG on Complex Reasoning and Contextual Summarize, not on Fact Retrieval. The benchmark separates those, so the ablation has a built-in target rather than an invented one.</w:t>
+      </w:r>
+    </w:p>
+    <w:p>
+      <w:pPr>
+        <w:jc w:val="both"/>
+      </w:pPr>
+      <w:r>
+        <w:rPr>
+          <w:b/>
+          <w:sz w:val="22"/>
+        </w:rPr>
+        <w:t>Statistical power:</w:t>
+      </w:r>
+      <w:r>
+        <w:rPr>
+          <w:sz w:val="22"/>
+        </w:rPr>
+        <w:t xml:space="preserve"> at n=2,010 a difference of about 2.4 points is detectable. Ablations move 2 to 5. At ∞Bench's 229 questions we would have needed 7 points and measured nothing, which is why that benchmark was dropped.</w:t>
+      </w:r>
+    </w:p>
+    <w:p>
+      <w:pPr>
+        <w:spacing w:before="320" w:after="100"/>
+        <w:jc w:val="left"/>
+      </w:pPr>
+      <w:r>
+        <w:rPr>
+          <w:b/>
+          <w:color w:val="1F3864"/>
+          <w:sz w:val="30"/>
+        </w:rPr>
+        <w:t>Second: LongMemEval</w:t>
+      </w:r>
+    </w:p>
+    <w:p>
+      <w:pPr>
+        <w:jc w:val="both"/>
+      </w:pPr>
+      <w:r>
+        <w:rPr>
+          <w:sz w:val="22"/>
+        </w:rPr>
+        <w:t xml:space="preserve">ICLR 2025, </w:t>
+      </w:r>
+      <w:r>
+        <w:rPr>
+          <w:b/>
+          <w:sz w:val="22"/>
+        </w:rPr>
+        <w:t>MIT</w:t>
+      </w:r>
+      <w:r>
+        <w:rPr>
+          <w:sz w:val="22"/>
+        </w:rPr>
+        <w:t xml:space="preserve">, </w:t>
+      </w:r>
+      <w:r>
+        <w:rPr>
+          <w:rFonts w:ascii="Consolas" w:hAnsi="Consolas"/>
+          <w:sz w:val="20"/>
+        </w:rPr>
+        <w:t>github.com/xiaowu0162/LongMemEval</w:t>
+      </w:r>
+      <w:r>
+        <w:rPr>
+          <w:sz w:val="22"/>
+        </w:rPr>
+        <w:t xml:space="preserve">, HuggingFace </w:t>
+      </w:r>
+      <w:r>
+        <w:rPr>
+          <w:rFonts w:ascii="Consolas" w:hAnsi="Consolas"/>
+          <w:sz w:val="20"/>
+        </w:rPr>
+        <w:t>xiaowu0162/longmemeval</w:t>
+      </w:r>
+      <w:r>
+        <w:rPr>
+          <w:sz w:val="22"/>
+        </w:rPr>
+        <w:t>.</w:t>
+      </w:r>
+    </w:p>
+    <w:tbl>
+      <w:tblPr>
+        <w:tblStyle w:val="TableGrid"/>
+        <w:tblW w:type="auto" w:w="0"/>
+        <w:jc w:val="left"/>
+        <w:tblLook w:firstColumn="1" w:firstRow="1" w:lastColumn="0" w:lastRow="0" w:noHBand="0" w:noVBand="1" w:val="04A0"/>
+      </w:tblPr>
+      <w:tblGrid>
+        <w:gridCol w:w="4680"/>
+        <w:gridCol w:w="4680"/>
+      </w:tblGrid>
+      <w:tr>
+        <w:tc>
+          <w:tcPr>
+            <w:tcW w:type="dxa" w:w="4680"/>
+          </w:tcPr>
+          <w:p>
+            <w:pPr>
+              <w:spacing w:after="40"/>
+            </w:pPr>
+            <w:r>
+              <w:rPr>
+                <w:b/>
+                <w:sz w:val="18"/>
+              </w:rPr>
+              <w:t>Questions</w:t>
+            </w:r>
+          </w:p>
+        </w:tc>
+        <w:tc>
+          <w:tcPr>
+            <w:tcW w:type="dxa" w:w="4680"/>
+          </w:tcPr>
+          <w:p>
+            <w:pPr>
+              <w:spacing w:after="40"/>
+            </w:pPr>
+            <w:r>
+              <w:rPr>
+                <w:b/>
+                <w:sz w:val="18"/>
+              </w:rPr>
+              <w:t>500</w:t>
+            </w:r>
+            <w:r>
+              <w:rPr>
+                <w:b/>
+                <w:sz w:val="18"/>
+              </w:rPr>
+              <w:t>, gold answers, gold answer-session ids</w:t>
+            </w:r>
+          </w:p>
+        </w:tc>
+      </w:tr>
+      <w:tr>
+        <w:tc>
+          <w:tcPr>
+            <w:tcW w:type="dxa" w:w="4680"/>
+          </w:tcPr>
+          <w:p>
+            <w:pPr>
+              <w:spacing w:after="40"/>
+            </w:pPr>
+            <w:r>
+              <w:rPr>
+                <w:sz w:val="18"/>
+              </w:rPr>
+              <w:t>Types</w:t>
+            </w:r>
+          </w:p>
+        </w:tc>
+        <w:tc>
+          <w:tcPr>
+            <w:tcW w:type="dxa" w:w="4680"/>
+          </w:tcPr>
+          <w:p>
+            <w:pPr>
+              <w:spacing w:after="40"/>
+            </w:pPr>
+            <w:r>
+              <w:rPr>
+                <w:sz w:val="18"/>
+              </w:rPr>
+              <w:t xml:space="preserve">temporal-reasoning 133, multi-session 133, </w:t>
+            </w:r>
+            <w:r>
+              <w:rPr>
+                <w:b/>
+                <w:sz w:val="18"/>
+              </w:rPr>
+              <w:t>knowledge-update 78</w:t>
+            </w:r>
+            <w:r>
+              <w:rPr>
+                <w:sz w:val="18"/>
+              </w:rPr>
+              <w:t>, single-session-user 70, single-session-assistant 56, single-session-preference 30</w:t>
+            </w:r>
+          </w:p>
+        </w:tc>
+      </w:tr>
+      <w:tr>
+        <w:tc>
+          <w:tcPr>
+            <w:tcW w:type="dxa" w:w="4680"/>
+          </w:tcPr>
+          <w:p>
+            <w:pPr>
+              <w:spacing w:after="40"/>
+            </w:pPr>
+            <w:r>
+              <w:rPr>
+                <w:sz w:val="18"/>
+              </w:rPr>
+              <w:t>Splits</w:t>
+            </w:r>
+          </w:p>
+        </w:tc>
+        <w:tc>
+          <w:tcPr>
+            <w:tcW w:type="dxa" w:w="4680"/>
+          </w:tcPr>
+          <w:p>
+            <w:pPr>
+              <w:spacing w:after="40"/>
+            </w:pPr>
+            <w:r>
+              <w:rPr>
+                <w:rFonts w:ascii="Consolas" w:hAnsi="Consolas"/>
+                <w:sz w:val="16"/>
+              </w:rPr>
+              <w:t>oracle</w:t>
+            </w:r>
+            <w:r>
+              <w:rPr>
+                <w:sz w:val="18"/>
+              </w:rPr>
+              <w:t xml:space="preserve"> 15 MB (committed), </w:t>
+            </w:r>
+            <w:r>
+              <w:rPr>
+                <w:rFonts w:ascii="Consolas" w:hAnsi="Consolas"/>
+                <w:sz w:val="16"/>
+              </w:rPr>
+              <w:t>_s</w:t>
+            </w:r>
+            <w:r>
+              <w:rPr>
+                <w:sz w:val="18"/>
+              </w:rPr>
+              <w:t xml:space="preserve"> 278 MB (fetch on demand), </w:t>
+            </w:r>
+            <w:r>
+              <w:rPr>
+                <w:rFonts w:ascii="Consolas" w:hAnsi="Consolas"/>
+                <w:sz w:val="16"/>
+              </w:rPr>
+              <w:t>_m</w:t>
+            </w:r>
+            <w:r>
+              <w:rPr>
+                <w:sz w:val="18"/>
+              </w:rPr>
+              <w:t xml:space="preserve"> 2.7 GB (not used)</w:t>
+            </w:r>
+          </w:p>
+        </w:tc>
+      </w:tr>
+    </w:tbl>
+    <w:p>
+      <w:pPr>
+        <w:spacing w:after="40"/>
+      </w:pPr>
+    </w:p>
+    <w:p>
+      <w:pPr>
+        <w:jc w:val="both"/>
+      </w:pPr>
+      <w:r>
+        <w:rPr>
+          <w:b/>
+          <w:sz w:val="22"/>
+        </w:rPr>
+        <w:t>Why.</w:t>
+      </w:r>
+      <w:r>
+        <w:rPr>
+          <w:sz w:val="22"/>
+        </w:rPr>
+        <w:t xml:space="preserve"> Zep published on </w:t>
+      </w:r>
+      <w:r>
+        <w:rPr>
+          <w:rFonts w:ascii="Consolas" w:hAnsi="Consolas"/>
+          <w:sz w:val="20"/>
+        </w:rPr>
+        <w:t>_s</w:t>
+      </w:r>
+      <w:r>
+        <w:rPr>
+          <w:sz w:val="22"/>
+        </w:rPr>
+        <w:t xml:space="preserve">: 63.8% with gpt-4o-mini against a 55.4% full-context baseline. It is the parity check against the system this reimplements. And its </w:t>
+      </w:r>
+      <w:r>
+        <w:rPr>
+          <w:b/>
+          <w:sz w:val="22"/>
+        </w:rPr>
+        <w:t>78 knowledge-update questions test supersession directly</w:t>
+      </w:r>
+      <w:r>
+        <w:rPr>
+          <w:sz w:val="22"/>
+        </w:rPr>
+        <w:t>, which GraphRAG-Bench cannot: that one is static QA over novels.</w:t>
+      </w:r>
+    </w:p>
+    <w:p>
+      <w:pPr>
+        <w:jc w:val="both"/>
+      </w:pPr>
+      <w:r>
+        <w:rPr>
+          <w:b/>
+          <w:sz w:val="22"/>
+        </w:rPr>
+        <w:t>Run the full-context arm first.</w:t>
+      </w:r>
+      <w:r>
+        <w:rPr>
+          <w:sz w:val="22"/>
+        </w:rPr>
+        <w:t xml:space="preserve"> If it reproduces their 55.4%, our harness matches theirs and our number is comparable to their 63.8%. If it does not, we cannot claim parity, and that is worth knowing before claiming it. Cost is about $9 on gpt-4o-mini.</w:t>
+      </w:r>
+    </w:p>
+    <w:p>
+      <w:pPr>
+        <w:spacing w:before="320" w:after="100"/>
+        <w:jc w:val="left"/>
+      </w:pPr>
+      <w:r>
+        <w:rPr>
+          <w:b/>
+          <w:color w:val="1F3864"/>
+          <w:sz w:val="30"/>
+        </w:rPr>
+        <w:t>Fixtures, from our own corpora</w:t>
+      </w:r>
+    </w:p>
+    <w:p>
+      <w:pPr>
+        <w:jc w:val="both"/>
+      </w:pPr>
+      <w:r>
+        <w:rPr>
+          <w:sz w:val="22"/>
+        </w:rPr>
+        <w:t>Pass/fail, no benchmark needed, testing what neither benchmark reaches.</w:t>
+      </w:r>
+    </w:p>
+    <w:p>
+      <w:pPr>
+        <w:pStyle w:val="ListBullet"/>
+      </w:pPr>
+      <w:r>
+        <w:rPr>
+          <w:b/>
+          <w:sz w:val="22"/>
+        </w:rPr>
+        <w:t>Tip becomes Ozma</w:t>
+      </w:r>
+      <w:r>
+        <w:rPr>
+          <w:sz w:val="22"/>
+        </w:rPr>
+        <w:t>, end of Oz book 2. Both supersession mechanisms in one case.</w:t>
+      </w:r>
+    </w:p>
+    <w:p>
+      <w:pPr>
+        <w:pStyle w:val="ListBullet"/>
+      </w:pPr>
+      <w:r>
+        <w:rPr>
+          <w:b/>
+          <w:sz w:val="22"/>
+        </w:rPr>
+        <w:t>Watson's wound</w:t>
+      </w:r>
+      <w:r>
+        <w:rPr>
+          <w:sz w:val="22"/>
+        </w:rPr>
+        <w:t>, shoulder in one book and leg in another. A contradiction that must survive.</w:t>
+      </w:r>
+    </w:p>
+    <w:p>
+      <w:pPr>
+        <w:pStyle w:val="ListBullet"/>
+      </w:pPr>
+      <w:r>
+        <w:rPr>
+          <w:b/>
+          <w:sz w:val="22"/>
+        </w:rPr>
+        <w:t>The deerstalker.</w:t>
+      </w:r>
+      <w:r>
+        <w:rPr>
+          <w:sz w:val="22"/>
+        </w:rPr>
+        <w:t xml:space="preserve"> Doyle never wrote it, so no fact row exists, so the composed path</w:t>
+      </w:r>
+    </w:p>
+    <w:p>
+      <w:pPr>
+        <w:jc w:val="both"/>
+      </w:pPr>
+      <w:r>
+        <w:rPr>
+          <w:sz w:val="22"/>
+        </w:rPr>
+        <w:t>structurally cannot say it. The generated path might. A leakage detector.</w:t>
+      </w:r>
+    </w:p>
+    <w:p>
+      <w:pPr>
+        <w:pStyle w:val="ListBullet"/>
+      </w:pPr>
+      <w:r>
+        <w:rPr>
+          <w:b/>
+          <w:sz w:val="22"/>
+        </w:rPr>
+        <w:t>Helen and Troy</w:t>
+      </w:r>
+      <w:r>
+        <w:rPr>
+          <w:sz w:val="22"/>
+        </w:rPr>
+        <w:t>, Homer against Euripides.</w:t>
+      </w:r>
+    </w:p>
+    <w:p>
+      <w:pPr>
+        <w:spacing w:before="320" w:after="100"/>
+        <w:jc w:val="left"/>
+      </w:pPr>
+      <w:r>
+        <w:rPr>
+          <w:b/>
+          <w:color w:val="1F3864"/>
+          <w:sz w:val="30"/>
+        </w:rPr>
+        <w:t>Rejected</w:t>
+      </w:r>
+    </w:p>
+    <w:p>
+      <w:pPr>
+        <w:pStyle w:val="ListBullet"/>
+      </w:pPr>
+      <w:r>
+        <w:rPr>
+          <w:b/>
+          <w:sz w:val="22"/>
+        </w:rPr>
+        <w:t>NovelQA.</w:t>
+      </w:r>
+      <w:r>
+        <w:rPr>
+          <w:sz w:val="22"/>
+        </w:rPr>
+        <w:t xml:space="preserve"> Gold answers held out behind a Codabench leaderboard.</w:t>
+      </w:r>
+    </w:p>
+    <w:p>
+      <w:pPr>
+        <w:pStyle w:val="ListBullet"/>
+      </w:pPr>
+      <w:r>
+        <w:rPr>
+          <w:b/>
+          <w:sz w:val="22"/>
+        </w:rPr>
+        <w:t>∞Bench En.MC.</w:t>
+      </w:r>
+      <w:r>
+        <w:rPr>
+          <w:sz w:val="22"/>
+        </w:rPr>
+        <w:t xml:space="preserve"> 229 questions is underpowered, and no comparable system published on it.</w:t>
+      </w:r>
+    </w:p>
+    <w:p>
+      <w:pPr>
+        <w:pStyle w:val="ListBullet"/>
+      </w:pPr>
+      <w:r>
+        <w:rPr>
+          <w:b/>
+          <w:sz w:val="22"/>
+        </w:rPr>
+        <w:t>LitBank.</w:t>
+      </w:r>
+      <w:r>
+        <w:rPr>
+          <w:sz w:val="22"/>
+        </w:rPr>
+        <w:t xml:space="preserve"> 96 of 100 documents are two chunks long.</w:t>
+      </w:r>
+    </w:p>
+    <w:p>
+      <w:pPr>
+        <w:spacing w:before="320" w:after="100"/>
+        <w:jc w:val="left"/>
+      </w:pPr>
+      <w:r>
+        <w:rPr>
+          <w:b/>
+          <w:color w:val="1F3864"/>
+          <w:sz w:val="30"/>
+        </w:rPr>
+        <w:t>Reproducing</w:t>
+      </w:r>
+    </w:p>
+    <w:p>
+      <w:pPr>
+        <w:spacing w:after="0"/>
+        <w:ind w:left="360"/>
+      </w:pPr>
+      <w:r>
+        <w:rPr>
+          <w:rFonts w:ascii="Consolas" w:hAnsi="Consolas"/>
+          <w:sz w:val="18"/>
+        </w:rPr>
+        <w:t>python scripts/fetch_benchmarks.py         # GraphRAG-Bench + LongMemEval oracle</w:t>
+      </w:r>
+    </w:p>
+    <w:p>
+      <w:pPr>
+        <w:spacing w:after="0"/>
+        <w:ind w:left="360"/>
+      </w:pPr>
+      <w:r>
+        <w:rPr>
+          <w:rFonts w:ascii="Consolas" w:hAnsi="Consolas"/>
+          <w:sz w:val="18"/>
+        </w:rPr>
+        <w:t>python scripts/fetch_benchmarks.py --all   # adds longmemeval_s and _s_cleaned (278 MB each) and the full NarrativeQA csvs</w:t>
+      </w:r>
+    </w:p>
+    <w:p>
+      <w:pPr>
+        <w:spacing w:after="40"/>
+      </w:pPr>
+    </w:p>
+    <w:p>
+      <w:pPr>
+        <w:jc w:val="both"/>
+      </w:pPr>
+      <w:r>
+        <w:rPr>
+          <w:sz w:val="22"/>
+        </w:rPr>
+        <w:t xml:space="preserve">Hashes in </w:t>
+      </w:r>
+      <w:r>
+        <w:rPr>
+          <w:rFonts w:ascii="Consolas" w:hAnsi="Consolas"/>
+          <w:sz w:val="20"/>
+        </w:rPr>
+        <w:t>data/benchmarks/manifest.json</w:t>
+      </w:r>
+      <w:r>
+        <w:rPr>
+          <w:sz w:val="22"/>
+        </w:rPr>
+        <w:t>.</w:t>
+      </w:r>
+    </w:p>
+    <w:p>
+      <w:r>
+        <w:br w:type="page"/>
+      </w:r>
+    </w:p>
+    <w:p>
+      <w:pPr>
+        <w:spacing w:before="80" w:after="100"/>
+        <w:jc w:val="left"/>
+      </w:pPr>
+      <w:r>
+        <w:rPr>
+          <w:b/>
+          <w:color w:val="000000"/>
+          <w:sz w:val="44"/>
+        </w:rPr>
+        <w:t>7.  Entity resolution</w:t>
+      </w:r>
+    </w:p>
+    <w:p>
+      <w:pPr>
+        <w:jc w:val="both"/>
+      </w:pPr>
+      <w:r>
+        <w:rPr>
+          <w:b/>
+          <w:sz w:val="22"/>
+        </w:rPr>
+        <w:t>2026-08-28.</w:t>
+      </w:r>
+      <w:r>
+        <w:rPr>
+          <w:sz w:val="22"/>
+        </w:rPr>
+        <w:t xml:space="preserve"> Requirement 2 in </w:t>
+      </w:r>
+      <w:r>
+        <w:rPr>
+          <w:rFonts w:ascii="Consolas" w:hAnsi="Consolas"/>
+          <w:sz w:val="20"/>
+        </w:rPr>
+        <w:t>../RESEARCH.md</w:t>
+      </w:r>
+      <w:r>
+        <w:rPr>
+          <w:sz w:val="22"/>
+        </w:rPr>
+        <w:t>. This is the one stage where the design departs from every system it is measured against, so it gets its own page.</w:t>
+      </w:r>
+    </w:p>
+    <w:p>
+      <w:pPr>
+        <w:spacing w:before="320" w:after="100"/>
+        <w:jc w:val="left"/>
+      </w:pPr>
+      <w:r>
+        <w:rPr>
+          <w:b/>
+          <w:color w:val="1F3864"/>
+          <w:sz w:val="30"/>
+        </w:rPr>
+        <w:t>The problem</w:t>
+      </w:r>
+    </w:p>
+    <w:p>
+      <w:pPr>
+        <w:jc w:val="both"/>
+      </w:pPr>
+      <w:r>
+        <w:rPr>
+          <w:sz w:val="22"/>
+        </w:rPr>
+        <w:t>"The boy" and "Tip" are the same person. So are "Mrs. Hudson" and "the landlady". Neither pair shares a string. Get this wrong in the merging direction and two people become one; get it wrong in the splitting direction and one person becomes twenty nodes and no narrative holds together.</w:t>
+      </w:r>
+    </w:p>
+    <w:p>
+      <w:pPr>
+        <w:spacing w:before="320" w:after="100"/>
+        <w:jc w:val="left"/>
+      </w:pPr>
+      <w:r>
+        <w:rPr>
+          <w:b/>
+          <w:color w:val="1F3864"/>
+          <w:sz w:val="30"/>
+        </w:rPr>
+        <w:t>Three signals, cheapest first</w:t>
+      </w:r>
+    </w:p>
+    <w:p>
+      <w:pPr>
+        <w:pStyle w:val="ListNumber"/>
+      </w:pPr>
+      <w:r>
+        <w:rPr>
+          <w:b/>
+          <w:sz w:val="22"/>
+        </w:rPr>
+        <w:t>Name.</w:t>
+      </w:r>
+      <w:r>
+        <w:rPr>
+          <w:sz w:val="22"/>
+        </w:rPr>
+        <w:t xml:space="preserve"> Embedding cosine over the alias table. What everyone already does.</w:t>
+      </w:r>
+    </w:p>
+    <w:p>
+      <w:pPr>
+        <w:pStyle w:val="ListNumber"/>
+      </w:pPr>
+      <w:r>
+        <w:rPr>
+          <w:b/>
+          <w:sz w:val="22"/>
+        </w:rPr>
+        <w:t>Co-occurrence.</w:t>
+      </w:r>
+      <w:r>
+        <w:rPr>
+          <w:sz w:val="22"/>
+        </w:rPr>
+        <w:t xml:space="preserve"> Score a candidate higher when the current chunk also contains entities already</w:t>
+      </w:r>
+    </w:p>
+    <w:p>
+      <w:pPr>
+        <w:jc w:val="both"/>
+      </w:pPr>
+      <w:r>
+        <w:rPr>
+          <w:sz w:val="22"/>
+        </w:rPr>
+        <w:t>linked to it. "The boy" appears alongside Mombi and Jack Pumpkinhead, both already linked to Tip.</w:t>
+      </w:r>
+    </w:p>
+    <w:p>
+      <w:pPr>
+        <w:pStyle w:val="ListNumber"/>
+      </w:pPr>
+      <w:r>
+        <w:rPr>
+          <w:b/>
+          <w:sz w:val="22"/>
+        </w:rPr>
+        <w:t>Profile.</w:t>
+      </w:r>
+      <w:r>
+        <w:rPr>
+          <w:sz w:val="22"/>
+        </w:rPr>
+        <w:t xml:space="preserve"> At extraction the model emits low-confidence attributes inferred from context rather</w:t>
+      </w:r>
+    </w:p>
+    <w:p>
+      <w:pPr>
+        <w:jc w:val="both"/>
+      </w:pPr>
+      <w:r>
+        <w:rPr>
+          <w:sz w:val="22"/>
+        </w:rPr>
+        <w:t>than stated in the text: gender, age band, animacy, species, role. From "Tip pulled off his hat" it infers male, child, human.</w:t>
+      </w:r>
+    </w:p>
+    <w:p>
+      <w:pPr>
+        <w:jc w:val="both"/>
+      </w:pPr>
+      <w:r>
+        <w:rPr>
+          <w:sz w:val="22"/>
+        </w:rPr>
+        <w:t xml:space="preserve">Score is a weighted sum. </w:t>
+      </w:r>
+      <w:r>
+        <w:rPr>
+          <w:b/>
+          <w:sz w:val="22"/>
+        </w:rPr>
+        <w:t>Profile mismatch lowers a score. It never blocks a merge.</w:t>
+      </w:r>
+      <w:r>
+        <w:rPr>
+          <w:sz w:val="22"/>
+        </w:rPr>
+        <w:t xml:space="preserve"> Reason in the guards section.</w:t>
+      </w:r>
+    </w:p>
+    <w:p>
+      <w:pPr>
+        <w:spacing w:before="320" w:after="100"/>
+        <w:jc w:val="left"/>
+      </w:pPr>
+      <w:r>
+        <w:rPr>
+          <w:b/>
+          <w:color w:val="1F3864"/>
+          <w:sz w:val="25"/>
+        </w:rPr>
+        <w:t>The profile is not a fact</w:t>
+      </w:r>
+    </w:p>
+    <w:p>
+      <w:pPr>
+        <w:spacing w:after="0"/>
+        <w:ind w:left="360"/>
+      </w:pPr>
+      <w:r>
+        <w:rPr>
+          <w:rFonts w:ascii="Consolas" w:hAnsi="Consolas"/>
+          <w:sz w:val="18"/>
+        </w:rPr>
+        <w:t>Profile {node_id, attribute, value, confidence, from_unit}</w:t>
+      </w:r>
+    </w:p>
+    <w:p>
+      <w:pPr>
+        <w:spacing w:after="40"/>
+      </w:pPr>
+    </w:p>
+    <w:p>
+      <w:pPr>
+        <w:jc w:val="both"/>
+      </w:pPr>
+      <w:r>
+        <w:rPr>
+          <w:sz w:val="22"/>
+        </w:rPr>
+        <w:t>Separate table, read only by the matcher. It never renders, never exports, never reaches a reader. Profile attributes have no supporting quote, because the text never says "Tip is male," so putting them in the fact table would break invariant 3 and make the quote gate a lie. Keeping them apart keeps the fact layer single-ruled: everything in it has a quote, no exceptions.</w:t>
+      </w:r>
+    </w:p>
+    <w:p>
+      <w:pPr>
+        <w:spacing w:before="320" w:after="100"/>
+        <w:jc w:val="left"/>
+      </w:pPr>
+      <w:r>
+        <w:rPr>
+          <w:b/>
+          <w:color w:val="1F3864"/>
+          <w:sz w:val="30"/>
+        </w:rPr>
+        <w:t>Where this comes from</w:t>
+      </w:r>
+    </w:p>
+    <w:p>
+      <w:pPr>
+        <w:jc w:val="both"/>
+      </w:pPr>
+      <w:r>
+        <w:rPr>
+          <w:sz w:val="22"/>
+        </w:rPr>
+        <w:t>None of it is new, and the write-up should say so in one sentence rather than get caught.</w:t>
+      </w:r>
+    </w:p>
+    <w:tbl>
+      <w:tblPr>
+        <w:tblStyle w:val="TableGrid"/>
+        <w:tblW w:type="auto" w:w="0"/>
+        <w:jc w:val="left"/>
+        <w:tblLook w:firstColumn="1" w:firstRow="1" w:lastColumn="0" w:lastRow="0" w:noHBand="0" w:noVBand="1" w:val="04A0"/>
+      </w:tblPr>
+      <w:tblGrid>
+        <w:gridCol w:w="4680"/>
+        <w:gridCol w:w="4680"/>
+      </w:tblGrid>
+      <w:tr>
+        <w:tc>
+          <w:tcPr>
+            <w:tcW w:type="dxa" w:w="4680"/>
+          </w:tcPr>
+          <w:p>
+            <w:pPr>
+              <w:spacing w:after="40"/>
+            </w:pPr>
+            <w:r>
+              <w:rPr>
+                <w:b/>
+                <w:sz w:val="18"/>
+              </w:rPr>
+              <w:t>Piece</w:t>
+            </w:r>
+          </w:p>
+        </w:tc>
+        <w:tc>
+          <w:tcPr>
+            <w:tcW w:type="dxa" w:w="4680"/>
+          </w:tcPr>
+          <w:p>
+            <w:pPr>
+              <w:spacing w:after="40"/>
+            </w:pPr>
+            <w:r>
+              <w:rPr>
+                <w:b/>
+                <w:sz w:val="18"/>
+              </w:rPr>
+              <w:t>Cite</w:t>
+            </w:r>
+          </w:p>
+        </w:tc>
+      </w:tr>
+      <w:tr>
+        <w:tc>
+          <w:tcPr>
+            <w:tcW w:type="dxa" w:w="4680"/>
+          </w:tcPr>
+          <w:p>
+            <w:pPr>
+              <w:spacing w:after="40"/>
+            </w:pPr>
+            <w:r>
+              <w:rPr>
+                <w:sz w:val="18"/>
+              </w:rPr>
+              <w:t>Resolving co-occurring references jointly instead of one at a time</w:t>
+            </w:r>
+          </w:p>
+        </w:tc>
+        <w:tc>
+          <w:tcPr>
+            <w:tcW w:type="dxa" w:w="4680"/>
+          </w:tcPr>
+          <w:p>
+            <w:pPr>
+              <w:spacing w:after="40"/>
+            </w:pPr>
+            <w:r>
+              <w:rPr>
+                <w:sz w:val="18"/>
+              </w:rPr>
+              <w:t>Bhattacharya and Getoor, TKDD 1(1) art. 5, 2007. Their score is (1 minus alpha) times attribute similarity plus alpha times relational similarity</w:t>
+            </w:r>
+          </w:p>
+        </w:tc>
+      </w:tr>
+      <w:tr>
+        <w:tc>
+          <w:tcPr>
+            <w:tcW w:type="dxa" w:w="4680"/>
+          </w:tcPr>
+          <w:p>
+            <w:pPr>
+              <w:spacing w:after="40"/>
+            </w:pPr>
+            <w:r>
+              <w:rPr>
+                <w:sz w:val="18"/>
+              </w:rPr>
+              <w:t>Associations between references, evidence propagated between decisions, references enriched by merging attributes</w:t>
+            </w:r>
+          </w:p>
+        </w:tc>
+        <w:tc>
+          <w:tcPr>
+            <w:tcW w:type="dxa" w:w="4680"/>
+          </w:tcPr>
+          <w:p>
+            <w:pPr>
+              <w:spacing w:after="40"/>
+            </w:pPr>
+            <w:r>
+              <w:rPr>
+                <w:sz w:val="18"/>
+              </w:rPr>
+              <w:t>Dong, Halevy and Madhavan, SIGMOD 2005, pp. 85-96. Motivating domain was personal desktop email and files</w:t>
+            </w:r>
+          </w:p>
+        </w:tc>
+      </w:tr>
+      <w:tr>
+        <w:tc>
+          <w:tcPr>
+            <w:tcW w:type="dxa" w:w="4680"/>
+          </w:tcPr>
+          <w:p>
+            <w:pPr>
+              <w:spacing w:after="40"/>
+            </w:pPr>
+            <w:r>
+              <w:rPr>
+                <w:sz w:val="18"/>
+              </w:rPr>
+              <w:t>Type compatibility as a soft probabilistic term, not a filter</w:t>
+            </w:r>
+          </w:p>
+        </w:tc>
+        <w:tc>
+          <w:tcPr>
+            <w:tcW w:type="dxa" w:w="4680"/>
+          </w:tcPr>
+          <w:p>
+            <w:pPr>
+              <w:spacing w:after="40"/>
+            </w:pPr>
+            <w:r>
+              <w:rPr>
+                <w:sz w:val="18"/>
+              </w:rPr>
+              <w:t>Ling, Singh and Weld, TACL 3:315-328, 2015, section 4.3. Fine-grained types beat coarse ones</w:t>
+            </w:r>
+          </w:p>
+        </w:tc>
+      </w:tr>
+      <w:tr>
+        <w:tc>
+          <w:tcPr>
+            <w:tcW w:type="dxa" w:w="4680"/>
+          </w:tcPr>
+          <w:p>
+            <w:pPr>
+              <w:spacing w:after="40"/>
+            </w:pPr>
+            <w:r>
+              <w:rPr>
+                <w:sz w:val="18"/>
+              </w:rPr>
+              <w:t>Merged entity keeps all attribute variants when they contradict</w:t>
+            </w:r>
+          </w:p>
+        </w:tc>
+        <w:tc>
+          <w:tcPr>
+            <w:tcW w:type="dxa" w:w="4680"/>
+          </w:tcPr>
+          <w:p>
+            <w:pPr>
+              <w:spacing w:after="40"/>
+            </w:pPr>
+            <w:r>
+              <w:rPr>
+                <w:sz w:val="18"/>
+              </w:rPr>
+              <w:t>Lee et al., Computational Linguistics 39(4), 2013, section 3.2.3</w:t>
+            </w:r>
+          </w:p>
+        </w:tc>
+      </w:tr>
+      <w:tr>
+        <w:tc>
+          <w:tcPr>
+            <w:tcW w:type="dxa" w:w="4680"/>
+          </w:tcPr>
+          <w:p>
+            <w:pPr>
+              <w:spacing w:after="40"/>
+            </w:pPr>
+            <w:r>
+              <w:rPr>
+                <w:sz w:val="18"/>
+              </w:rPr>
+              <w:t>Why the profile is worth the plumbing</w:t>
+            </w:r>
+          </w:p>
+        </w:tc>
+        <w:tc>
+          <w:tcPr>
+            <w:tcW w:type="dxa" w:w="4680"/>
+          </w:tcPr>
+          <w:p>
+            <w:pPr>
+              <w:spacing w:after="40"/>
+            </w:pPr>
+            <w:r>
+              <w:rPr>
+                <w:sz w:val="18"/>
+              </w:rPr>
+              <w:t>DeepType (AAAI 2018): with oracle types, linking accuracy reaches 99.0 on CoNLL and 98.6 on TAC KBP 2010</w:t>
+            </w:r>
+          </w:p>
+        </w:tc>
+      </w:tr>
+    </w:tbl>
+    <w:p>
+      <w:pPr>
+        <w:spacing w:after="40"/>
+      </w:pPr>
+    </w:p>
+    <w:p>
+      <w:pPr>
+        <w:jc w:val="both"/>
+      </w:pPr>
+      <w:r>
+        <w:rPr>
+          <w:b/>
+          <w:sz w:val="22"/>
+        </w:rPr>
+        <w:t>Use these words:</w:t>
+      </w:r>
+      <w:r>
+        <w:rPr>
+          <w:sz w:val="22"/>
+        </w:rPr>
+        <w:t xml:space="preserve"> collective entity resolution, relational similarity, neighborhood similarity, reference enrichment, entity type compatibility, transitive closure.</w:t>
+      </w:r>
+    </w:p>
+    <w:p>
+      <w:pPr>
+        <w:jc w:val="both"/>
+      </w:pPr>
+      <w:r>
+        <w:rPr>
+          <w:b/>
+          <w:sz w:val="22"/>
+        </w:rPr>
+        <w:t>Do not use these:</w:t>
+      </w:r>
+      <w:r>
+        <w:rPr>
+          <w:sz w:val="22"/>
+        </w:rPr>
+        <w:t xml:space="preserve"> "coreference propagation", "merge propagation", "error propagation in collective ER", "cascading merge errors", "merge avalanche". None of them appear in the surveys. They read as invented, because they are.</w:t>
+      </w:r>
+    </w:p>
+    <w:p>
+      <w:pPr>
+        <w:spacing w:before="320" w:after="100"/>
+        <w:jc w:val="left"/>
+      </w:pPr>
+      <w:r>
+        <w:rPr>
+          <w:b/>
+          <w:color w:val="1F3864"/>
+          <w:sz w:val="30"/>
+        </w:rPr>
+        <w:t>What is actually unmeasured</w:t>
+      </w:r>
+    </w:p>
+    <w:p>
+      <w:pPr>
+        <w:jc w:val="both"/>
+      </w:pPr>
+      <w:r>
+        <w:rPr>
+          <w:sz w:val="22"/>
+        </w:rPr>
+        <w:t>Every system this is benchmarked against resolves on strings or embeddings plus an LLM verdict.</w:t>
+      </w:r>
+    </w:p>
+    <w:tbl>
+      <w:tblPr>
+        <w:tblStyle w:val="TableGrid"/>
+        <w:tblW w:type="auto" w:w="0"/>
+        <w:jc w:val="left"/>
+        <w:tblLook w:firstColumn="1" w:firstRow="1" w:lastColumn="0" w:lastRow="0" w:noHBand="0" w:noVBand="1" w:val="04A0"/>
+      </w:tblPr>
+      <w:tblGrid>
+        <w:gridCol w:w="4680"/>
+        <w:gridCol w:w="4680"/>
+      </w:tblGrid>
+      <w:tr>
+        <w:tc>
+          <w:tcPr>
+            <w:tcW w:type="dxa" w:w="4680"/>
+          </w:tcPr>
+          <w:p>
+            <w:pPr>
+              <w:spacing w:after="40"/>
+            </w:pPr>
+            <w:r>
+              <w:rPr>
+                <w:b/>
+                <w:sz w:val="18"/>
+              </w:rPr>
+              <w:t>System</w:t>
+            </w:r>
+          </w:p>
+        </w:tc>
+        <w:tc>
+          <w:tcPr>
+            <w:tcW w:type="dxa" w:w="4680"/>
+          </w:tcPr>
+          <w:p>
+            <w:pPr>
+              <w:spacing w:after="40"/>
+            </w:pPr>
+            <w:r>
+              <w:rPr>
+                <w:b/>
+                <w:sz w:val="18"/>
+              </w:rPr>
+              <w:t>How it resolves</w:t>
+            </w:r>
+          </w:p>
+        </w:tc>
+      </w:tr>
+      <w:tr>
+        <w:tc>
+          <w:tcPr>
+            <w:tcW w:type="dxa" w:w="4680"/>
+          </w:tcPr>
+          <w:p>
+            <w:pPr>
+              <w:spacing w:after="40"/>
+            </w:pPr>
+            <w:r>
+              <w:rPr>
+                <w:sz w:val="18"/>
+              </w:rPr>
+              <w:t>GraphRAG</w:t>
+            </w:r>
+          </w:p>
+        </w:tc>
+        <w:tc>
+          <w:tcPr>
+            <w:tcW w:type="dxa" w:w="4680"/>
+          </w:tcPr>
+          <w:p>
+            <w:pPr>
+              <w:spacing w:after="40"/>
+            </w:pPr>
+            <w:r>
+              <w:rPr>
+                <w:sz w:val="18"/>
+              </w:rPr>
+              <w:t>exact string matching, stated outright</w:t>
+            </w:r>
+          </w:p>
+        </w:tc>
+      </w:tr>
+      <w:tr>
+        <w:tc>
+          <w:tcPr>
+            <w:tcW w:type="dxa" w:w="4680"/>
+          </w:tcPr>
+          <w:p>
+            <w:pPr>
+              <w:spacing w:after="40"/>
+            </w:pPr>
+            <w:r>
+              <w:rPr>
+                <w:sz w:val="18"/>
+              </w:rPr>
+              <w:t>iText2KG</w:t>
+            </w:r>
+          </w:p>
+        </w:tc>
+        <w:tc>
+          <w:tcPr>
+            <w:tcW w:type="dxa" w:w="4680"/>
+          </w:tcPr>
+          <w:p>
+            <w:pPr>
+              <w:spacing w:after="40"/>
+            </w:pPr>
+            <w:r>
+              <w:rPr>
+                <w:sz w:val="18"/>
+              </w:rPr>
+              <w:t>name-embedding cosine, threshold 0.7</w:t>
+            </w:r>
+          </w:p>
+        </w:tc>
+      </w:tr>
+      <w:tr>
+        <w:tc>
+          <w:tcPr>
+            <w:tcW w:type="dxa" w:w="4680"/>
+          </w:tcPr>
+          <w:p>
+            <w:pPr>
+              <w:spacing w:after="40"/>
+            </w:pPr>
+            <w:r>
+              <w:rPr>
+                <w:sz w:val="18"/>
+              </w:rPr>
+              <w:t>RAKG</w:t>
+            </w:r>
+          </w:p>
+        </w:tc>
+        <w:tc>
+          <w:tcPr>
+            <w:tcW w:type="dxa" w:w="4680"/>
+          </w:tcPr>
+          <w:p>
+            <w:pPr>
+              <w:spacing w:after="40"/>
+            </w:pPr>
+            <w:r>
+              <w:rPr>
+                <w:sz w:val="18"/>
+              </w:rPr>
+              <w:t>name plus type embedding, then an LLM adjudicates</w:t>
+            </w:r>
+          </w:p>
+        </w:tc>
+      </w:tr>
+      <w:tr>
+        <w:tc>
+          <w:tcPr>
+            <w:tcW w:type="dxa" w:w="4680"/>
+          </w:tcPr>
+          <w:p>
+            <w:pPr>
+              <w:spacing w:after="40"/>
+            </w:pPr>
+            <w:r>
+              <w:rPr>
+                <w:sz w:val="18"/>
+              </w:rPr>
+              <w:t>CORE-KG</w:t>
+            </w:r>
+          </w:p>
+        </w:tc>
+        <w:tc>
+          <w:tcPr>
+            <w:tcW w:type="dxa" w:w="4680"/>
+          </w:tcPr>
+          <w:p>
+            <w:pPr>
+              <w:spacing w:after="40"/>
+            </w:pPr>
+            <w:r>
+              <w:rPr>
+                <w:sz w:val="18"/>
+              </w:rPr>
+              <w:t>type-wise LLM coreference pass before extraction</w:t>
+            </w:r>
+          </w:p>
+        </w:tc>
+      </w:tr>
+      <w:tr>
+        <w:tc>
+          <w:tcPr>
+            <w:tcW w:type="dxa" w:w="4680"/>
+          </w:tcPr>
+          <w:p>
+            <w:pPr>
+              <w:spacing w:after="40"/>
+            </w:pPr>
+            <w:r>
+              <w:rPr>
+                <w:sz w:val="18"/>
+              </w:rPr>
+              <w:t>LINK-KG</w:t>
+            </w:r>
+          </w:p>
+        </w:tc>
+        <w:tc>
+          <w:tcPr>
+            <w:tcW w:type="dxa" w:w="4680"/>
+          </w:tcPr>
+          <w:p>
+            <w:pPr>
+              <w:spacing w:after="40"/>
+            </w:pPr>
+            <w:r>
+              <w:rPr>
+                <w:sz w:val="18"/>
+              </w:rPr>
+              <w:t>prompt cache of aliases, explicit details only</w:t>
+            </w:r>
+          </w:p>
+        </w:tc>
+      </w:tr>
+      <w:tr>
+        <w:tc>
+          <w:tcPr>
+            <w:tcW w:type="dxa" w:w="4680"/>
+          </w:tcPr>
+          <w:p>
+            <w:pPr>
+              <w:spacing w:after="40"/>
+            </w:pPr>
+            <w:r>
+              <w:rPr>
+                <w:sz w:val="18"/>
+              </w:rPr>
+              <w:t>Zep / Graphiti</w:t>
+            </w:r>
+          </w:p>
+        </w:tc>
+        <w:tc>
+          <w:tcPr>
+            <w:tcW w:type="dxa" w:w="4680"/>
+          </w:tcPr>
+          <w:p>
+            <w:pPr>
+              <w:spacing w:after="40"/>
+            </w:pPr>
+            <w:r>
+              <w:rPr>
+                <w:sz w:val="18"/>
+              </w:rPr>
+              <w:t>name and summary embedding, then an LLM resolution prompt</w:t>
+            </w:r>
+          </w:p>
+        </w:tc>
+      </w:tr>
+      <w:tr>
+        <w:tc>
+          <w:tcPr>
+            <w:tcW w:type="dxa" w:w="4680"/>
+          </w:tcPr>
+          <w:p>
+            <w:pPr>
+              <w:spacing w:after="40"/>
+            </w:pPr>
+            <w:r>
+              <w:rPr>
+                <w:sz w:val="18"/>
+              </w:rPr>
+              <w:t>AutoSchemaKG</w:t>
+            </w:r>
+          </w:p>
+        </w:tc>
+        <w:tc>
+          <w:tcPr>
+            <w:tcW w:type="dxa" w:w="4680"/>
+          </w:tcPr>
+          <w:p>
+            <w:pPr>
+              <w:spacing w:after="40"/>
+            </w:pPr>
+            <w:r>
+              <w:rPr>
+                <w:sz w:val="18"/>
+              </w:rPr>
+              <w:t>no resolution stage at all</w:t>
+            </w:r>
+          </w:p>
+        </w:tc>
+      </w:tr>
+      <w:tr>
+        <w:tc>
+          <w:tcPr>
+            <w:tcW w:type="dxa" w:w="4680"/>
+          </w:tcPr>
+          <w:p>
+            <w:pPr>
+              <w:spacing w:after="40"/>
+            </w:pPr>
+            <w:r>
+              <w:rPr>
+                <w:sz w:val="18"/>
+              </w:rPr>
+              <w:t>HippoRAG 1 and 2</w:t>
+            </w:r>
+          </w:p>
+        </w:tc>
+        <w:tc>
+          <w:tcPr>
+            <w:tcW w:type="dxa" w:w="4680"/>
+          </w:tcPr>
+          <w:p>
+            <w:pPr>
+              <w:spacing w:after="40"/>
+            </w:pPr>
+            <w:r>
+              <w:rPr>
+                <w:sz w:val="18"/>
+              </w:rPr>
+              <w:t>never merges; adds synonym edges above cosine 0.8</w:t>
+            </w:r>
+          </w:p>
+        </w:tc>
+      </w:tr>
+    </w:tbl>
+    <w:p>
+      <w:pPr>
+        <w:spacing w:after="40"/>
+      </w:pPr>
+    </w:p>
+    <w:p>
+      <w:pPr>
+        <w:jc w:val="both"/>
+      </w:pPr>
+      <w:r>
+        <w:rPr>
+          <w:sz w:val="22"/>
+        </w:rPr>
+        <w:t xml:space="preserve">A search across the resolution-relevant papers on disk, 46 at the time, found no LLM knowledge-graph or agent-memory system using co-occurrence as a resolution signal. So the question is not whether collective entity resolution works, which was settled in 2007. It is </w:t>
+      </w:r>
+      <w:r>
+        <w:rPr>
+          <w:b/>
+          <w:sz w:val="22"/>
+        </w:rPr>
+        <w:t>whether the classical relational signal still pays when the candidate scorer is an embedding and an LLM rather than a string metric.</w:t>
+      </w:r>
+      <w:r>
+        <w:rPr>
+          <w:sz w:val="22"/>
+        </w:rPr>
+        <w:t xml:space="preserve"> That is measurable, and measuring it is the contribution.</w:t>
+      </w:r>
+    </w:p>
+    <w:p>
+      <w:pPr>
+        <w:jc w:val="both"/>
+      </w:pPr>
+      <w:r>
+        <w:rPr>
+          <w:sz w:val="22"/>
+        </w:rPr>
+        <w:t>Usefully, iText2KG's own future work asks for signal 3: "integrating the entity type as a parameter of the matching process." Answering an open question posed by a system in the comparison table is a better position than any novelty claim.</w:t>
+      </w:r>
+    </w:p>
+    <w:p>
+      <w:pPr>
+        <w:spacing w:before="320" w:after="100"/>
+        <w:jc w:val="left"/>
+      </w:pPr>
+      <w:r>
+        <w:rPr>
+          <w:b/>
+          <w:color w:val="1F3864"/>
+          <w:sz w:val="30"/>
+        </w:rPr>
+        <w:t>The risk, with numbers</w:t>
+      </w:r>
+    </w:p>
+    <w:p>
+      <w:pPr>
+        <w:jc w:val="both"/>
+      </w:pPr>
+      <w:r>
+        <w:rPr>
+          <w:sz w:val="22"/>
+        </w:rPr>
+        <w:t>Collective resolution buys accuracy by letting merges feed each other, which is the same mechanism by which one bad merge poisons the next.</w:t>
+      </w:r>
+    </w:p>
+    <w:p>
+      <w:pPr>
+        <w:pStyle w:val="ListBullet"/>
+      </w:pPr>
+      <w:r>
+        <w:rPr>
+          <w:b/>
+          <w:sz w:val="22"/>
+        </w:rPr>
+        <w:t>Kardes et al. (TextGraphs-8, 2013)</w:t>
+      </w:r>
+      <w:r>
+        <w:rPr>
+          <w:sz w:val="22"/>
+        </w:rPr>
+        <w:t xml:space="preserve"> name it "black hole entities" and measure it: a pairwise</w:t>
+      </w:r>
+    </w:p>
+    <w:p>
+      <w:pPr>
+        <w:jc w:val="both"/>
+      </w:pPr>
+      <w:r>
+        <w:rPr>
+          <w:sz w:val="22"/>
+        </w:rPr>
+        <w:t xml:space="preserve">classifier gets precision 97 and recall 63; unrestrained transitive closure gets precision </w:t>
+      </w:r>
+      <w:r>
+        <w:rPr>
+          <w:b/>
+          <w:sz w:val="22"/>
+        </w:rPr>
+        <w:t>64</w:t>
+      </w:r>
+      <w:r>
+        <w:rPr>
+          <w:sz w:val="22"/>
+        </w:rPr>
+        <w:t xml:space="preserve"> and recall 98. Their soft clustering recovers to 95 and 76.</w:t>
+      </w:r>
+    </w:p>
+    <w:p>
+      <w:pPr>
+        <w:pStyle w:val="ListBullet"/>
+      </w:pPr>
+      <w:r>
+        <w:rPr>
+          <w:b/>
+          <w:sz w:val="22"/>
+        </w:rPr>
+        <w:t>Bhattacharya and Getoor</w:t>
+      </w:r>
+      <w:r>
+        <w:rPr>
+          <w:sz w:val="22"/>
+        </w:rPr>
+        <w:t xml:space="preserve"> admit it about their own algorithm: merges cannot be undone, so</w:t>
+      </w:r>
+    </w:p>
+    <w:p>
+      <w:pPr>
+        <w:jc w:val="both"/>
+      </w:pPr>
+      <w:r>
+        <w:rPr>
+          <w:sz w:val="22"/>
+        </w:rPr>
+        <w:t>"precision is crucial for the bootstrap process," and that cost is one "not necessary for approaches that are not collective." Irrevocability is the price of going collective.</w:t>
+      </w:r>
+    </w:p>
+    <w:p>
+      <w:pPr>
+        <w:pStyle w:val="ListBullet"/>
+      </w:pPr>
+      <w:r>
+        <w:rPr>
+          <w:b/>
+          <w:sz w:val="22"/>
+        </w:rPr>
+        <w:t>Their Table I</w:t>
+      </w:r>
+      <w:r>
+        <w:rPr>
+          <w:sz w:val="22"/>
+        </w:rPr>
+        <w:t xml:space="preserve"> shows both edges. Attribute-only to collective: CiteSeer 0.980 to 0.995, arXiv</w:t>
+      </w:r>
+    </w:p>
+    <w:p>
+      <w:pPr>
+        <w:jc w:val="both"/>
+      </w:pPr>
+      <w:r>
+        <w:rPr>
+          <w:sz w:val="22"/>
+        </w:rPr>
+        <w:t xml:space="preserve">0.974 to 0.985, BioBase 0.568 to </w:t>
+      </w:r>
+      <w:r>
+        <w:rPr>
+          <w:b/>
+          <w:sz w:val="22"/>
+        </w:rPr>
+        <w:t>0.819</w:t>
+      </w:r>
+      <w:r>
+        <w:rPr>
+          <w:sz w:val="22"/>
+        </w:rPr>
+        <w:t>. Collective buys almost nothing on clean data and 25 points on ambiguous data. Meanwhile plain transitive closure *hurts* BioBase, 0.568 to 0.559.</w:t>
+      </w:r>
+    </w:p>
+    <w:p>
+      <w:pPr>
+        <w:pStyle w:val="ListBullet"/>
+      </w:pPr>
+      <w:r>
+        <w:rPr>
+          <w:b/>
+          <w:sz w:val="22"/>
+        </w:rPr>
+        <w:t>Walmart's ER-in-practice report (arXiv:2607.26298)</w:t>
+      </w:r>
+      <w:r>
+        <w:rPr>
+          <w:sz w:val="22"/>
+        </w:rPr>
+        <w:t xml:space="preserve"> contradicts the soft-veto choice directly</w:t>
+      </w:r>
+    </w:p>
+    <w:p>
+      <w:pPr>
+        <w:jc w:val="both"/>
+      </w:pPr>
+      <w:r>
+        <w:rPr>
+          <w:sz w:val="22"/>
+        </w:rPr>
+        <w:t xml:space="preserve">and should be cited against ourselves rather than left for a reviewer to find: transitivity moved Pair-F1 on MusicBrainz-200K from 0.540 to </w:t>
+      </w:r>
+      <w:r>
+        <w:rPr>
+          <w:b/>
+          <w:sz w:val="22"/>
+        </w:rPr>
+        <w:t>0.000</w:t>
+      </w:r>
+      <w:r>
+        <w:rPr>
+          <w:sz w:val="22"/>
+        </w:rPr>
+        <w:t xml:space="preserve"> by forming mega-clusters. Their rule of thumb is that above 0.9 baseline precision transitivity is safe and below 0.5 it makes mega-clusters, and their Lesson 2 is that precision needs hard vetoes.</w:t>
+      </w:r>
+    </w:p>
+    <w:p>
+      <w:pPr>
+        <w:jc w:val="both"/>
+      </w:pPr>
+      <w:r>
+        <w:rPr>
+          <w:sz w:val="22"/>
+        </w:rPr>
+        <w:t>This is also the failure already measured in the personal deployment: a false merge inherits both fact sets, and the inherited facts then look like independent corroboration.</w:t>
+      </w:r>
+    </w:p>
+    <w:p>
+      <w:pPr>
+        <w:spacing w:before="320" w:after="100"/>
+        <w:jc w:val="left"/>
+      </w:pPr>
+      <w:r>
+        <w:rPr>
+          <w:b/>
+          <w:color w:val="1F3864"/>
+          <w:sz w:val="30"/>
+        </w:rPr>
+        <w:t>Guards</w:t>
+      </w:r>
+    </w:p>
+    <w:p>
+      <w:pPr>
+        <w:pStyle w:val="ListNumber"/>
+      </w:pPr>
+      <w:r>
+        <w:rPr>
+          <w:b/>
+          <w:sz w:val="22"/>
+        </w:rPr>
+        <w:t>Profile compatibility is evidence, never a veto.</w:t>
+      </w:r>
+      <w:r>
+        <w:rPr>
+          <w:sz w:val="22"/>
+        </w:rPr>
+        <w:t xml:space="preserve"> Tip is the fixture that proves it. The system</w:t>
+      </w:r>
+    </w:p>
+    <w:p>
+      <w:pPr>
+        <w:jc w:val="both"/>
+      </w:pPr>
+      <w:r>
+        <w:rPr>
+          <w:sz w:val="22"/>
+        </w:rPr>
+        <w:t>infers male and boy in chapter 1, and by the end of book 2 Tip is Ozma and always was. A profile veto would make the most important case in the corpus fail by design.</w:t>
+      </w:r>
+    </w:p>
+    <w:p>
+      <w:pPr>
+        <w:pStyle w:val="ListNumber"/>
+      </w:pPr>
+      <w:r>
+        <w:rPr>
+          <w:b/>
+          <w:sz w:val="22"/>
+        </w:rPr>
+        <w:t>Inherited facts never count as independent corroboration.</w:t>
+      </w:r>
+      <w:r>
+        <w:rPr>
+          <w:sz w:val="22"/>
+        </w:rPr>
+        <w:t xml:space="preserve"> A merged node's evidence carries the</w:t>
+      </w:r>
+    </w:p>
+    <w:p>
+      <w:pPr>
+        <w:jc w:val="both"/>
+      </w:pPr>
+      <w:r>
+        <w:rPr>
+          <w:sz w:val="22"/>
+        </w:rPr>
+        <w:t>merge that produced it.</w:t>
+      </w:r>
+    </w:p>
+    <w:p>
+      <w:pPr>
+        <w:pStyle w:val="ListNumber"/>
+      </w:pPr>
+      <w:r>
+        <w:rPr>
+          <w:b/>
+          <w:sz w:val="22"/>
+        </w:rPr>
+        <w:t>Every merge records its evidence</w:t>
+      </w:r>
+      <w:r>
+        <w:rPr>
+          <w:sz w:val="22"/>
+        </w:rPr>
+        <w:t xml:space="preserve"> and stays revocable. The literature has no name for this and</w:t>
+      </w:r>
+    </w:p>
+    <w:p>
+      <w:pPr>
+        <w:jc w:val="both"/>
+      </w:pPr>
+      <w:r>
+        <w:rPr>
+          <w:sz w:val="22"/>
+        </w:rPr>
+        <w:t>no source was found for it as a known mitigation, so it is a design choice, not a citation.</w:t>
+      </w:r>
+    </w:p>
+    <w:p>
+      <w:pPr>
+        <w:pStyle w:val="ListNumber"/>
+      </w:pPr>
+      <w:r>
+        <w:rPr>
+          <w:b/>
+          <w:sz w:val="22"/>
+        </w:rPr>
+        <w:t>Cap cluster size.</w:t>
+      </w:r>
+      <w:r>
+        <w:rPr>
+          <w:sz w:val="22"/>
+        </w:rPr>
+        <w:t xml:space="preserve"> Kardes's fix: if a component exceeds a threshold, raise the match threshold</w:t>
+      </w:r>
+    </w:p>
+    <w:p>
+      <w:pPr>
+        <w:jc w:val="both"/>
+      </w:pPr>
+      <w:r>
+        <w:rPr>
+          <w:sz w:val="22"/>
+        </w:rPr>
+        <w:t>and re-partition it.</w:t>
+      </w:r>
+    </w:p>
+    <w:p>
+      <w:pPr>
+        <w:pStyle w:val="ListNumber"/>
+      </w:pPr>
+      <w:r>
+        <w:rPr>
+          <w:b/>
+          <w:sz w:val="22"/>
+        </w:rPr>
+        <w:t>Watch the merge rate per chunk.</w:t>
+      </w:r>
+      <w:r>
+        <w:rPr>
+          <w:sz w:val="22"/>
+        </w:rPr>
+        <w:t xml:space="preserve"> A spike is a black hole forming.</w:t>
+      </w:r>
+    </w:p>
+    <w:p>
+      <w:pPr>
+        <w:pStyle w:val="ListNumber"/>
+      </w:pPr>
+      <w:r>
+        <w:rPr>
+          <w:b/>
+          <w:sz w:val="22"/>
+        </w:rPr>
+        <w:t>Report a pair metric and a cluster metric.</w:t>
+      </w:r>
+      <w:r>
+        <w:rPr>
+          <w:sz w:val="22"/>
+        </w:rPr>
+        <w:t xml:space="preserve"> Menestrina, Whang and Garcia-Molina (PVLDB 3(1),</w:t>
+      </w:r>
+    </w:p>
+    <w:p>
+      <w:pPr>
+        <w:jc w:val="both"/>
+      </w:pPr>
+      <w:r>
+        <w:rPr>
+          <w:sz w:val="22"/>
+        </w:rPr>
+        <w:t>2010) show these measures disagree and can rank the same system differently. Their generalized merge distance takes separate merge and split costs, which is how to say "a wrong merge costs more than a wrong split" formally.</w:t>
+      </w:r>
+    </w:p>
+    <w:p>
+      <w:pPr>
+        <w:spacing w:before="320" w:after="100"/>
+        <w:jc w:val="left"/>
+      </w:pPr>
+      <w:r>
+        <w:rPr>
+          <w:b/>
+          <w:color w:val="1F3864"/>
+          <w:sz w:val="30"/>
+        </w:rPr>
+        <w:t>How it gets tested</w:t>
+      </w:r>
+    </w:p>
+    <w:p>
+      <w:pPr>
+        <w:jc w:val="both"/>
+      </w:pPr>
+      <w:r>
+        <w:rPr>
+          <w:sz w:val="22"/>
+        </w:rPr>
+        <w:t>Four arms, same corpus, same model, everything else held constant:</w:t>
+      </w:r>
+    </w:p>
+    <w:tbl>
+      <w:tblPr>
+        <w:tblStyle w:val="TableGrid"/>
+        <w:tblW w:type="auto" w:w="0"/>
+        <w:jc w:val="left"/>
+        <w:tblLook w:firstColumn="1" w:firstRow="1" w:lastColumn="0" w:lastRow="0" w:noHBand="0" w:noVBand="1" w:val="04A0"/>
+      </w:tblPr>
+      <w:tblGrid>
+        <w:gridCol w:w="4680"/>
+        <w:gridCol w:w="4680"/>
+      </w:tblGrid>
+      <w:tr>
+        <w:tc>
+          <w:tcPr>
+            <w:tcW w:type="dxa" w:w="4680"/>
+          </w:tcPr>
+          <w:p>
+            <w:pPr>
+              <w:spacing w:after="40"/>
+            </w:pPr>
+            <w:r>
+              <w:rPr>
+                <w:b/>
+                <w:sz w:val="18"/>
+              </w:rPr>
+              <w:t>Arm</w:t>
+            </w:r>
+          </w:p>
+        </w:tc>
+        <w:tc>
+          <w:tcPr>
+            <w:tcW w:type="dxa" w:w="4680"/>
+          </w:tcPr>
+          <w:p>
+            <w:pPr>
+              <w:spacing w:after="40"/>
+            </w:pPr>
+            <w:r>
+              <w:rPr>
+                <w:b/>
+                <w:sz w:val="18"/>
+              </w:rPr>
+              <w:t>Signals</w:t>
+            </w:r>
+          </w:p>
+        </w:tc>
+      </w:tr>
+      <w:tr>
+        <w:tc>
+          <w:tcPr>
+            <w:tcW w:type="dxa" w:w="4680"/>
+          </w:tcPr>
+          <w:p>
+            <w:pPr>
+              <w:spacing w:after="40"/>
+            </w:pPr>
+            <w:r>
+              <w:rPr>
+                <w:sz w:val="18"/>
+              </w:rPr>
+              <w:t>N</w:t>
+            </w:r>
+          </w:p>
+        </w:tc>
+        <w:tc>
+          <w:tcPr>
+            <w:tcW w:type="dxa" w:w="4680"/>
+          </w:tcPr>
+          <w:p>
+            <w:pPr>
+              <w:spacing w:after="40"/>
+            </w:pPr>
+            <w:r>
+              <w:rPr>
+                <w:sz w:val="18"/>
+              </w:rPr>
+              <w:t>name only, the field default</w:t>
+            </w:r>
+          </w:p>
+        </w:tc>
+      </w:tr>
+      <w:tr>
+        <w:tc>
+          <w:tcPr>
+            <w:tcW w:type="dxa" w:w="4680"/>
+          </w:tcPr>
+          <w:p>
+            <w:pPr>
+              <w:spacing w:after="40"/>
+            </w:pPr>
+            <w:r>
+              <w:rPr>
+                <w:sz w:val="18"/>
+              </w:rPr>
+              <w:t>N+C</w:t>
+            </w:r>
+          </w:p>
+        </w:tc>
+        <w:tc>
+          <w:tcPr>
+            <w:tcW w:type="dxa" w:w="4680"/>
+          </w:tcPr>
+          <w:p>
+            <w:pPr>
+              <w:spacing w:after="40"/>
+            </w:pPr>
+            <w:r>
+              <w:rPr>
+                <w:sz w:val="18"/>
+              </w:rPr>
+              <w:t>name plus co-occurrence</w:t>
+            </w:r>
+          </w:p>
+        </w:tc>
+      </w:tr>
+      <w:tr>
+        <w:tc>
+          <w:tcPr>
+            <w:tcW w:type="dxa" w:w="4680"/>
+          </w:tcPr>
+          <w:p>
+            <w:pPr>
+              <w:spacing w:after="40"/>
+            </w:pPr>
+            <w:r>
+              <w:rPr>
+                <w:sz w:val="18"/>
+              </w:rPr>
+              <w:t>N+P</w:t>
+            </w:r>
+          </w:p>
+        </w:tc>
+        <w:tc>
+          <w:tcPr>
+            <w:tcW w:type="dxa" w:w="4680"/>
+          </w:tcPr>
+          <w:p>
+            <w:pPr>
+              <w:spacing w:after="40"/>
+            </w:pPr>
+            <w:r>
+              <w:rPr>
+                <w:sz w:val="18"/>
+              </w:rPr>
+              <w:t>name plus profile</w:t>
+            </w:r>
+          </w:p>
+        </w:tc>
+      </w:tr>
+      <w:tr>
+        <w:tc>
+          <w:tcPr>
+            <w:tcW w:type="dxa" w:w="4680"/>
+          </w:tcPr>
+          <w:p>
+            <w:pPr>
+              <w:spacing w:after="40"/>
+            </w:pPr>
+            <w:r>
+              <w:rPr>
+                <w:sz w:val="18"/>
+              </w:rPr>
+              <w:t>N+C+P</w:t>
+            </w:r>
+          </w:p>
+        </w:tc>
+        <w:tc>
+          <w:tcPr>
+            <w:tcW w:type="dxa" w:w="4680"/>
+          </w:tcPr>
+          <w:p>
+            <w:pPr>
+              <w:spacing w:after="40"/>
+            </w:pPr>
+            <w:r>
+              <w:rPr>
+                <w:sz w:val="18"/>
+              </w:rPr>
+              <w:t>all three</w:t>
+            </w:r>
+          </w:p>
+        </w:tc>
+      </w:tr>
+    </w:tbl>
+    <w:p>
+      <w:pPr>
+        <w:spacing w:after="40"/>
+      </w:pPr>
+    </w:p>
+    <w:p>
+      <w:pPr>
+        <w:jc w:val="both"/>
+      </w:pPr>
+      <w:r>
+        <w:rPr>
+          <w:sz w:val="22"/>
+        </w:rPr>
+        <w:t>Reported per arm: duplicate nodes minted per chunk, merge precision on a hand-checked sample, cluster purity, and downstream accuracy on GraphRAG-Bench. Duplicate rate uses the CORE-KG and LINK-KG protocol: fuzzy match at 75 percent within type, connected components, manual review, then count the sum over components of size minus one, normalized by node count.</w:t>
+      </w:r>
+    </w:p>
+    <w:p>
+      <w:pPr>
+        <w:spacing w:before="320" w:after="100"/>
+        <w:jc w:val="left"/>
+      </w:pPr>
+      <w:r>
+        <w:rPr>
+          <w:b/>
+          <w:color w:val="1F3864"/>
+          <w:sz w:val="30"/>
+        </w:rPr>
+        <w:t>This is a build instrument before it is a paper instrument</w:t>
+      </w:r>
+    </w:p>
+    <w:p>
+      <w:pPr>
+        <w:jc w:val="both"/>
+      </w:pPr>
+      <w:r>
+        <w:rPr>
+          <w:sz w:val="22"/>
+        </w:rPr>
+        <w:t xml:space="preserve">Resolution is not one test among five. It is the </w:t>
+      </w:r>
+      <w:r>
+        <w:rPr>
+          <w:b/>
+          <w:sz w:val="22"/>
+        </w:rPr>
+        <w:t>gate on the other four</w:t>
+      </w:r>
+      <w:r>
+        <w:rPr>
+          <w:sz w:val="22"/>
+        </w:rPr>
+        <w:t>. Cells are per-entity narratives, facts attach to nodes, and the wiki is a page per entity, so if resolution is wrong then the cells ablation, the supersession fixtures and the demo are all measuring noise. Nothing downstream can be trusted until this is known to work.</w:t>
+      </w:r>
+    </w:p>
+    <w:p>
+      <w:pPr>
+        <w:jc w:val="both"/>
+      </w:pPr>
+      <w:r>
+        <w:rPr>
+          <w:sz w:val="22"/>
+        </w:rPr>
+        <w:t>So the instrumentation below belongs in the build phase, not the evaluation phase, and it would be written even if no paper came out of it.</w:t>
+      </w:r>
+    </w:p>
+    <w:p>
+      <w:pPr>
+        <w:jc w:val="both"/>
+      </w:pPr>
+      <w:r>
+        <w:rPr>
+          <w:b/>
+          <w:sz w:val="22"/>
+        </w:rPr>
+        <w:t>That exposes a gap.</w:t>
+      </w:r>
+      <w:r>
+        <w:rPr>
+          <w:sz w:val="22"/>
+        </w:rPr>
+        <w:t xml:space="preserve"> Every comparison in this document needs a working end-to-end system first, which means there is no signal at all during the weeks when it would be most useful. Fix it cheaply: </w:t>
+      </w:r>
+      <w:r>
+        <w:rPr>
+          <w:b/>
+          <w:sz w:val="22"/>
+        </w:rPr>
+        <w:t>hand-label the aliases for one novel</w:t>
+      </w:r>
+      <w:r>
+        <w:rPr>
+          <w:sz w:val="22"/>
+        </w:rPr>
+        <w:t xml:space="preserve"> before the first ingest. Around twenty characters, their aliases and epithets, the pairs that must merge, and a few near-misses that must not. Half an hour of work, runnable from day one, and it catches the two failures that actually kill the build (a black hole forming, or nothing merging at all) months before any benchmark would.</w:t>
+      </w:r>
+    </w:p>
+    <w:p>
+      <w:pPr>
+        <w:jc w:val="both"/>
+      </w:pPr>
+      <w:r>
+        <w:rPr>
+          <w:sz w:val="22"/>
+        </w:rPr>
+        <w:t>The Tip fixture belongs here too. It is a regression test first and a demonstration second.</w:t>
+      </w:r>
+    </w:p>
+    <w:p>
+      <w:pPr>
+        <w:spacing w:before="320" w:after="100"/>
+        <w:jc w:val="left"/>
+      </w:pPr>
+      <w:r>
+        <w:rPr>
+          <w:b/>
+          <w:color w:val="1F3864"/>
+          <w:sz w:val="30"/>
+        </w:rPr>
+        <w:t>Open: at what scope does a node exist</w:t>
+      </w:r>
+    </w:p>
+    <w:p>
+      <w:pPr>
+        <w:jc w:val="both"/>
+      </w:pPr>
+      <w:r>
+        <w:rPr>
+          <w:sz w:val="22"/>
+        </w:rPr>
+        <w:t xml:space="preserve">Undecided, cheap now, expensive after any corpus is loaded. </w:t>
+      </w:r>
+      <w:r>
+        <w:rPr>
+          <w:rFonts w:ascii="Consolas" w:hAnsi="Consolas"/>
+          <w:sz w:val="20"/>
+        </w:rPr>
+        <w:t>scope_id</w:t>
+      </w:r>
+      <w:r>
+        <w:rPr>
+          <w:sz w:val="22"/>
+        </w:rPr>
+        <w:t xml:space="preserve"> exists on cells and abstracts and is </w:t>
+      </w:r>
+      <w:r>
+        <w:rPr>
+          <w:b/>
+          <w:sz w:val="22"/>
+        </w:rPr>
+        <w:t>not</w:t>
+      </w:r>
+      <w:r>
+        <w:rPr>
+          <w:sz w:val="22"/>
+        </w:rPr>
+        <w:t xml:space="preserve"> on resolution.</w:t>
+      </w:r>
+    </w:p>
+    <w:p>
+      <w:pPr>
+        <w:jc w:val="both"/>
+      </w:pPr>
+      <w:r>
+        <w:rPr>
+          <w:sz w:val="22"/>
+        </w:rPr>
+        <w:t>Within one novel "the boy" has a few dozen candidates. Across many works the same name collides constantly: every Elizabeth, every Mary, every doctor. Resolve globally and those merge. Resolve per work and cross-work linking disappears, which is the interesting case, since Napoleon in Tolstoy and Napoleon in Hugo are the same person.</w:t>
+      </w:r>
+    </w:p>
+    <w:p>
+      <w:pPr>
+        <w:jc w:val="both"/>
+      </w:pPr>
+      <w:r>
+        <w:rPr>
+          <w:sz w:val="22"/>
+        </w:rPr>
+        <w:t>Two shapes: a node is corpus-global with per-scope aliases, or scope-local with explicit cross-scope links. Decide before the second corpus is ingested, not after.</w:t>
+      </w:r>
+    </w:p>
+    <w:p>
+      <w:pPr>
+        <w:spacing w:before="320" w:after="100"/>
+        <w:jc w:val="left"/>
+      </w:pPr>
+      <w:r>
+        <w:rPr>
+          <w:b/>
+          <w:color w:val="1F3864"/>
+          <w:sz w:val="30"/>
+        </w:rPr>
+        <w:t>What to instrument at build time</w:t>
+      </w:r>
+    </w:p>
+    <w:p>
+      <w:pPr>
+        <w:jc w:val="both"/>
+      </w:pPr>
+      <w:r>
+        <w:rPr>
+          <w:sz w:val="22"/>
+        </w:rPr>
+        <w:t>Most of these tests are free once the pipeline records the right things, and expensive to retrofit after. Build these in from the start.</w:t>
+      </w:r>
+    </w:p>
+    <w:p>
+      <w:pPr>
+        <w:jc w:val="both"/>
+      </w:pPr>
+      <w:r>
+        <w:rPr>
+          <w:b/>
+          <w:sz w:val="22"/>
+        </w:rPr>
+        <w:t>Log every candidate the matcher evaluates, with each signal scored separately.</w:t>
+      </w:r>
+      <w:r>
+        <w:rPr>
+          <w:sz w:val="22"/>
+        </w:rPr>
+        <w:t xml:space="preserve"> Not just accepted merges, and not just the combined score.</w:t>
+      </w:r>
+    </w:p>
+    <w:p>
+      <w:pPr>
+        <w:spacing w:after="0"/>
+        <w:ind w:left="360"/>
+      </w:pPr>
+      <w:r>
+        <w:rPr>
+          <w:rFonts w:ascii="Consolas" w:hAnsi="Consolas"/>
+          <w:sz w:val="18"/>
+        </w:rPr>
+        <w:t>MergeCandidate {mention_id, candidate_node, name_score, cooc_score,</w:t>
+      </w:r>
+    </w:p>
+    <w:p>
+      <w:pPr>
+        <w:spacing w:after="0"/>
+        <w:ind w:left="360"/>
+      </w:pPr>
+      <w:r>
+        <w:rPr>
+          <w:rFonts w:ascii="Consolas" w:hAnsi="Consolas"/>
+          <w:sz w:val="18"/>
+        </w:rPr>
+        <w:t xml:space="preserve">                profile_score, combined, threshold, decision, unit_id}</w:t>
+      </w:r>
+    </w:p>
+    <w:p>
+      <w:pPr>
+        <w:spacing w:after="40"/>
+      </w:pPr>
+    </w:p>
+    <w:p>
+      <w:pPr>
+        <w:jc w:val="both"/>
+      </w:pPr>
+      <w:r>
+        <w:rPr>
+          <w:sz w:val="22"/>
+        </w:rPr>
+        <w:t>This turns most of the ablation into an offline re-scoring: replay the log with different weights and read off what the decision would have been, instead of paying for another full ingest.</w:t>
+      </w:r>
+    </w:p>
+    <w:p>
+      <w:pPr>
+        <w:jc w:val="both"/>
+      </w:pPr>
+      <w:r>
+        <w:rPr>
+          <w:b/>
+          <w:sz w:val="22"/>
+        </w:rPr>
+        <w:t>The limit, stated so it does not become a false claim later.</w:t>
+      </w:r>
+      <w:r>
+        <w:rPr>
+          <w:sz w:val="22"/>
+        </w:rPr>
+        <w:t xml:space="preserve"> Every signal here is collective. A merge changes the alias table, the co-occurrence sets and the node's accumulated profile, so a different arm generates *different candidates* from that point on. Replay is exact only up to the first divergence and drifts after it. Use it as a </w:t>
+      </w:r>
+      <w:r>
+        <w:rPr>
+          <w:b/>
+          <w:sz w:val="22"/>
+        </w:rPr>
+        <w:t>screen, not a substitute</w:t>
+      </w:r>
+      <w:r>
+        <w:rPr>
+          <w:sz w:val="22"/>
+        </w:rPr>
+        <w:t>: run full ingests on the two extreme arms, replay-estimate the middle ones, and spend a real ingest on a middle arm only when the extremes are far enough apart to make it worth knowing.</w:t>
+      </w:r>
+    </w:p>
+    <w:p>
+      <w:pPr>
+        <w:jc w:val="both"/>
+      </w:pPr>
+      <w:r>
+        <w:rPr>
+          <w:sz w:val="22"/>
+        </w:rPr>
+        <w:t>Also required, and painful to add later:</w:t>
+      </w:r>
+    </w:p>
+    <w:p>
+      <w:pPr>
+        <w:pStyle w:val="ListBullet"/>
+      </w:pPr>
+      <w:r>
+        <w:rPr>
+          <w:b/>
+          <w:sz w:val="22"/>
+        </w:rPr>
+        <w:t>Rejected candidates</w:t>
+      </w:r>
+      <w:r>
+        <w:rPr>
+          <w:sz w:val="22"/>
+        </w:rPr>
+        <w:t>, not only accepted merges. Merge precision needs the ones turned down.</w:t>
+      </w:r>
+    </w:p>
+    <w:p>
+      <w:pPr>
+        <w:pStyle w:val="ListBullet"/>
+      </w:pPr>
+      <w:r>
+        <w:rPr>
+          <w:b/>
+          <w:sz w:val="22"/>
+        </w:rPr>
+        <w:t>Node lineage:</w:t>
+      </w:r>
+      <w:r>
+        <w:rPr>
+          <w:sz w:val="22"/>
+        </w:rPr>
+        <w:t xml:space="preserve"> every node's constituent mentions with their source unit. Duplicate counting and</w:t>
+      </w:r>
+    </w:p>
+    <w:p>
+      <w:pPr>
+        <w:jc w:val="both"/>
+      </w:pPr>
+      <w:r>
+        <w:rPr>
+          <w:sz w:val="22"/>
+        </w:rPr>
+        <w:t>cluster purity both read this.</w:t>
+      </w:r>
+    </w:p>
+    <w:p>
+      <w:pPr>
+        <w:pStyle w:val="ListBullet"/>
+      </w:pPr>
+      <w:r>
+        <w:rPr>
+          <w:b/>
+          <w:sz w:val="22"/>
+        </w:rPr>
+        <w:t>The merge ledger with its evidence</w:t>
+      </w:r>
+      <w:r>
+        <w:rPr>
+          <w:sz w:val="22"/>
+        </w:rPr>
+        <w:t>, which guard 3 requires anyway.</w:t>
+      </w:r>
+    </w:p>
+    <w:p>
+      <w:pPr>
+        <w:pStyle w:val="ListBullet"/>
+      </w:pPr>
+      <w:r>
+        <w:rPr>
+          <w:b/>
+          <w:sz w:val="22"/>
+        </w:rPr>
+        <w:t>Per-stage call and token counts by tier</w:t>
+      </w:r>
+      <w:r>
+        <w:rPr>
+          <w:sz w:val="22"/>
+        </w:rPr>
+        <w:t>, which is requirement 6 for free.</w:t>
+      </w:r>
+    </w:p>
+    <w:p>
+      <w:pPr>
+        <w:jc w:val="both"/>
+      </w:pPr>
+      <w:r>
+        <w:rPr>
+          <w:sz w:val="22"/>
+        </w:rPr>
+        <w:t>What this does not make cheaper: running someone else's system. That is a second implementation with its own dependencies and its own full indexing pass, and no amount of instrumentation here reduces it.</w:t>
+      </w:r>
+    </w:p>
+    <w:p>
+      <w:pPr>
+        <w:spacing w:before="320" w:after="100"/>
+        <w:jc w:val="left"/>
+      </w:pPr>
+      <w:r>
+        <w:rPr>
+          <w:b/>
+          <w:color w:val="1F3864"/>
+          <w:sz w:val="30"/>
+        </w:rPr>
+        <w:t>Their numbers are not a target, and here is why</w:t>
+      </w:r>
+    </w:p>
+    <w:p>
+      <w:pPr>
+        <w:jc w:val="both"/>
+      </w:pPr>
+      <w:r>
+        <w:rPr>
+          <w:sz w:val="22"/>
+        </w:rPr>
+        <w:t xml:space="preserve">Checked 2026-08-28. </w:t>
+      </w:r>
+      <w:r>
+        <w:rPr>
+          <w:b/>
+          <w:sz w:val="22"/>
+        </w:rPr>
+        <w:t>CORE-KG's 30.38 to 20.27 and LINK-KG's 27.0 to 10.6 cannot be beaten</w:t>
+      </w:r>
+      <w:r>
+        <w:rPr>
+          <w:sz w:val="22"/>
+        </w:rPr>
+        <w:t>, for three independent reasons:</w:t>
+      </w:r>
+    </w:p>
+    <w:p>
+      <w:pPr>
+        <w:pStyle w:val="ListNumber"/>
+      </w:pPr>
+      <w:r>
+        <w:rPr>
+          <w:b/>
+          <w:sz w:val="22"/>
+        </w:rPr>
+        <w:t>The corpus was never released.</w:t>
+      </w:r>
+      <w:r>
+        <w:rPr>
+          <w:sz w:val="22"/>
+        </w:rPr>
+        <w:t xml:space="preserve"> Both repos publish code and prompts and no data.</w:t>
+      </w:r>
+    </w:p>
+    <w:p>
+      <w:pPr>
+        <w:jc w:val="both"/>
+      </w:pPr>
+      <w:r>
+        <w:rPr>
+          <w:rFonts w:ascii="Consolas" w:hAnsi="Consolas"/>
+          <w:sz w:val="20"/>
+        </w:rPr>
+        <w:t>CoreKG-HumanSmuggling</w:t>
+      </w:r>
+      <w:r>
+        <w:rPr>
+          <w:sz w:val="22"/>
+        </w:rPr>
+        <w:t xml:space="preserve"> has 33 files, one stray 11 KB blob named </w:t>
+      </w:r>
+      <w:r>
+        <w:rPr>
+          <w:rFonts w:ascii="Consolas" w:hAnsi="Consolas"/>
+          <w:sz w:val="20"/>
+        </w:rPr>
+        <w:t>...</w:t>
+      </w:r>
+      <w:r>
+        <w:rPr>
+          <w:sz w:val="22"/>
+        </w:rPr>
+        <w:t xml:space="preserve">, and no case documents. </w:t>
+      </w:r>
+      <w:r>
+        <w:rPr>
+          <w:rFonts w:ascii="Consolas" w:hAnsi="Consolas"/>
+          <w:sz w:val="20"/>
+        </w:rPr>
+        <w:t>LinkKG-HS</w:t>
+      </w:r>
+      <w:r>
+        <w:rPr>
+          <w:sz w:val="22"/>
+        </w:rPr>
+        <w:t xml:space="preserve"> leaked a vim swap file (</w:t>
+      </w:r>
+      <w:r>
+        <w:rPr>
+          <w:rFonts w:ascii="Consolas" w:hAnsi="Consolas"/>
+          <w:sz w:val="20"/>
+        </w:rPr>
+        <w:t>.02USVsYusuf.txt.swp</w:t>
+      </w:r>
+      <w:r>
+        <w:rPr>
+          <w:sz w:val="22"/>
+        </w:rPr>
+        <w:t>) but not the text.</w:t>
+      </w:r>
+    </w:p>
+    <w:p>
+      <w:pPr>
+        <w:pStyle w:val="ListNumber"/>
+      </w:pPr>
+      <w:r>
+        <w:rPr>
+          <w:b/>
+          <w:sz w:val="22"/>
+        </w:rPr>
+        <w:t>Zero overlap with our corpus</w:t>
+      </w:r>
+      <w:r>
+        <w:rPr>
+          <w:sz w:val="22"/>
+        </w:rPr>
+        <w:t>, confirmed by Gutenberg ID. GraphRAG-Bench picked obscure works</w:t>
+      </w:r>
+    </w:p>
+    <w:p>
+      <w:pPr>
+        <w:jc w:val="both"/>
+      </w:pPr>
+      <w:r>
+        <w:rPr>
+          <w:sz w:val="22"/>
+        </w:rPr>
+        <w:t>to limit contamination; gold-annotated book sets pick canonical works because that is where character lists exist. The disjointness is structural.</w:t>
+      </w:r>
+    </w:p>
+    <w:p>
+      <w:pPr>
+        <w:pStyle w:val="ListNumber"/>
+      </w:pPr>
+      <w:r>
+        <w:rPr>
+          <w:b/>
+          <w:sz w:val="22"/>
+        </w:rPr>
+        <w:t>Duplication rate is normalized by node count</w:t>
+      </w:r>
+      <w:r>
+        <w:rPr>
+          <w:sz w:val="22"/>
+        </w:rPr>
+        <w:t>, so it is bound to a domain and a graph size.</w:t>
+      </w:r>
+    </w:p>
+    <w:p>
+      <w:pPr>
+        <w:jc w:val="both"/>
+      </w:pPr>
+      <w:r>
+        <w:rPr>
+          <w:sz w:val="22"/>
+        </w:rPr>
+        <w:t>A rate on novels printed next to their rate on court filings is two unrelated numbers.</w:t>
+      </w:r>
+    </w:p>
+    <w:p>
+      <w:pPr>
+        <w:spacing w:before="320" w:after="100"/>
+        <w:jc w:val="left"/>
+      </w:pPr>
+      <w:r>
+        <w:rPr>
+          <w:b/>
+          <w:color w:val="1F3864"/>
+          <w:sz w:val="30"/>
+        </w:rPr>
+        <w:t>What produces a comparable number instead</w:t>
+      </w:r>
+    </w:p>
+    <w:p>
+      <w:pPr>
+        <w:jc w:val="both"/>
+      </w:pPr>
+      <w:r>
+        <w:rPr>
+          <w:b/>
+          <w:sz w:val="22"/>
+        </w:rPr>
+        <w:t>Run their method on our corpus.</w:t>
+      </w:r>
+      <w:r>
+        <w:rPr>
+          <w:sz w:val="22"/>
+        </w:rPr>
+        <w:t xml:space="preserve"> Both pipelines are released in full. Their seven coreference prompts are typed for human smuggling (person, location, organization, means of transportation, smuggled item, route, means of communication); retype them for narrative and run their method and ours over the same novels, same model, same chunking, same duplication protocol. That controls every confound a cross-corpus comparison leaves open, and it asks a question nobody has answered: </w:t>
+      </w:r>
+      <w:r>
+        <w:rPr>
+          <w:b/>
+          <w:sz w:val="22"/>
+        </w:rPr>
+        <w:t>does type-partitioned coreference transfer outside the domain it was written for?</w:t>
+      </w:r>
+    </w:p>
+    <w:p>
+      <w:pPr>
+        <w:jc w:val="both"/>
+      </w:pPr>
+      <w:r>
+        <w:rPr>
+          <w:sz w:val="22"/>
+        </w:rPr>
+        <w:t>Cost note: they ran LLaMA 3.3 70B on an A100 80GB. Hold the model constant across both arms and use whatever runs here; the comparison is what matters, not their hardware.</w:t>
+      </w:r>
+    </w:p>
+    <w:p>
+      <w:pPr>
+        <w:jc w:val="both"/>
+      </w:pPr>
+      <w:r>
+        <w:rPr>
+          <w:b/>
+          <w:sz w:val="22"/>
+        </w:rPr>
+        <w:t>Second gold number, different metric: BookCoref</w:t>
+      </w:r>
+      <w:r>
+        <w:rPr>
+          <w:sz w:val="22"/>
+        </w:rPr>
+        <w:t xml:space="preserve"> (ACL 2025, HuggingFace </w:t>
+      </w:r>
+      <w:r>
+        <w:rPr>
+          <w:rFonts w:ascii="Consolas" w:hAnsi="Consolas"/>
+          <w:sz w:val="20"/>
+        </w:rPr>
+        <w:t>sapienzanlp/bookcoref</w:t>
+      </w:r>
+      <w:r>
+        <w:rPr>
+          <w:sz w:val="22"/>
+        </w:rPr>
+        <w:t>). 53 Gutenberg books, gold coreference clusters, CoNLL-F1, published baselines: best off-the-shelf 46.6, their pipeline 80.5, Dual cache 36.3 on Animal Farm. It measures mention clustering rather than graph node dedup, and its gold split is three books, so it is a second opinion and not the headline.</w:t>
+      </w:r>
+    </w:p>
+    <w:p>
+      <w:pPr>
+        <w:jc w:val="both"/>
+      </w:pPr>
+      <w:r>
+        <w:rPr>
+          <w:b/>
+          <w:sz w:val="22"/>
+        </w:rPr>
+        <w:t>Weak ground truth on our own corpus:</w:t>
+      </w:r>
+      <w:r>
+        <w:rPr>
+          <w:sz w:val="22"/>
+        </w:rPr>
+        <w:t xml:space="preserve"> every one of the 2,010 GraphRAG-Bench questions carries an </w:t>
+      </w:r>
+      <w:r>
+        <w:rPr>
+          <w:rFonts w:ascii="Consolas" w:hAnsi="Consolas"/>
+          <w:sz w:val="20"/>
+        </w:rPr>
+        <w:t>evidence_triple</w:t>
+      </w:r>
+      <w:r>
+        <w:rPr>
+          <w:sz w:val="22"/>
+        </w:rPr>
+        <w:t>, roughly 128 entity mentions per novel. It says which entities exist, not which are the same, so it supports a recall check (did resolution lose an entity) and not a duplication rate. Parsing needs care: some entries pack several triples into one field.</w:t>
+      </w:r>
+    </w:p>
+    <w:p>
+      <w:pPr>
+        <w:jc w:val="both"/>
+      </w:pPr>
+      <w:r>
+        <w:rPr>
+          <w:b/>
+          <w:sz w:val="22"/>
+        </w:rPr>
+        <w:t>Rejected: CoSER.</w:t>
+      </w:r>
+      <w:r>
+        <w:rPr>
+          <w:sz w:val="22"/>
+        </w:rPr>
+        <w:t xml:space="preserve"> Alias-to-canonical mappings for 17,966 characters across 771 books would be exactly right, but it releases "only the processed data, not the raw content from the novels" for copyright reasons. Gold labels with no text.</w:t>
+      </w:r>
+    </w:p>
+    <w:p>
+      <w:pPr>
+        <w:jc w:val="both"/>
+      </w:pPr>
+      <w:r>
+        <w:rPr>
+          <w:b/>
+          <w:sz w:val="22"/>
+        </w:rPr>
+        <w:t>The expected result is worth predicting in advance.</w:t>
+      </w:r>
+      <w:r>
+        <w:rPr>
+          <w:sz w:val="22"/>
+        </w:rPr>
+        <w:t xml:space="preserve"> By Bhattacharya and Getoor's finding, the collective signal should buy little on low-ambiguity text and a lot on high-ambiguity text. Novels full of pronouns, epithets and renamings are the high-ambiguity case. If N+C does not beat N here, that is a real finding and it gets reported.</w:t>
       </w:r>
     </w:p>
     <w:sectPr>
@@ -559,8 +9700,7 @@
     <w:qFormat/>
     <w:rsid w:val="00FC693F"/>
     <w:pPr>
-      <w:spacing w:after="160" w:line="276" w:lineRule="auto"/>
-      <w:jc w:val="both"/>
+      <w:spacing w:after="140" w:line="269" w:lineRule="auto"/>
     </w:pPr>
     <w:rPr>
       <w:rFonts w:ascii="Calibri" w:hAnsi="Calibri"/>

--- a/build/IT494_Proposal.docx
+++ b/build/IT494_Proposal.docx
@@ -221,7 +221,7 @@
         <w:rPr>
           <w:sz w:val="22"/>
         </w:rPr>
-        <w:t>First, question answering on GraphRAG-Bench, a benchmark of 2,010 questions with gold answers and gold evidence over twenty pre-1900 novels, where nine systems have published numbers under the same reader model. I run the full system, a no-context control, and flat retrieval, then once more with the per-entity narratives switched off. Their own results give the target: the best system spends about a thousand tokens per question and the most expensive spends over three hundred thousand, so accuracy per token is where a serverless design can show up.</w:t>
+        <w:t>First, question answering on GraphRAG-Bench, a benchmark of 2,010 questions with gold answers and gold evidence over twenty pre-1900 novels, where nine systems have published numbers under the same reader model. I run the full system, a no-context control, and flat retrieval, then once more with the co-occurrence and profile resolution signals switched off, which isolates what my one open question is worth. The per-entity narrative ablation runs after it if hours allow. Their own results give the target: the best system spends about a thousand tokens per question and the most expensive spends over three hundred thousand, so accuracy per token is where a serverless design can show up.</w:t>
       </w:r>
     </w:p>
     <w:p>
@@ -345,7 +345,7 @@
         <w:rPr>
           <w:sz w:val="22"/>
         </w:rPr>
-        <w:t>Hours are the binding constraint; the compute is a few dollars to a few hundred at batch rates for the full four-corpus run. When something slips, I cut corpus scope and keep every committed measurement.</w:t>
+        <w:t>Hours are the binding constraint; the compute is a few dollars to a few hundred at batch rates for the full four-corpus run. The plan in the repository prices every slate item against the open weeks and carries a cut order decided now rather than in November. When something slips, I cut from the bottom of that order and keep the committed measurements.</w:t>
       </w:r>
     </w:p>
     <w:p>
@@ -1240,7 +1240,626 @@
         <w:rPr>
           <w:sz w:val="22"/>
         </w:rPr>
-        <w:t>Hours are the scarce resource, and the author writes the code; AI drafts and argues but ships nothing unexamined. When something slips, corpus scope gets cut and every measurement stays.</w:t>
+        <w:t>Hours are the scarce resource, and the author writes the code; AI drafts and argues but ships nothing unexamined.</w:t>
+      </w:r>
+    </w:p>
+    <w:p>
+      <w:pPr>
+        <w:spacing w:before="320" w:after="100"/>
+        <w:jc w:val="left"/>
+      </w:pPr>
+      <w:r>
+        <w:rPr>
+          <w:b/>
+          <w:color w:val="1F3864"/>
+          <w:sz w:val="30"/>
+        </w:rPr>
+        <w:t>The bill, priced now</w:t>
+      </w:r>
+    </w:p>
+    <w:p>
+      <w:pPr>
+        <w:jc w:val="both"/>
+      </w:pPr>
+      <w:r>
+        <w:rPr>
+          <w:sz w:val="22"/>
+        </w:rPr>
+        <w:t>The two open blocks hold roughly 64 hours at eight a week, and the 8-hours-a-week assumption is itself unverified against a real week. The slate, priced:</w:t>
+      </w:r>
+    </w:p>
+    <w:tbl>
+      <w:tblPr>
+        <w:tblStyle w:val="TableGrid"/>
+        <w:tblW w:type="auto" w:w="0"/>
+        <w:jc w:val="left"/>
+        <w:tblLook w:firstColumn="1" w:firstRow="1" w:lastColumn="0" w:lastRow="0" w:noHBand="0" w:noVBand="1" w:val="04A0"/>
+      </w:tblPr>
+      <w:tblGrid>
+        <w:gridCol w:w="4680"/>
+        <w:gridCol w:w="4680"/>
+      </w:tblGrid>
+      <w:tr>
+        <w:tc>
+          <w:tcPr>
+            <w:tcW w:type="dxa" w:w="4680"/>
+          </w:tcPr>
+          <w:p>
+            <w:pPr>
+              <w:spacing w:after="40"/>
+            </w:pPr>
+            <w:r>
+              <w:rPr>
+                <w:b/>
+                <w:sz w:val="18"/>
+              </w:rPr>
+              <w:t>Work</w:t>
+            </w:r>
+          </w:p>
+        </w:tc>
+        <w:tc>
+          <w:tcPr>
+            <w:tcW w:type="dxa" w:w="4680"/>
+          </w:tcPr>
+          <w:p>
+            <w:pPr>
+              <w:spacing w:after="40"/>
+            </w:pPr>
+            <w:r>
+              <w:rPr>
+                <w:b/>
+                <w:sz w:val="18"/>
+              </w:rPr>
+              <w:t>Hours</w:t>
+            </w:r>
+          </w:p>
+        </w:tc>
+      </w:tr>
+      <w:tr>
+        <w:tc>
+          <w:tcPr>
+            <w:tcW w:type="dxa" w:w="4680"/>
+          </w:tcPr>
+          <w:p>
+            <w:pPr>
+              <w:spacing w:after="40"/>
+            </w:pPr>
+            <w:r>
+              <w:rPr>
+                <w:sz w:val="18"/>
+              </w:rPr>
+              <w:t>Splitting, gates, dataset publish</w:t>
+            </w:r>
+          </w:p>
+        </w:tc>
+        <w:tc>
+          <w:tcPr>
+            <w:tcW w:type="dxa" w:w="4680"/>
+          </w:tcPr>
+          <w:p>
+            <w:pPr>
+              <w:spacing w:after="40"/>
+            </w:pPr>
+            <w:r>
+              <w:rPr>
+                <w:sz w:val="18"/>
+              </w:rPr>
+              <w:t>8-12</w:t>
+            </w:r>
+          </w:p>
+        </w:tc>
+      </w:tr>
+      <w:tr>
+        <w:tc>
+          <w:tcPr>
+            <w:tcW w:type="dxa" w:w="4680"/>
+          </w:tcPr>
+          <w:p>
+            <w:pPr>
+              <w:spacing w:after="40"/>
+            </w:pPr>
+            <w:r>
+              <w:rPr>
+                <w:sz w:val="18"/>
+              </w:rPr>
+              <w:t>Store, ingest, organize, maintain</w:t>
+            </w:r>
+          </w:p>
+        </w:tc>
+        <w:tc>
+          <w:tcPr>
+            <w:tcW w:type="dxa" w:w="4680"/>
+          </w:tcPr>
+          <w:p>
+            <w:pPr>
+              <w:spacing w:after="40"/>
+            </w:pPr>
+            <w:r>
+              <w:rPr>
+                <w:sz w:val="18"/>
+              </w:rPr>
+              <w:t>20-40</w:t>
+            </w:r>
+          </w:p>
+        </w:tc>
+      </w:tr>
+      <w:tr>
+        <w:tc>
+          <w:tcPr>
+            <w:tcW w:type="dxa" w:w="4680"/>
+          </w:tcPr>
+          <w:p>
+            <w:pPr>
+              <w:spacing w:after="40"/>
+            </w:pPr>
+            <w:r>
+              <w:rPr>
+                <w:sz w:val="18"/>
+              </w:rPr>
+              <w:t>Hand-labeled alias set</w:t>
+            </w:r>
+          </w:p>
+        </w:tc>
+        <w:tc>
+          <w:tcPr>
+            <w:tcW w:type="dxa" w:w="4680"/>
+          </w:tcPr>
+          <w:p>
+            <w:pPr>
+              <w:spacing w:after="40"/>
+            </w:pPr>
+            <w:r>
+              <w:rPr>
+                <w:sz w:val="18"/>
+              </w:rPr>
+              <w:t>1</w:t>
+            </w:r>
+          </w:p>
+        </w:tc>
+      </w:tr>
+      <w:tr>
+        <w:tc>
+          <w:tcPr>
+            <w:tcW w:type="dxa" w:w="4680"/>
+          </w:tcPr>
+          <w:p>
+            <w:pPr>
+              <w:spacing w:after="40"/>
+            </w:pPr>
+            <w:r>
+              <w:rPr>
+                <w:sz w:val="18"/>
+              </w:rPr>
+              <w:t>GraphRAG-Bench: three arms, scorer wiring, plain-RAG parity check</w:t>
+            </w:r>
+          </w:p>
+        </w:tc>
+        <w:tc>
+          <w:tcPr>
+            <w:tcW w:type="dxa" w:w="4680"/>
+          </w:tcPr>
+          <w:p>
+            <w:pPr>
+              <w:spacing w:after="40"/>
+            </w:pPr>
+            <w:r>
+              <w:rPr>
+                <w:sz w:val="18"/>
+              </w:rPr>
+              <w:t>8-12</w:t>
+            </w:r>
+          </w:p>
+        </w:tc>
+      </w:tr>
+      <w:tr>
+        <w:tc>
+          <w:tcPr>
+            <w:tcW w:type="dxa" w:w="4680"/>
+          </w:tcPr>
+          <w:p>
+            <w:pPr>
+              <w:spacing w:after="40"/>
+            </w:pPr>
+            <w:r>
+              <w:rPr>
+                <w:sz w:val="18"/>
+              </w:rPr>
+              <w:t>Resolution ablation, replayed from logged scores</w:t>
+            </w:r>
+          </w:p>
+        </w:tc>
+        <w:tc>
+          <w:tcPr>
+            <w:tcW w:type="dxa" w:w="4680"/>
+          </w:tcPr>
+          <w:p>
+            <w:pPr>
+              <w:spacing w:after="40"/>
+            </w:pPr>
+            <w:r>
+              <w:rPr>
+                <w:sz w:val="18"/>
+              </w:rPr>
+              <w:t>2-3</w:t>
+            </w:r>
+          </w:p>
+        </w:tc>
+      </w:tr>
+      <w:tr>
+        <w:tc>
+          <w:tcPr>
+            <w:tcW w:type="dxa" w:w="4680"/>
+          </w:tcPr>
+          <w:p>
+            <w:pPr>
+              <w:spacing w:after="40"/>
+            </w:pPr>
+            <w:r>
+              <w:rPr>
+                <w:sz w:val="18"/>
+              </w:rPr>
+              <w:t>Cost curves: read, refold, coverage</w:t>
+            </w:r>
+          </w:p>
+        </w:tc>
+        <w:tc>
+          <w:tcPr>
+            <w:tcW w:type="dxa" w:w="4680"/>
+          </w:tcPr>
+          <w:p>
+            <w:pPr>
+              <w:spacing w:after="40"/>
+            </w:pPr>
+            <w:r>
+              <w:rPr>
+                <w:sz w:val="18"/>
+              </w:rPr>
+              <w:t>3-5</w:t>
+            </w:r>
+          </w:p>
+        </w:tc>
+      </w:tr>
+      <w:tr>
+        <w:tc>
+          <w:tcPr>
+            <w:tcW w:type="dxa" w:w="4680"/>
+          </w:tcPr>
+          <w:p>
+            <w:pPr>
+              <w:spacing w:after="40"/>
+            </w:pPr>
+            <w:r>
+              <w:rPr>
+                <w:sz w:val="18"/>
+              </w:rPr>
+              <w:t>OCR control</w:t>
+            </w:r>
+          </w:p>
+        </w:tc>
+        <w:tc>
+          <w:tcPr>
+            <w:tcW w:type="dxa" w:w="4680"/>
+          </w:tcPr>
+          <w:p>
+            <w:pPr>
+              <w:spacing w:after="40"/>
+            </w:pPr>
+            <w:r>
+              <w:rPr>
+                <w:sz w:val="18"/>
+              </w:rPr>
+              <w:t>2-3</w:t>
+            </w:r>
+          </w:p>
+        </w:tc>
+      </w:tr>
+      <w:tr>
+        <w:tc>
+          <w:tcPr>
+            <w:tcW w:type="dxa" w:w="4680"/>
+          </w:tcPr>
+          <w:p>
+            <w:pPr>
+              <w:spacing w:after="40"/>
+            </w:pPr>
+            <w:r>
+              <w:rPr>
+                <w:sz w:val="18"/>
+              </w:rPr>
+              <w:t>Translation control, including the machine translation run</w:t>
+            </w:r>
+          </w:p>
+        </w:tc>
+        <w:tc>
+          <w:tcPr>
+            <w:tcW w:type="dxa" w:w="4680"/>
+          </w:tcPr>
+          <w:p>
+            <w:pPr>
+              <w:spacing w:after="40"/>
+            </w:pPr>
+            <w:r>
+              <w:rPr>
+                <w:sz w:val="18"/>
+              </w:rPr>
+              <w:t>3-6</w:t>
+            </w:r>
+          </w:p>
+        </w:tc>
+      </w:tr>
+      <w:tr>
+        <w:tc>
+          <w:tcPr>
+            <w:tcW w:type="dxa" w:w="4680"/>
+          </w:tcPr>
+          <w:p>
+            <w:pPr>
+              <w:spacing w:after="40"/>
+            </w:pPr>
+            <w:r>
+              <w:rPr>
+                <w:sz w:val="18"/>
+              </w:rPr>
+              <w:t>NarrativeQA evaluator and arms</w:t>
+            </w:r>
+          </w:p>
+        </w:tc>
+        <w:tc>
+          <w:tcPr>
+            <w:tcW w:type="dxa" w:w="4680"/>
+          </w:tcPr>
+          <w:p>
+            <w:pPr>
+              <w:spacing w:after="40"/>
+            </w:pPr>
+            <w:r>
+              <w:rPr>
+                <w:sz w:val="18"/>
+              </w:rPr>
+              <w:t>3-5</w:t>
+            </w:r>
+          </w:p>
+        </w:tc>
+      </w:tr>
+      <w:tr>
+        <w:tc>
+          <w:tcPr>
+            <w:tcW w:type="dxa" w:w="4680"/>
+          </w:tcPr>
+          <w:p>
+            <w:pPr>
+              <w:spacing w:after="40"/>
+            </w:pPr>
+            <w:r>
+              <w:rPr>
+                <w:sz w:val="18"/>
+              </w:rPr>
+              <w:t>Wiki: the Tip and Ozma page, the Holmes page, the ship checks</w:t>
+            </w:r>
+          </w:p>
+        </w:tc>
+        <w:tc>
+          <w:tcPr>
+            <w:tcW w:type="dxa" w:w="4680"/>
+          </w:tcPr>
+          <w:p>
+            <w:pPr>
+              <w:spacing w:after="40"/>
+            </w:pPr>
+            <w:r>
+              <w:rPr>
+                <w:sz w:val="18"/>
+              </w:rPr>
+              <w:t>4-8</w:t>
+            </w:r>
+          </w:p>
+        </w:tc>
+      </w:tr>
+      <w:tr>
+        <w:tc>
+          <w:tcPr>
+            <w:tcW w:type="dxa" w:w="4680"/>
+          </w:tcPr>
+          <w:p>
+            <w:pPr>
+              <w:spacing w:after="40"/>
+            </w:pPr>
+            <w:r>
+              <w:rPr>
+                <w:sz w:val="18"/>
+              </w:rPr>
+              <w:t>Cells ablation</w:t>
+            </w:r>
+          </w:p>
+        </w:tc>
+        <w:tc>
+          <w:tcPr>
+            <w:tcW w:type="dxa" w:w="4680"/>
+          </w:tcPr>
+          <w:p>
+            <w:pPr>
+              <w:spacing w:after="40"/>
+            </w:pPr>
+            <w:r>
+              <w:rPr>
+                <w:sz w:val="18"/>
+              </w:rPr>
+              <w:t>2</w:t>
+            </w:r>
+          </w:p>
+        </w:tc>
+      </w:tr>
+      <w:tr>
+        <w:tc>
+          <w:tcPr>
+            <w:tcW w:type="dxa" w:w="4680"/>
+          </w:tcPr>
+          <w:p>
+            <w:pPr>
+              <w:spacing w:after="40"/>
+            </w:pPr>
+            <w:r>
+              <w:rPr>
+                <w:sz w:val="18"/>
+              </w:rPr>
+              <w:t>LongMemEval loader, parity arm, update band</w:t>
+            </w:r>
+          </w:p>
+        </w:tc>
+        <w:tc>
+          <w:tcPr>
+            <w:tcW w:type="dxa" w:w="4680"/>
+          </w:tcPr>
+          <w:p>
+            <w:pPr>
+              <w:spacing w:after="40"/>
+            </w:pPr>
+            <w:r>
+              <w:rPr>
+                <w:sz w:val="18"/>
+              </w:rPr>
+              <w:t>8-15</w:t>
+            </w:r>
+          </w:p>
+        </w:tc>
+      </w:tr>
+      <w:tr>
+        <w:tc>
+          <w:tcPr>
+            <w:tcW w:type="dxa" w:w="4680"/>
+          </w:tcPr>
+          <w:p>
+            <w:pPr>
+              <w:spacing w:after="40"/>
+            </w:pPr>
+            <w:r>
+              <w:rPr>
+                <w:sz w:val="18"/>
+              </w:rPr>
+              <w:t>Paper writing</w:t>
+            </w:r>
+          </w:p>
+        </w:tc>
+        <w:tc>
+          <w:tcPr>
+            <w:tcW w:type="dxa" w:w="4680"/>
+          </w:tcPr>
+          <w:p>
+            <w:pPr>
+              <w:spacing w:after="40"/>
+            </w:pPr>
+            <w:r>
+              <w:rPr>
+                <w:sz w:val="18"/>
+              </w:rPr>
+              <w:t>10-15</w:t>
+            </w:r>
+          </w:p>
+        </w:tc>
+      </w:tr>
+    </w:tbl>
+    <w:p>
+      <w:pPr>
+        <w:spacing w:after="40"/>
+      </w:pPr>
+    </w:p>
+    <w:p>
+      <w:pPr>
+        <w:jc w:val="both"/>
+      </w:pPr>
+      <w:r>
+        <w:rPr>
+          <w:sz w:val="22"/>
+        </w:rPr>
+        <w:t>That sums to 74 to 127 against 64, so the cut order is decided now, not in November, and a lost week deletes from the bottom:</w:t>
+      </w:r>
+    </w:p>
+    <w:p>
+      <w:pPr>
+        <w:pStyle w:val="ListNumber"/>
+      </w:pPr>
+      <w:r>
+        <w:rPr>
+          <w:sz w:val="22"/>
+        </w:rPr>
+        <w:t>Protected: splitting, the store, the alias set, the GraphRAG-Bench arms</w:t>
+      </w:r>
+    </w:p>
+    <w:p>
+      <w:pPr>
+        <w:jc w:val="both"/>
+      </w:pPr>
+      <w:r>
+        <w:rPr>
+          <w:sz w:val="22"/>
+        </w:rPr>
+        <w:t>with their parity check, the resolution ablation, the instruments, the cost curves, the OCR control, the two wiki pages, and the paper.</w:t>
+      </w:r>
+    </w:p>
+    <w:p>
+      <w:pPr>
+        <w:pStyle w:val="ListNumber"/>
+      </w:pPr>
+      <w:r>
+        <w:rPr>
+          <w:sz w:val="22"/>
+        </w:rPr>
+        <w:t>First cut: the LongMemEval stretch item.</w:t>
+      </w:r>
+    </w:p>
+    <w:p>
+      <w:pPr>
+        <w:pStyle w:val="ListNumber"/>
+      </w:pPr>
+      <w:r>
+        <w:rPr>
+          <w:sz w:val="22"/>
+        </w:rPr>
+        <w:t>Then: the cells ablation.</w:t>
+      </w:r>
+    </w:p>
+    <w:p>
+      <w:pPr>
+        <w:pStyle w:val="ListNumber"/>
+      </w:pPr>
+      <w:r>
+        <w:rPr>
+          <w:sz w:val="22"/>
+        </w:rPr>
+        <w:t>Then: the wiki beyond its two showpiece pages.</w:t>
+      </w:r>
+    </w:p>
+    <w:p>
+      <w:pPr>
+        <w:pStyle w:val="ListNumber"/>
+      </w:pPr>
+      <w:r>
+        <w:rPr>
+          <w:sz w:val="22"/>
+        </w:rPr>
+        <w:t>Then: NarrativeQA.</w:t>
+      </w:r>
+    </w:p>
+    <w:p>
+      <w:pPr>
+        <w:pStyle w:val="ListNumber"/>
+      </w:pPr>
+      <w:r>
+        <w:rPr>
+          <w:sz w:val="22"/>
+        </w:rPr>
+        <w:t>Last cut before touching the protected core: the translation control. The</w:t>
+      </w:r>
+    </w:p>
+    <w:p>
+      <w:pPr>
+        <w:jc w:val="both"/>
+      </w:pPr>
+      <w:r>
+        <w:rPr>
+          <w:sz w:val="22"/>
+        </w:rPr>
+        <w:t>OCR control stays, because it is cheaper and carries the same argument.</w:t>
       </w:r>
     </w:p>
     <w:p>
@@ -1589,20 +2208,33 @@
         <w:rPr>
           <w:sz w:val="22"/>
         </w:rPr>
-        <w:t xml:space="preserve">Facts are append-only. When a predicate is functional, a later fact on the same subject and predicate supersedes an earlier one at read time; ruler_of collides that way, member_of never does, and the functional list is maintained by hand. What "later" means: </w:t>
+        <w:t xml:space="preserve">Facts are append-only. When a predicate is functional, a later fact on the same subject and predicate supersedes an earlier one at read time; ruler_of collides that way, member_of never does, and the functional list is maintained by hand. What "later" means: a fact's ordering time is its </w:t>
       </w:r>
       <w:r>
         <w:rPr>
           <w:rFonts w:ascii="Consolas" w:hAnsi="Consolas"/>
           <w:sz w:val="20"/>
         </w:rPr>
+        <w:t>valid_from</w:t>
+      </w:r>
+      <w:r>
+        <w:rPr>
+          <w:sz w:val="22"/>
+        </w:rPr>
+        <w:t xml:space="preserve"> when the text states one, else its document's </w:t>
+      </w:r>
+      <w:r>
+        <w:rPr>
+          <w:rFonts w:ascii="Consolas" w:hAnsi="Consolas"/>
+          <w:sz w:val="20"/>
+        </w:rPr>
         <w:t>occurred_at</w:t>
       </w:r>
       <w:r>
         <w:rPr>
           <w:sz w:val="22"/>
         </w:rPr>
-        <w:t xml:space="preserve"> when both facts have one, otherwise the pair of document order in the corpus manifest and unit position. Dates win where both sides have them; position carries everything else. Order by date alone and a novel corpus supersedes nothing, because almost no fact in a novel carries a date. Order by position alone and backfilling an old chat session silently reverses the truth.</w:t>
+        <w:t>, else null. Dated facts order by that time. Undated facts order among themselves by document order in the corpus manifest and unit position, and an undated fact never supersedes a dated one; that collision is flagged for review instead of resolved. Order by date alone and a novel corpus supersedes nothing, because almost no fact in a novel carries a date. Order by position alone and an undated upload ingested today would silently outrank a dated chat fact from two years ago, which is exactly the mixed corpus the spring product ingests.</w:t>
       </w:r>
     </w:p>
     <w:p>
@@ -3214,7 +3846,7 @@
               <w:rPr>
                 <w:sz w:val="18"/>
               </w:rPr>
-              <w:t>GraphRAG-Bench novels: full system, no-context control, flat retrieval, then the cells ablation</w:t>
+              <w:t>GraphRAG-Bench novels: full system, no-context control, flat retrieval, then the resolution ablation (co-occurrence and profile signals off, name matching alone)</w:t>
             </w:r>
           </w:p>
         </w:tc>
@@ -3246,7 +3878,7 @@
               <w:rPr>
                 <w:sz w:val="18"/>
               </w:rPr>
-              <w:t>the main paid run</w:t>
+              <w:t>the main paid run; the ablation is a replay, since per-signal candidate scores are logged at ingest</w:t>
             </w:r>
           </w:p>
         </w:tc>
@@ -3578,7 +4210,7 @@
         <w:rPr>
           <w:sz w:val="22"/>
         </w:rPr>
-        <w:t>GraphRAG-Bench carries the argument in its own baseline table: the cheapest system spends 879 tokens per question, the strongest graph system 1,008, and the most expensive 331,375, a 377-fold spread. Landing near the top of the accuracy column at the bottom of the cost column, with no graph database and no server, is the finding. Graph methods beat plain RAG on complex reasoning and summarization, not fact retrieval, so the cells ablation has a built-in target. At n=2,010 a 2.4-point difference is detectable and ablations typically move 2 to 5.</w:t>
+        <w:t>GraphRAG-Bench carries the argument in its own baseline table: the cheapest system spends 879 tokens per question, the strongest graph system 1,008, and the most expensive 331,375, a 377-fold spread. Landing near the top of the accuracy column at the bottom of the cost column, with no graph database and no server, is the finding. Those token figures come from their harness and their counting rules, so the same parity discipline applies as on LongMemEval: reproduce their plain-RAG baseline (58.76 on fact retrieval at 879 tokens) on our harness first. If it reproduces, our numbers join their table; if not, cost is reported as ratios between our own arms and their column is cited as context, never as comparison. Graph methods beat plain RAG on complex reasoning and summarization, not fact retrieval, so the cells ablation has a built-in target. At n=2,010 a 2.4-point difference is detectable and ablations typically move 2 to 5.</w:t>
       </w:r>
     </w:p>
     <w:p>
@@ -3635,7 +4267,7 @@
         <w:rPr>
           <w:sz w:val="22"/>
         </w:rPr>
-        <w:t>Rules that keep the numbers honest. The judge model never shares a tier with any writer and is calibrated on a hand-labeled sample before its scores count. Segmentation gets a deterministic baseline (TextTiling) beside the model call. Retrieval misses are classified coverage versus vocabulary before prescribing a fix. Agent-fleet evaluations carry completion accounting, since a partial fleet result looks confident. Report a pair metric and a cluster metric for resolution, because they can rank the same system differently.</w:t>
+        <w:t>Rules that keep the numbers honest. The judge model never shares a tier with any writer and is calibrated on a hand-labeled sample before its scores count. Any supersession score is reported beside its denominator: how many predicates the functional list holds, which they are, and what fraction of the questions scored actually touch one, because supersession fires only on that list and a reviewer will otherwise ask whether the result measures the system or the list. Segmentation gets a deterministic baseline (TextTiling) beside the model call. Retrieval misses are classified coverage versus vocabulary before prescribing a fix. Agent-fleet evaluations carry completion accounting, since a partial fleet result looks confident. Report a pair metric and a cluster metric for resolution, because they can rank the same system differently.</w:t>
       </w:r>
     </w:p>
     <w:p>
@@ -4134,7 +4766,7 @@
         <w:rPr>
           <w:sz w:val="22"/>
         </w:rPr>
-        <w:t>The cells ablation is committed. Whether a second one fits is open; of</w:t>
+        <w:t>The resolution ablation is committed, because it is the measurement the</w:t>
       </w:r>
     </w:p>
     <w:p>
@@ -4145,20 +4777,7 @@
         <w:rPr>
           <w:sz w:val="22"/>
         </w:rPr>
-        <w:t xml:space="preserve">the four remaining candidates (resolution, threshold, fact layer, refold), </w:t>
-      </w:r>
-      <w:r>
-        <w:rPr>
-          <w:rFonts w:ascii="Consolas" w:hAnsi="Consolas"/>
-          <w:sz w:val="20"/>
-        </w:rPr>
-        <w:t>docs/entity-resolution.md</w:t>
-      </w:r>
-      <w:r>
-        <w:rPr>
-          <w:sz w:val="22"/>
-        </w:rPr>
-        <w:t xml:space="preserve"> argues resolution should take the slot because it has published reference numbers and cells do not.</w:t>
+        <w:t>position claims and the replay design makes it cheap. Cells is next in line if hours appear, and GraphRAG-Bench's own graph-versus-RAG splits already sketch what it would show.</w:t>
       </w:r>
     </w:p>
     <w:p>
